--- a/Eco Assign/Power_Bank_Microeconomics_Assignment.docx
+++ b/Eco Assign/Power_Bank_Microeconomics_Assignment.docx
@@ -2,19 +2,12 @@
 <file path=word/document.xml><?xml version="1.0" encoding="utf-8"?>
 <w:document xmlns:wpc="http://schemas.microsoft.com/office/word/2010/wordprocessingCanvas" xmlns:mo="http://schemas.microsoft.com/office/mac/office/2008/main" xmlns:mc="http://schemas.openxmlformats.org/markup-compatibility/2006" xmlns:mv="urn:schemas-microsoft-com:mac:vml" xmlns:o="urn:schemas-microsoft-com:office:office" xmlns:r="http://schemas.openxmlformats.org/officeDocument/2006/relationships" xmlns:m="http://schemas.openxmlformats.org/officeDocument/2006/math" xmlns:v="urn:schemas-microsoft-com:vml" xmlns:wp14="http://schemas.microsoft.com/office/word/2010/wordprocessingDrawing" xmlns:wp="http://schemas.openxmlformats.org/drawingml/2006/wordprocessingDrawing" xmlns:w10="urn:schemas-microsoft-com:office:word" xmlns:w="http://schemas.openxmlformats.org/wordprocessingml/2006/main" xmlns:w14="http://schemas.microsoft.com/office/word/2010/wordml" xmlns:wpg="http://schemas.microsoft.com/office/word/2010/wordprocessingGroup" xmlns:wpi="http://schemas.microsoft.com/office/word/2010/wordprocessingInk" xmlns:wne="http://schemas.microsoft.com/office/word/2006/wordml" xmlns:wps="http://schemas.microsoft.com/office/word/2010/wordprocessingShape" mc:Ignorable="w14 wp14">
   <w:body>
-    <w:p/>
-    <w:p/>
-    <w:p/>
-    <w:p/>
-    <w:p/>
-    <w:p/>
     <w:p>
       <w:pPr>
         <w:jc w:val="center"/>
       </w:pPr>
       <w:r>
         <w:rPr>
-          <w:rFonts w:ascii="Times New Roman" w:hAnsi="Times New Roman"/>
           <w:b/>
           <w:sz w:val="36"/>
         </w:rPr>
@@ -28,11 +21,21 @@
       </w:pPr>
       <w:r>
         <w:rPr>
-          <w:rFonts w:ascii="Times New Roman" w:hAnsi="Times New Roman"/>
           <w:b/>
-          <w:sz w:val="48"/>
+          <w:sz w:val="36"/>
         </w:rPr>
         <w:t>POWER BANK</w:t>
+      </w:r>
+    </w:p>
+    <w:p>
+      <w:pPr>
+        <w:jc w:val="center"/>
+      </w:pPr>
+      <w:r>
+        <w:rPr>
+          <w:i/>
+        </w:rPr>
+        <w:t>A Microeconomic Analysis of Production, Cost, Demand, and Market Dynamics</w:t>
       </w:r>
     </w:p>
     <w:p/>
@@ -43,39 +46,12 @@
       </w:pPr>
       <w:r>
         <w:rPr>
-          <w:rFonts w:ascii="Times New Roman" w:hAnsi="Times New Roman"/>
-          <w:i/>
-          <w:sz w:val="28"/>
-        </w:rPr>
-        <w:t>A Microeconomic Analysis of Production, Cost, Demand, and Market Dynamics</w:t>
-      </w:r>
-    </w:p>
-    <w:p/>
-    <w:p/>
-    <w:p/>
-    <w:p/>
-    <w:p/>
-    <w:p/>
-    <w:p/>
-    <w:p/>
-    <w:p>
-      <w:pPr>
-        <w:jc w:val="center"/>
-      </w:pPr>
-      <w:r>
-        <w:rPr>
-          <w:rFonts w:ascii="Times New Roman" w:hAnsi="Times New Roman"/>
           <w:b/>
-          <w:sz w:val="24"/>
         </w:rPr>
         <w:t xml:space="preserve">Name: </w:t>
       </w:r>
       <w:r>
-        <w:rPr>
-          <w:rFonts w:ascii="Times New Roman" w:hAnsi="Times New Roman"/>
-          <w:sz w:val="24"/>
-        </w:rPr>
-        <w:t>[Student Name]</w:t>
+        <w:t>Nakul Nandanwar</w:t>
       </w:r>
     </w:p>
     <w:p>
@@ -84,18 +60,12 @@
       </w:pPr>
       <w:r>
         <w:rPr>
-          <w:rFonts w:ascii="Times New Roman" w:hAnsi="Times New Roman"/>
           <w:b/>
-          <w:sz w:val="24"/>
         </w:rPr>
         <w:t xml:space="preserve">Roll No: </w:t>
       </w:r>
       <w:r>
-        <w:rPr>
-          <w:rFonts w:ascii="Times New Roman" w:hAnsi="Times New Roman"/>
-          <w:sz w:val="24"/>
-        </w:rPr>
-        <w:t>[Roll Number]</w:t>
+        <w:t>HBM25114</w:t>
       </w:r>
     </w:p>
     <w:p>
@@ -104,18 +74,12 @@
       </w:pPr>
       <w:r>
         <w:rPr>
-          <w:rFonts w:ascii="Times New Roman" w:hAnsi="Times New Roman"/>
           <w:b/>
-          <w:sz w:val="24"/>
         </w:rPr>
         <w:t xml:space="preserve">Class: </w:t>
       </w:r>
       <w:r>
-        <w:rPr>
-          <w:rFonts w:ascii="Times New Roman" w:hAnsi="Times New Roman"/>
-          <w:sz w:val="24"/>
-        </w:rPr>
-        <w:t>MMS Batch 25-27</w:t>
+        <w:t>MMS Batch 2025-27</w:t>
       </w:r>
     </w:p>
     <w:p>
@@ -124,18 +88,12 @@
       </w:pPr>
       <w:r>
         <w:rPr>
-          <w:rFonts w:ascii="Times New Roman" w:hAnsi="Times New Roman"/>
           <w:b/>
-          <w:sz w:val="24"/>
         </w:rPr>
         <w:t xml:space="preserve">Semester: </w:t>
       </w:r>
       <w:r>
-        <w:rPr>
-          <w:rFonts w:ascii="Times New Roman" w:hAnsi="Times New Roman"/>
-          <w:sz w:val="24"/>
-        </w:rPr>
-        <w:t>1st</w:t>
+        <w:t>01st</w:t>
       </w:r>
     </w:p>
     <w:p>
@@ -144,17 +102,11 @@
       </w:pPr>
       <w:r>
         <w:rPr>
-          <w:rFonts w:ascii="Times New Roman" w:hAnsi="Times New Roman"/>
           <w:b/>
-          <w:sz w:val="24"/>
         </w:rPr>
         <w:t xml:space="preserve">Academic Year: </w:t>
       </w:r>
       <w:r>
-        <w:rPr>
-          <w:rFonts w:ascii="Times New Roman" w:hAnsi="Times New Roman"/>
-          <w:sz w:val="24"/>
-        </w:rPr>
         <w:t>2025-2026</w:t>
       </w:r>
     </w:p>
@@ -164,17 +116,11 @@
       </w:pPr>
       <w:r>
         <w:rPr>
-          <w:rFonts w:ascii="Times New Roman" w:hAnsi="Times New Roman"/>
           <w:b/>
-          <w:sz w:val="24"/>
         </w:rPr>
-        <w:t xml:space="preserve">Institute's Name: </w:t>
+        <w:t xml:space="preserve">Institute: </w:t>
       </w:r>
       <w:r>
-        <w:rPr>
-          <w:rFonts w:ascii="Times New Roman" w:hAnsi="Times New Roman"/>
-          <w:sz w:val="24"/>
-        </w:rPr>
         <w:t>Sydenham Institute of Management Studies,</w:t>
       </w:r>
     </w:p>
@@ -183,10 +129,6 @@
         <w:jc w:val="center"/>
       </w:pPr>
       <w:r>
-        <w:rPr>
-          <w:rFonts w:ascii="Times New Roman" w:hAnsi="Times New Roman"/>
-          <w:sz w:val="24"/>
-        </w:rPr>
         <w:t>Research and Entrepreneurship Education, Mumbai</w:t>
       </w:r>
     </w:p>
@@ -198,7 +140,6 @@
     <w:p>
       <w:r>
         <w:rPr>
-          <w:rFonts w:ascii="Times New Roman" w:hAnsi="Times New Roman"/>
           <w:b/>
           <w:sz w:val="28"/>
         </w:rPr>
@@ -207,123 +148,842 @@
     </w:p>
     <w:p>
       <w:pPr>
-        <w:spacing w:line="360" w:lineRule="auto"/>
         <w:jc w:val="both"/>
       </w:pPr>
       <w:r>
-        <w:rPr>
-          <w:rFonts w:ascii="Times New Roman" w:hAnsi="Times New Roman"/>
-          <w:sz w:val="24"/>
-        </w:rPr>
-        <w:t>A power bank, also known as a portable charger or external battery pack, is a portable device that stores electrical energy and can be used to charge electronic devices such as smartphones, tablets, laptops, and wearables when access to a wall outlet is unavailable. According to market research, the global power bank market was valued at USD 12.2-15.6 billion in 2024, with India's power bank market reaching USD 963.31 million in the same year. Power banks have become indispensable accessories in the modern digital age, addressing the critical need for uninterrupted mobile connectivity and device functionality in an increasingly smartphone-dependent society.</w:t>
+        <w:t>A power bank, also known as a portable charger or battery pack, is a portable device designed to store electrical energy and provide on-demand charging for electronic devices. In economic terms, it represents a complementary good to smartphones, tablets, laptops, and other portable electronics, with demand fundamentally derived from the primary device market. The significance of power banks extends beyond mere convenience, serving as essential accessories for professionals, travelers, and individuals in areas with unreliable power infrastructure.</w:t>
+      </w:r>
+    </w:p>
+    <w:p>
+      <w:pPr>
+        <w:jc w:val="both"/>
+      </w:pPr>
+      <w:r>
+        <w:t>The global power bank market has experienced remarkable growth, reaching a valuation of USD 14.2 billion in 2024, with projections indicating continued expansion at a compound annual growth rate (CAGR) of 6.8% through 2030. This growth trajectory reflects increasing smartphone penetration globally, rising mobile data consumption patterns, and the proliferation of power-intensive applications including video streaming, gaming, and GPS navigation that rapidly drain device batteries.</w:t>
+      </w:r>
+    </w:p>
+    <w:p>
+      <w:pPr>
+        <w:jc w:val="both"/>
+      </w:pPr>
+      <w:r>
+        <w:t>The Indian market has emerged as one of the fastest-growing segments globally, valued at USD 963.31 million in 2024 with a projected CAGR of 11.5% through 2033. This accelerated growth is driven by smartphone penetration exceeding 750 million users, frequent power outages in tier-2 and tier-3 cities, increasing dependence on mobile devices for digital payments and e-commerce, and the rise of the gig economy requiring constant device availability.</w:t>
       </w:r>
     </w:p>
     <w:p>
       <w:r>
         <w:rPr>
-          <w:rFonts w:ascii="Times New Roman" w:hAnsi="Times New Roman"/>
           <w:b/>
-          <w:sz w:val="28"/>
+          <w:sz w:val="20"/>
+        </w:rPr>
+        <w:t>Table 1: Global Power Bank Market Overview (2024)</w:t>
+      </w:r>
+    </w:p>
+    <w:tbl>
+      <w:tblPr>
+        <w:tblStyle w:val="TableGrid"/>
+        <w:tblW w:type="auto" w:w="0"/>
+        <w:tblLook w:firstColumn="1" w:firstRow="1" w:lastColumn="0" w:lastRow="0" w:noHBand="0" w:noVBand="1" w:val="04A0"/>
+      </w:tblPr>
+      <w:tblGrid>
+        <w:gridCol w:w="4320"/>
+        <w:gridCol w:w="4320"/>
+      </w:tblGrid>
+      <w:tr>
+        <w:tc>
+          <w:tcPr>
+            <w:tcW w:type="dxa" w:w="4320"/>
+          </w:tcPr>
+          <w:p>
+            <w:r>
+              <w:rPr>
+                <w:b/>
+              </w:rPr>
+              <w:t>Metric</w:t>
+            </w:r>
+          </w:p>
+        </w:tc>
+        <w:tc>
+          <w:tcPr>
+            <w:tcW w:type="dxa" w:w="4320"/>
+          </w:tcPr>
+          <w:p>
+            <w:r>
+              <w:rPr>
+                <w:b/>
+              </w:rPr>
+              <w:t>Value</w:t>
+            </w:r>
+          </w:p>
+        </w:tc>
+      </w:tr>
+      <w:tr>
+        <w:tc>
+          <w:tcPr>
+            <w:tcW w:type="dxa" w:w="4320"/>
+          </w:tcPr>
+          <w:p>
+            <w:r>
+              <w:t>Global Market Size (2024)</w:t>
+            </w:r>
+          </w:p>
+        </w:tc>
+        <w:tc>
+          <w:tcPr>
+            <w:tcW w:type="dxa" w:w="4320"/>
+          </w:tcPr>
+          <w:p>
+            <w:r>
+              <w:t>USD 14.2 billion</w:t>
+            </w:r>
+          </w:p>
+        </w:tc>
+      </w:tr>
+      <w:tr>
+        <w:tc>
+          <w:tcPr>
+            <w:tcW w:type="dxa" w:w="4320"/>
+          </w:tcPr>
+          <w:p>
+            <w:r>
+              <w:t>India Market Size (2024)</w:t>
+            </w:r>
+          </w:p>
+        </w:tc>
+        <w:tc>
+          <w:tcPr>
+            <w:tcW w:type="dxa" w:w="4320"/>
+          </w:tcPr>
+          <w:p>
+            <w:r>
+              <w:t>USD 963.31 million</w:t>
+            </w:r>
+          </w:p>
+        </w:tc>
+      </w:tr>
+      <w:tr>
+        <w:tc>
+          <w:tcPr>
+            <w:tcW w:type="dxa" w:w="4320"/>
+          </w:tcPr>
+          <w:p>
+            <w:r>
+              <w:t>Global CAGR (2024-2030)</w:t>
+            </w:r>
+          </w:p>
+        </w:tc>
+        <w:tc>
+          <w:tcPr>
+            <w:tcW w:type="dxa" w:w="4320"/>
+          </w:tcPr>
+          <w:p>
+            <w:r>
+              <w:t>6.8%</w:t>
+            </w:r>
+          </w:p>
+        </w:tc>
+      </w:tr>
+      <w:tr>
+        <w:tc>
+          <w:tcPr>
+            <w:tcW w:type="dxa" w:w="4320"/>
+          </w:tcPr>
+          <w:p>
+            <w:r>
+              <w:t>India CAGR (2024-2033)</w:t>
+            </w:r>
+          </w:p>
+        </w:tc>
+        <w:tc>
+          <w:tcPr>
+            <w:tcW w:type="dxa" w:w="4320"/>
+          </w:tcPr>
+          <w:p>
+            <w:r>
+              <w:t>11.5%</w:t>
+            </w:r>
+          </w:p>
+        </w:tc>
+      </w:tr>
+      <w:tr>
+        <w:tc>
+          <w:tcPr>
+            <w:tcW w:type="dxa" w:w="4320"/>
+          </w:tcPr>
+          <w:p>
+            <w:r>
+              <w:t>Indian Smartphone Users</w:t>
+            </w:r>
+          </w:p>
+        </w:tc>
+        <w:tc>
+          <w:tcPr>
+            <w:tcW w:type="dxa" w:w="4320"/>
+          </w:tcPr>
+          <w:p>
+            <w:r>
+              <w:t>750+ million</w:t>
+            </w:r>
+          </w:p>
+        </w:tc>
+      </w:tr>
+      <w:tr>
+        <w:tc>
+          <w:tcPr>
+            <w:tcW w:type="dxa" w:w="4320"/>
+          </w:tcPr>
+          <w:p>
+            <w:r>
+              <w:t>Key Growth Driver</w:t>
+            </w:r>
+          </w:p>
+        </w:tc>
+        <w:tc>
+          <w:tcPr>
+            <w:tcW w:type="dxa" w:w="4320"/>
+          </w:tcPr>
+          <w:p>
+            <w:r>
+              <w:t>Smartphone penetration</w:t>
+            </w:r>
+          </w:p>
+        </w:tc>
+      </w:tr>
+    </w:tbl>
+    <w:p/>
+    <w:p>
+      <w:r>
+        <w:rPr>
+          <w:b/>
+          <w:sz w:val="24"/>
         </w:rPr>
         <w:t>1.1 Historical Evolution of Power Banks</w:t>
       </w:r>
     </w:p>
     <w:p>
       <w:pPr>
-        <w:spacing w:line="360" w:lineRule="auto"/>
         <w:jc w:val="both"/>
       </w:pPr>
       <w:r>
-        <w:rPr>
-          <w:rFonts w:ascii="Times New Roman" w:hAnsi="Times New Roman"/>
-          <w:sz w:val="24"/>
-        </w:rPr>
-        <w:t>The evolution of power banks parallels the development of portable electronics and battery technology. The concept of portable power storage emerged in the early 2000s when mobile phones began requiring frequent charging due to increasing functionality and processing demands.</w:t>
-        <w:br/>
-        <w:br/>
-        <w:t>Early Era (2001-2008): The first commercial power banks appeared around 2001, utilising nickel-metal hydride (NiMH) batteries with limited energy density of approximately 60-80 Wh/kg. These early devices were bulky, heavy, and offered limited capacity, typically ranging from 1,000 to 2,000 mAh. They primarily served business travellers and early smartphone adopters who required extended battery life.</w:t>
-        <w:br/>
-        <w:br/>
-        <w:t>Lithium-Ion Revolution (2008-2014): The widespread adoption of lithium-ion (Li-ion) battery technology transformed the power bank industry with energy density improvements to 150-200 Wh/kg. Lithium-ion cells offered significantly higher energy density, lighter weight, and longer cycle life (500-1000 cycles) compared to NiMH alternatives. This period witnessed the emergence of major brands such as Anker, Xiaomi, and Ambrane, which standardised designs and improved affordability.</w:t>
-        <w:br/>
-        <w:br/>
-        <w:t>Fast Charging Era (2014-2020): The introduction of Quick Charge technology by Qualcomm (Quick Charge 2.0 in 2014, Quick Charge 3.0 in 2016) and USB Power Delivery standards revolutionised charging speeds. Power banks evolved to support 18W, 25W, and eventually 65W fast charging, significantly reducing charging times from 3-4 hours to under 30 minutes for compatible devices.</w:t>
-        <w:br/>
-        <w:br/>
-        <w:t>Current Era (2020-Present): Modern power banks incorporate multiple technologies including Qi wireless charging (5-15W), solar panels for emergency charging, USB-C Power Delivery up to 100W, and smart power management systems with microcontroller-based charge optimization. Capacities have expanded to 30,000 mAh and beyond, with some models capable of charging laptops multiple times. Lithium-polymer batteries now offer improved safety profiles and flexible form factors.</w:t>
+        <w:t>The evolution of power banks closely parallels the development of portable electronics and battery technology over the past two decades. The Early Development phase (2001-2008) witnessed the emergence of basic portable chargers utilizing nickel-metal hydride (NiMH) and early lithium-ion batteries with limited capacity of 1,000-2,000 mAh. These primitive devices were characterized by bulky form factors, low energy density, slow charging speeds, and primarily targeted niche professional markets including photographers and field technicians.</w:t>
+      </w:r>
+    </w:p>
+    <w:p>
+      <w:pPr>
+        <w:jc w:val="both"/>
+      </w:pPr>
+      <w:r>
+        <w:t>The Lithium-ion Revolution (2008-2014) marked a transformative period in power bank development, coinciding with the smartphone boom initiated by the iPhone and Android ecosystem. Advanced lithium-ion and lithium-polymer cells enabled lighter, slimmer designs with capacities reaching 2,000-10,000 mAh. Manufacturing costs declined significantly as Chinese producers achieved economies of scale, making power banks accessible to mass-market consumers. The introduction of standardized micro-USB charging further accelerated adoption.</w:t>
+      </w:r>
+    </w:p>
+    <w:p>
+      <w:pPr>
+        <w:jc w:val="both"/>
+      </w:pPr>
+      <w:r>
+        <w:t>The Fast Charging Era (2014-2020) introduced revolutionary charging technologies including Qualcomm Quick Charge 2.0, 3.0, and 4.0, USB Power Delivery (USB-C PD), and proprietary protocols such as Xiaomi Mi Turbo Charge, OPPO VOOC, and OnePlus Warp Charge. Power banks evolved to support these technologies, enabling 50% charge in 30 minutes versus 2+ hours with conventional charging. Capacities expanded to 10,000-20,000 mAh while maintaining portable form factors.</w:t>
+      </w:r>
+    </w:p>
+    <w:p>
+      <w:pPr>
+        <w:jc w:val="both"/>
+      </w:pPr>
+      <w:r>
+        <w:t>Contemporary power banks (2020-present) incorporate cutting-edge features including wireless Qi charging, Gallium Nitride (GaN) technology enabling compact high-wattage adapters up to 100W+, integrated solar panels for outdoor charging, pass-through charging capability, smart power management with LED displays, and multi-device simultaneous charging. Capacities now range from ultra-portable 5,000 mAh units to high-capacity 50,000 mAh power stations capable of charging laptops multiple times.</w:t>
       </w:r>
     </w:p>
     <w:p>
       <w:r>
         <w:rPr>
-          <w:rFonts w:ascii="Times New Roman" w:hAnsi="Times New Roman"/>
           <w:b/>
-          <w:sz w:val="28"/>
+          <w:sz w:val="20"/>
         </w:rPr>
-        <w:t>1.2 Types and Versions of Power Banks</w:t>
+        <w:t>Table 2: Power Bank Technology Evolution</w:t>
+      </w:r>
+    </w:p>
+    <w:tbl>
+      <w:tblPr>
+        <w:tblStyle w:val="TableGrid"/>
+        <w:tblW w:type="auto" w:w="0"/>
+        <w:tblLook w:firstColumn="1" w:firstRow="1" w:lastColumn="0" w:lastRow="0" w:noHBand="0" w:noVBand="1" w:val="04A0"/>
+      </w:tblPr>
+      <w:tblGrid>
+        <w:gridCol w:w="2160"/>
+        <w:gridCol w:w="2160"/>
+        <w:gridCol w:w="2160"/>
+        <w:gridCol w:w="2160"/>
+      </w:tblGrid>
+      <w:tr>
+        <w:tc>
+          <w:tcPr>
+            <w:tcW w:type="dxa" w:w="2160"/>
+          </w:tcPr>
+          <w:p>
+            <w:r>
+              <w:rPr>
+                <w:b/>
+              </w:rPr>
+              <w:t>Era</w:t>
+            </w:r>
+          </w:p>
+        </w:tc>
+        <w:tc>
+          <w:tcPr>
+            <w:tcW w:type="dxa" w:w="2160"/>
+          </w:tcPr>
+          <w:p>
+            <w:r>
+              <w:rPr>
+                <w:b/>
+              </w:rPr>
+              <w:t>Years</w:t>
+            </w:r>
+          </w:p>
+        </w:tc>
+        <w:tc>
+          <w:tcPr>
+            <w:tcW w:type="dxa" w:w="2160"/>
+          </w:tcPr>
+          <w:p>
+            <w:r>
+              <w:rPr>
+                <w:b/>
+              </w:rPr>
+              <w:t>Key Technology</w:t>
+            </w:r>
+          </w:p>
+        </w:tc>
+        <w:tc>
+          <w:tcPr>
+            <w:tcW w:type="dxa" w:w="2160"/>
+          </w:tcPr>
+          <w:p>
+            <w:r>
+              <w:rPr>
+                <w:b/>
+              </w:rPr>
+              <w:t>Capacity Range</w:t>
+            </w:r>
+          </w:p>
+        </w:tc>
+      </w:tr>
+      <w:tr>
+        <w:tc>
+          <w:tcPr>
+            <w:tcW w:type="dxa" w:w="2160"/>
+          </w:tcPr>
+          <w:p>
+            <w:r>
+              <w:t>Early Development</w:t>
+            </w:r>
+          </w:p>
+        </w:tc>
+        <w:tc>
+          <w:tcPr>
+            <w:tcW w:type="dxa" w:w="2160"/>
+          </w:tcPr>
+          <w:p>
+            <w:r>
+              <w:t>2001-2008</w:t>
+            </w:r>
+          </w:p>
+        </w:tc>
+        <w:tc>
+          <w:tcPr>
+            <w:tcW w:type="dxa" w:w="2160"/>
+          </w:tcPr>
+          <w:p>
+            <w:r>
+              <w:t>NiMH, Early Li-ion</w:t>
+            </w:r>
+          </w:p>
+        </w:tc>
+        <w:tc>
+          <w:tcPr>
+            <w:tcW w:type="dxa" w:w="2160"/>
+          </w:tcPr>
+          <w:p>
+            <w:r>
+              <w:t>1,000-2,000 mAh</w:t>
+            </w:r>
+          </w:p>
+        </w:tc>
+      </w:tr>
+      <w:tr>
+        <w:tc>
+          <w:tcPr>
+            <w:tcW w:type="dxa" w:w="2160"/>
+          </w:tcPr>
+          <w:p>
+            <w:r>
+              <w:t>Li-ion Revolution</w:t>
+            </w:r>
+          </w:p>
+        </w:tc>
+        <w:tc>
+          <w:tcPr>
+            <w:tcW w:type="dxa" w:w="2160"/>
+          </w:tcPr>
+          <w:p>
+            <w:r>
+              <w:t>2008-2014</w:t>
+            </w:r>
+          </w:p>
+        </w:tc>
+        <w:tc>
+          <w:tcPr>
+            <w:tcW w:type="dxa" w:w="2160"/>
+          </w:tcPr>
+          <w:p>
+            <w:r>
+              <w:t>Lithium-ion/polymer cells</w:t>
+            </w:r>
+          </w:p>
+        </w:tc>
+        <w:tc>
+          <w:tcPr>
+            <w:tcW w:type="dxa" w:w="2160"/>
+          </w:tcPr>
+          <w:p>
+            <w:r>
+              <w:t>2,000-10,000 mAh</w:t>
+            </w:r>
+          </w:p>
+        </w:tc>
+      </w:tr>
+      <w:tr>
+        <w:tc>
+          <w:tcPr>
+            <w:tcW w:type="dxa" w:w="2160"/>
+          </w:tcPr>
+          <w:p>
+            <w:r>
+              <w:t>Fast Charging</w:t>
+            </w:r>
+          </w:p>
+        </w:tc>
+        <w:tc>
+          <w:tcPr>
+            <w:tcW w:type="dxa" w:w="2160"/>
+          </w:tcPr>
+          <w:p>
+            <w:r>
+              <w:t>2014-2020</w:t>
+            </w:r>
+          </w:p>
+        </w:tc>
+        <w:tc>
+          <w:tcPr>
+            <w:tcW w:type="dxa" w:w="2160"/>
+          </w:tcPr>
+          <w:p>
+            <w:r>
+              <w:t>QC 2.0/3.0/4.0, USB-C PD</w:t>
+            </w:r>
+          </w:p>
+        </w:tc>
+        <w:tc>
+          <w:tcPr>
+            <w:tcW w:type="dxa" w:w="2160"/>
+          </w:tcPr>
+          <w:p>
+            <w:r>
+              <w:t>10,000-20,000 mAh</w:t>
+            </w:r>
+          </w:p>
+        </w:tc>
+      </w:tr>
+      <w:tr>
+        <w:tc>
+          <w:tcPr>
+            <w:tcW w:type="dxa" w:w="2160"/>
+          </w:tcPr>
+          <w:p>
+            <w:r>
+              <w:t>Contemporary</w:t>
+            </w:r>
+          </w:p>
+        </w:tc>
+        <w:tc>
+          <w:tcPr>
+            <w:tcW w:type="dxa" w:w="2160"/>
+          </w:tcPr>
+          <w:p>
+            <w:r>
+              <w:t>2020-Present</w:t>
+            </w:r>
+          </w:p>
+        </w:tc>
+        <w:tc>
+          <w:tcPr>
+            <w:tcW w:type="dxa" w:w="2160"/>
+          </w:tcPr>
+          <w:p>
+            <w:r>
+              <w:t>GaN, Wireless, Solar</w:t>
+            </w:r>
+          </w:p>
+        </w:tc>
+        <w:tc>
+          <w:tcPr>
+            <w:tcW w:type="dxa" w:w="2160"/>
+          </w:tcPr>
+          <w:p>
+            <w:r>
+              <w:t>5,000-50,000 mAh</w:t>
+            </w:r>
+          </w:p>
+        </w:tc>
+      </w:tr>
+    </w:tbl>
+    <w:p/>
+    <w:p>
+      <w:r>
+        <w:rPr>
+          <w:b/>
+          <w:sz w:val="24"/>
+        </w:rPr>
+        <w:t>1.2 Types of Power Banks</w:t>
       </w:r>
     </w:p>
     <w:p>
       <w:pPr>
-        <w:spacing w:line="360" w:lineRule="auto"/>
         <w:jc w:val="both"/>
       </w:pPr>
       <w:r>
-        <w:rPr>
-          <w:rFonts w:ascii="Times New Roman" w:hAnsi="Times New Roman"/>
-          <w:sz w:val="24"/>
-        </w:rPr>
-        <w:t>Power banks have diversified into several categories based on capacity, technology, and use cases:</w:t>
-        <w:br/>
-        <w:br/>
-        <w:t>Standard Power Banks: Basic models ranging from 5,000 to 20,000 mAh capacity, featuring USB-A output ports and micro-USB/USB-C input charging. These serve the mass market segment and are priced between Rs. 500-2,000, representing approximately 60% of total market volume.</w:t>
-        <w:br/>
-        <w:br/>
-        <w:t>Fast Charging Power Banks: Equipped with Qualcomm Quick Charge (QC 3.0/4.0) or USB Power Delivery (PD 3.0) technology, offering charging speeds of 18W to 65W. These command premium pricing between Rs. 1,500-5,000 and constitute the fastest-growing segment with 15-20% annual growth.</w:t>
-        <w:br/>
-        <w:br/>
-        <w:t>Wireless Power Banks: Integrated with Qi wireless charging technology, allowing cable-free charging at 5W-15W for compatible devices. Typically priced between Rs. 1,500-4,000, these appeal to consumers seeking convenience over charging speed.</w:t>
-        <w:br/>
-        <w:br/>
-        <w:t>Solar Power Banks: Incorporating photovoltaic panels (typically 5-20W capacity) for solar charging capability, primarily targeted at outdoor enthusiasts and emergency preparedness. Prices range from Rs. 1,500-6,000, though solar charging remains supplementary due to extended charging times (20-40 hours for full charge).</w:t>
-        <w:br/>
-        <w:br/>
-        <w:t>High-Capacity Power Banks: Ranging from 20,000 to 50,000 mAh, designed for heavy users, travellers, and laptop charging applications. Priced between Rs. 2,500-10,000, these often feature multiple output ports and support 60-100W Power Delivery for laptop charging.</w:t>
+        <w:t>The power bank market exhibits significant product differentiation to address diverse consumer needs, usage patterns, and price sensitivities. Standard power banks constitute approximately 60% of the market, offering basic 5V/2A charging functionality at accessible price points of ₹500-1,200. These devices target price-sensitive consumers seeking reliable backup power without premium features.</w:t>
+      </w:r>
+    </w:p>
+    <w:p>
+      <w:pPr>
+        <w:jc w:val="both"/>
+      </w:pPr>
+      <w:r>
+        <w:t>Fast-charging power banks represent 25% of market share with impressive 18% year-over-year growth, driven by consumer demand for reduced charging times compatible with modern smartphones. These units support 18W-65W output, enabling a full smartphone charge in under 90 minutes. Wireless power banks capture 8% of the market, experiencing 25% annual growth as Qi-compatible devices including iPhones, Samsung Galaxy series, and wireless earbuds proliferate. Solar-powered units maintain 5% market share, primarily serving outdoor enthusiasts, emergency preparedness markets, and rural consumers with limited grid access.</w:t>
       </w:r>
     </w:p>
     <w:p>
       <w:r>
         <w:rPr>
-          <w:rFonts w:ascii="Times New Roman" w:hAnsi="Times New Roman"/>
           <w:b/>
-          <w:sz w:val="28"/>
+          <w:sz w:val="20"/>
+        </w:rPr>
+        <w:t>Table 3: Power Bank Categories and Market Segments</w:t>
+      </w:r>
+    </w:p>
+    <w:tbl>
+      <w:tblPr>
+        <w:tblStyle w:val="TableGrid"/>
+        <w:tblW w:type="auto" w:w="0"/>
+        <w:tblLook w:firstColumn="1" w:firstRow="1" w:lastColumn="0" w:lastRow="0" w:noHBand="0" w:noVBand="1" w:val="04A0"/>
+      </w:tblPr>
+      <w:tblGrid>
+        <w:gridCol w:w="1728"/>
+        <w:gridCol w:w="1728"/>
+        <w:gridCol w:w="1728"/>
+        <w:gridCol w:w="1728"/>
+        <w:gridCol w:w="1728"/>
+      </w:tblGrid>
+      <w:tr>
+        <w:tc>
+          <w:tcPr>
+            <w:tcW w:type="dxa" w:w="1728"/>
+          </w:tcPr>
+          <w:p>
+            <w:r>
+              <w:rPr>
+                <w:b/>
+              </w:rPr>
+              <w:t>Category</w:t>
+            </w:r>
+          </w:p>
+        </w:tc>
+        <w:tc>
+          <w:tcPr>
+            <w:tcW w:type="dxa" w:w="1728"/>
+          </w:tcPr>
+          <w:p>
+            <w:r>
+              <w:rPr>
+                <w:b/>
+              </w:rPr>
+              <w:t>Capacity Range</w:t>
+            </w:r>
+          </w:p>
+        </w:tc>
+        <w:tc>
+          <w:tcPr>
+            <w:tcW w:type="dxa" w:w="1728"/>
+          </w:tcPr>
+          <w:p>
+            <w:r>
+              <w:rPr>
+                <w:b/>
+              </w:rPr>
+              <w:t>Price Range (₹)</w:t>
+            </w:r>
+          </w:p>
+        </w:tc>
+        <w:tc>
+          <w:tcPr>
+            <w:tcW w:type="dxa" w:w="1728"/>
+          </w:tcPr>
+          <w:p>
+            <w:r>
+              <w:rPr>
+                <w:b/>
+              </w:rPr>
+              <w:t>Market Share</w:t>
+            </w:r>
+          </w:p>
+        </w:tc>
+        <w:tc>
+          <w:tcPr>
+            <w:tcW w:type="dxa" w:w="1728"/>
+          </w:tcPr>
+          <w:p>
+            <w:r>
+              <w:rPr>
+                <w:b/>
+              </w:rPr>
+              <w:t>Growth Rate</w:t>
+            </w:r>
+          </w:p>
+        </w:tc>
+      </w:tr>
+      <w:tr>
+        <w:tc>
+          <w:tcPr>
+            <w:tcW w:type="dxa" w:w="1728"/>
+          </w:tcPr>
+          <w:p>
+            <w:r>
+              <w:t>Standard</w:t>
+            </w:r>
+          </w:p>
+        </w:tc>
+        <w:tc>
+          <w:tcPr>
+            <w:tcW w:type="dxa" w:w="1728"/>
+          </w:tcPr>
+          <w:p>
+            <w:r>
+              <w:t>5,000-10,000 mAh</w:t>
+            </w:r>
+          </w:p>
+        </w:tc>
+        <w:tc>
+          <w:tcPr>
+            <w:tcW w:type="dxa" w:w="1728"/>
+          </w:tcPr>
+          <w:p>
+            <w:r>
+              <w:t>500-1,200</w:t>
+            </w:r>
+          </w:p>
+        </w:tc>
+        <w:tc>
+          <w:tcPr>
+            <w:tcW w:type="dxa" w:w="1728"/>
+          </w:tcPr>
+          <w:p>
+            <w:r>
+              <w:t>60%</w:t>
+            </w:r>
+          </w:p>
+        </w:tc>
+        <w:tc>
+          <w:tcPr>
+            <w:tcW w:type="dxa" w:w="1728"/>
+          </w:tcPr>
+          <w:p>
+            <w:r>
+              <w:t>5% YoY</w:t>
+            </w:r>
+          </w:p>
+        </w:tc>
+      </w:tr>
+      <w:tr>
+        <w:tc>
+          <w:tcPr>
+            <w:tcW w:type="dxa" w:w="1728"/>
+          </w:tcPr>
+          <w:p>
+            <w:r>
+              <w:t>Fast Charging</w:t>
+            </w:r>
+          </w:p>
+        </w:tc>
+        <w:tc>
+          <w:tcPr>
+            <w:tcW w:type="dxa" w:w="1728"/>
+          </w:tcPr>
+          <w:p>
+            <w:r>
+              <w:t>10,000-20,000 mAh</w:t>
+            </w:r>
+          </w:p>
+        </w:tc>
+        <w:tc>
+          <w:tcPr>
+            <w:tcW w:type="dxa" w:w="1728"/>
+          </w:tcPr>
+          <w:p>
+            <w:r>
+              <w:t>1,200-2,500</w:t>
+            </w:r>
+          </w:p>
+        </w:tc>
+        <w:tc>
+          <w:tcPr>
+            <w:tcW w:type="dxa" w:w="1728"/>
+          </w:tcPr>
+          <w:p>
+            <w:r>
+              <w:t>25%</w:t>
+            </w:r>
+          </w:p>
+        </w:tc>
+        <w:tc>
+          <w:tcPr>
+            <w:tcW w:type="dxa" w:w="1728"/>
+          </w:tcPr>
+          <w:p>
+            <w:r>
+              <w:t>18% YoY</w:t>
+            </w:r>
+          </w:p>
+        </w:tc>
+      </w:tr>
+      <w:tr>
+        <w:tc>
+          <w:tcPr>
+            <w:tcW w:type="dxa" w:w="1728"/>
+          </w:tcPr>
+          <w:p>
+            <w:r>
+              <w:t>Wireless</w:t>
+            </w:r>
+          </w:p>
+        </w:tc>
+        <w:tc>
+          <w:tcPr>
+            <w:tcW w:type="dxa" w:w="1728"/>
+          </w:tcPr>
+          <w:p>
+            <w:r>
+              <w:t>10,000-15,000 mAh</w:t>
+            </w:r>
+          </w:p>
+        </w:tc>
+        <w:tc>
+          <w:tcPr>
+            <w:tcW w:type="dxa" w:w="1728"/>
+          </w:tcPr>
+          <w:p>
+            <w:r>
+              <w:t>1,500-3,500</w:t>
+            </w:r>
+          </w:p>
+        </w:tc>
+        <w:tc>
+          <w:tcPr>
+            <w:tcW w:type="dxa" w:w="1728"/>
+          </w:tcPr>
+          <w:p>
+            <w:r>
+              <w:t>8%</w:t>
+            </w:r>
+          </w:p>
+        </w:tc>
+        <w:tc>
+          <w:tcPr>
+            <w:tcW w:type="dxa" w:w="1728"/>
+          </w:tcPr>
+          <w:p>
+            <w:r>
+              <w:t>25% YoY</w:t>
+            </w:r>
+          </w:p>
+        </w:tc>
+      </w:tr>
+      <w:tr>
+        <w:tc>
+          <w:tcPr>
+            <w:tcW w:type="dxa" w:w="1728"/>
+          </w:tcPr>
+          <w:p>
+            <w:r>
+              <w:t>Solar</w:t>
+            </w:r>
+          </w:p>
+        </w:tc>
+        <w:tc>
+          <w:tcPr>
+            <w:tcW w:type="dxa" w:w="1728"/>
+          </w:tcPr>
+          <w:p>
+            <w:r>
+              <w:t>10,000-25,000 mAh</w:t>
+            </w:r>
+          </w:p>
+        </w:tc>
+        <w:tc>
+          <w:tcPr>
+            <w:tcW w:type="dxa" w:w="1728"/>
+          </w:tcPr>
+          <w:p>
+            <w:r>
+              <w:t>1,800-4,000</w:t>
+            </w:r>
+          </w:p>
+        </w:tc>
+        <w:tc>
+          <w:tcPr>
+            <w:tcW w:type="dxa" w:w="1728"/>
+          </w:tcPr>
+          <w:p>
+            <w:r>
+              <w:t>5%</w:t>
+            </w:r>
+          </w:p>
+        </w:tc>
+        <w:tc>
+          <w:tcPr>
+            <w:tcW w:type="dxa" w:w="1728"/>
+          </w:tcPr>
+          <w:p>
+            <w:r>
+              <w:t>12% YoY</w:t>
+            </w:r>
+          </w:p>
+        </w:tc>
+      </w:tr>
+    </w:tbl>
+    <w:p/>
+    <w:p>
+      <w:r>
+        <w:rPr>
+          <w:b/>
+          <w:sz w:val="24"/>
         </w:rPr>
         <w:t>1.3 Product Classification: Sunrise, Sunset, or Evergreen?</w:t>
       </w:r>
     </w:p>
     <w:p>
       <w:pPr>
-        <w:spacing w:line="360" w:lineRule="auto"/>
         <w:jc w:val="both"/>
       </w:pPr>
       <w:r>
-        <w:rPr>
-          <w:rFonts w:ascii="Times New Roman" w:hAnsi="Times New Roman"/>
-          <w:sz w:val="24"/>
-        </w:rPr>
-        <w:t>Power banks should be classified as an evergreen product with strong sunrise characteristics. This classification is justified by the following market data and economic factors:</w:t>
-        <w:br/>
-        <w:br/>
-        <w:t>Evergreen Justification: The fundamental need for portable power stems from humanity's increasing dependence on mobile electronic devices. With global smartphone users exceeding 6.8 billion in 2024 and average daily smartphone usage reaching 4.5 hours, the demand for portable charging solutions remains constant regardless of technological evolution. The problem of limited battery life in mobile devices persists despite advancements in battery technology, ensuring sustained baseline demand.</w:t>
-        <w:br/>
-        <w:br/>
-        <w:t>Sunrise Characteristics: India's power bank market is projected to grow from USD 963.31 million in 2024 to USD 2,565.50 million by 2033, representing a robust Compound Annual Growth Rate (CAGR) of 11.5%. The global market demonstrates similar growth patterns with 6.1%-8.1% CAGR projections through 2030. The emergence of wireless charging, gallium nitride (GaN) technology for compact high-power designs, graphene batteries promising 5x faster charging, and smart power management systems represents expanding market frontiers.</w:t>
-        <w:br/>
-        <w:br/>
-        <w:t>Growth Drivers: Key factors supporting continued market expansion include increasing smartphone penetration in tier-2 and tier-3 cities, growing adoption of multiple electronic devices per user (smartwatches, wireless earbuds, tablets), expansion of electric vehicle charging accessories, and rising demand from the gaming and content creation communities requiring extended device usage.</w:t>
-        <w:br/>
-        <w:br/>
-        <w:t>The market demonstrates consistent year-over-year growth, with festive season sales (Diwali, New Year) showing 40-60% spikes in demand, confirming the product's evergreen nature with growth characteristics.</w:t>
+        <w:t>Analyzing the power bank product category through the lens of product lifecycle classification reveals characteristics of a SUNRISE product exhibiting clear transition toward EVERGREEN status. The robust 11.5% CAGR in India, continuous technological innovation (fast charging, wireless, GaN, solar), expanding use cases (laptops, tablets, wearables, drones, cameras), and strong replacement demand indicate sustained growth potential extending well into the next decade.</w:t>
+      </w:r>
+    </w:p>
+    <w:p>
+      <w:pPr>
+        <w:jc w:val="both"/>
+      </w:pPr>
+      <w:r>
+        <w:t>However, the mature smartphone market in developed regions, established competitive landscape with dominant players, and stabilizing technology standards suggest emerging characteristics typical of evergreen products. The evergreen nature is evidenced by the fact that despite technological advances in smartphone battery capacity, power bank demand continues growing due to increasing device usage intensity and multi-device ownership patterns.</w:t>
       </w:r>
     </w:p>
     <w:p>
@@ -334,7 +994,6 @@
     <w:p>
       <w:r>
         <w:rPr>
-          <w:rFonts w:ascii="Times New Roman" w:hAnsi="Times New Roman"/>
           <w:b/>
           <w:sz w:val="28"/>
         </w:rPr>
@@ -344,86 +1003,285 @@
     <w:p>
       <w:r>
         <w:rPr>
-          <w:rFonts w:ascii="Times New Roman" w:hAnsi="Times New Roman"/>
           <w:b/>
-          <w:sz w:val="28"/>
+          <w:sz w:val="24"/>
         </w:rPr>
         <w:t>2.1 Production Modality and Technology</w:t>
       </w:r>
     </w:p>
     <w:p>
       <w:pPr>
-        <w:spacing w:line="360" w:lineRule="auto"/>
         <w:jc w:val="both"/>
       </w:pPr>
       <w:r>
-        <w:rPr>
-          <w:rFonts w:ascii="Times New Roman" w:hAnsi="Times New Roman"/>
-          <w:sz w:val="24"/>
-        </w:rPr>
-        <w:t>Power bank manufacturing involves a multi-stage assembly process combining battery cell production, electronic circuit assembly, and housing fabrication. The production process has evolved significantly with increasing automation and quality control standards.</w:t>
-        <w:br/>
-        <w:br/>
-        <w:t>Battery Cell Assembly: The core component of power banks is the lithium-ion or lithium-polymer battery cell. Manufacturing involves electrode coating with lithium cobalt oxide (LiCoO2) or lithium iron phosphate (LiFePO4), cell stacking or winding, electrolyte filling, and formation cycling. Major cell manufacturers operate in China (CATL, BYD - 60% global share), South Korea (Samsung SDI, LG Energy Solution - 25%), and Japan (Panasonic - 10%), with these companies dominating global production.</w:t>
-        <w:br/>
-        <w:br/>
-        <w:t>PCB Assembly: The Printed Circuit Board (PCB) controls charging and discharging functions, incorporating power management ICs (typically from Texas Instruments, Qualcomm), protection circuits for overcharge/over-discharge/short-circuit protection, and charging protocol controllers supporting QC/PD standards. Surface Mount Technology (SMT) lines enable high-volume production with precision component placement at speeds of 25,000-50,000 components per hour.</w:t>
-        <w:br/>
-        <w:br/>
-        <w:t>Final Assembly: Battery cells are connected in parallel configurations to achieve desired capacity, wrapped with protective PVC/heat-shrink materials, and installed within ABS plastic or aluminum alloy housings. Quality testing includes capacity verification (discharge testing to 3.0V cutoff), charging cycle tests (minimum 500 cycles to 80% capacity), thermal testing (-10°C to +45°C operating range), and safety compliance checks per BIS IS 17018:2018 standards.</w:t>
-        <w:br/>
-        <w:br/>
-        <w:t>Technological Evolution: Manufacturing has transitioned from labour-intensive assembly (15-20 workers per 1000 units) to automated production lines (3-5 workers per 1000 units). Modern facilities employ robotic pick-and-place assembly, automated optical inspection (AOI), and computerised battery grading systems. This technological progression has reduced per-unit labour costs by 40-60% while improving product consistency and safety standards.</w:t>
+        <w:t>Power bank manufacturing involves a sophisticated multi-stage assembly process combining battery cell production with electronic assembly, enclosure manufacturing, and quality assurance testing. The production workflow encompasses: (1) cell selection and grading based on capacity and internal resistance testing, (2) spot welding of cells into battery packs, (3) PCB assembly with PMIC (Power Management Integrated Circuit) integration, (4) enclosure injection molding or aluminum CNC machining, (5) final assembly combining electronics with enclosure, and (6) comprehensive quality control including capacity verification, safety testing, and cosmetic inspection.</w:t>
+      </w:r>
+    </w:p>
+    <w:p>
+      <w:pPr>
+        <w:jc w:val="both"/>
+      </w:pPr>
+      <w:r>
+        <w:t>Production scales vary significantly in capital requirements, output capacity, and unit economics. Small-scale manufacturing operations require initial investments of Rs. 20-40 lakhs, typically producing 5,000-15,000 units monthly with higher per-unit costs due to limited bargaining power with suppliers. Medium-scale facilities invest Rs. 75 lakhs to 2 crores, achieving 30,000-80,000 units monthly with 8-12% lower unit costs through improved supplier negotiations. Large-scale manufacturers commit Rs. 5-15 crores, producing 200,000+ units monthly with 15-20% cost advantages through automated production lines, bulk material procurement, and optimized logistics.</w:t>
       </w:r>
     </w:p>
     <w:p>
       <w:r>
         <w:rPr>
-          <w:rFonts w:ascii="Times New Roman" w:hAnsi="Times New Roman"/>
           <w:b/>
-          <w:sz w:val="28"/>
+          <w:sz w:val="20"/>
+        </w:rPr>
+        <w:t>Table 4: Manufacturing Scale and Efficiency Metrics</w:t>
+      </w:r>
+    </w:p>
+    <w:tbl>
+      <w:tblPr>
+        <w:tblStyle w:val="TableGrid"/>
+        <w:tblW w:type="auto" w:w="0"/>
+        <w:tblLook w:firstColumn="1" w:firstRow="1" w:lastColumn="0" w:lastRow="0" w:noHBand="0" w:noVBand="1" w:val="04A0"/>
+      </w:tblPr>
+      <w:tblGrid>
+        <w:gridCol w:w="2160"/>
+        <w:gridCol w:w="2160"/>
+        <w:gridCol w:w="2160"/>
+        <w:gridCol w:w="2160"/>
+      </w:tblGrid>
+      <w:tr>
+        <w:tc>
+          <w:tcPr>
+            <w:tcW w:type="dxa" w:w="2160"/>
+          </w:tcPr>
+          <w:p>
+            <w:r>
+              <w:rPr>
+                <w:b/>
+              </w:rPr>
+              <w:t>Scale</w:t>
+            </w:r>
+          </w:p>
+        </w:tc>
+        <w:tc>
+          <w:tcPr>
+            <w:tcW w:type="dxa" w:w="2160"/>
+          </w:tcPr>
+          <w:p>
+            <w:r>
+              <w:rPr>
+                <w:b/>
+              </w:rPr>
+              <w:t>Investment (₹)</w:t>
+            </w:r>
+          </w:p>
+        </w:tc>
+        <w:tc>
+          <w:tcPr>
+            <w:tcW w:type="dxa" w:w="2160"/>
+          </w:tcPr>
+          <w:p>
+            <w:r>
+              <w:rPr>
+                <w:b/>
+              </w:rPr>
+              <w:t>Monthly Capacity</w:t>
+            </w:r>
+          </w:p>
+        </w:tc>
+        <w:tc>
+          <w:tcPr>
+            <w:tcW w:type="dxa" w:w="2160"/>
+          </w:tcPr>
+          <w:p>
+            <w:r>
+              <w:rPr>
+                <w:b/>
+              </w:rPr>
+              <w:t>Unit Cost Advantage</w:t>
+            </w:r>
+          </w:p>
+        </w:tc>
+      </w:tr>
+      <w:tr>
+        <w:tc>
+          <w:tcPr>
+            <w:tcW w:type="dxa" w:w="2160"/>
+          </w:tcPr>
+          <w:p>
+            <w:r>
+              <w:t>Small</w:t>
+            </w:r>
+          </w:p>
+        </w:tc>
+        <w:tc>
+          <w:tcPr>
+            <w:tcW w:type="dxa" w:w="2160"/>
+          </w:tcPr>
+          <w:p>
+            <w:r>
+              <w:t>20-40 lakhs</w:t>
+            </w:r>
+          </w:p>
+        </w:tc>
+        <w:tc>
+          <w:tcPr>
+            <w:tcW w:type="dxa" w:w="2160"/>
+          </w:tcPr>
+          <w:p>
+            <w:r>
+              <w:t>5,000-15,000</w:t>
+            </w:r>
+          </w:p>
+        </w:tc>
+        <w:tc>
+          <w:tcPr>
+            <w:tcW w:type="dxa" w:w="2160"/>
+          </w:tcPr>
+          <w:p>
+            <w:r>
+              <w:t>Baseline</w:t>
+            </w:r>
+          </w:p>
+        </w:tc>
+      </w:tr>
+      <w:tr>
+        <w:tc>
+          <w:tcPr>
+            <w:tcW w:type="dxa" w:w="2160"/>
+          </w:tcPr>
+          <w:p>
+            <w:r>
+              <w:t>Medium</w:t>
+            </w:r>
+          </w:p>
+        </w:tc>
+        <w:tc>
+          <w:tcPr>
+            <w:tcW w:type="dxa" w:w="2160"/>
+          </w:tcPr>
+          <w:p>
+            <w:r>
+              <w:t>75L-2 crores</w:t>
+            </w:r>
+          </w:p>
+        </w:tc>
+        <w:tc>
+          <w:tcPr>
+            <w:tcW w:type="dxa" w:w="2160"/>
+          </w:tcPr>
+          <w:p>
+            <w:r>
+              <w:t>30,000-80,000</w:t>
+            </w:r>
+          </w:p>
+        </w:tc>
+        <w:tc>
+          <w:tcPr>
+            <w:tcW w:type="dxa" w:w="2160"/>
+          </w:tcPr>
+          <w:p>
+            <w:r>
+              <w:t>8-12% lower</w:t>
+            </w:r>
+          </w:p>
+        </w:tc>
+      </w:tr>
+      <w:tr>
+        <w:tc>
+          <w:tcPr>
+            <w:tcW w:type="dxa" w:w="2160"/>
+          </w:tcPr>
+          <w:p>
+            <w:r>
+              <w:t>Large</w:t>
+            </w:r>
+          </w:p>
+        </w:tc>
+        <w:tc>
+          <w:tcPr>
+            <w:tcW w:type="dxa" w:w="2160"/>
+          </w:tcPr>
+          <w:p>
+            <w:r>
+              <w:t>5-15 crores</w:t>
+            </w:r>
+          </w:p>
+        </w:tc>
+        <w:tc>
+          <w:tcPr>
+            <w:tcW w:type="dxa" w:w="2160"/>
+          </w:tcPr>
+          <w:p>
+            <w:r>
+              <w:t>200,000+</w:t>
+            </w:r>
+          </w:p>
+        </w:tc>
+        <w:tc>
+          <w:tcPr>
+            <w:tcW w:type="dxa" w:w="2160"/>
+          </w:tcPr>
+          <w:p>
+            <w:r>
+              <w:t>15-20% lower</w:t>
+            </w:r>
+          </w:p>
+        </w:tc>
+      </w:tr>
+    </w:tbl>
+    <w:p/>
+    <w:p>
+      <w:r>
+        <w:rPr>
+          <w:b/>
+          <w:sz w:val="24"/>
         </w:rPr>
         <w:t>2.2 Raw Materials and Factor Market</w:t>
       </w:r>
     </w:p>
     <w:p>
       <w:pPr>
-        <w:spacing w:line="360" w:lineRule="auto"/>
         <w:jc w:val="both"/>
       </w:pPr>
       <w:r>
+        <w:t>The power bank supply chain is globally distributed, with significant concentration of critical components in East Asian manufacturing hubs. Battery cells represent the single largest cost component at 35-40% of total manufacturing cost, sourced primarily from China (CATL, BYD, EVE Energy) and Korea (Samsung SDI, LG Chem). Cell prices have declined from $150/kWh in 2020 to approximately $110/kWh in 2024, though recent supply chain disruptions and lithium price volatility have created pricing uncertainty.</w:t>
+      </w:r>
+    </w:p>
+    <w:p>
+      <w:pPr>
+        <w:jc w:val="both"/>
+      </w:pPr>
+      <w:r>
+        <w:t>Printed Circuit Boards (PCBs) and Power Management Integrated Circuits (PMICs) constitute 18-22% of costs, primarily sourced from Taiwan (Foxconn, Wistron) and Chinese manufacturers. Enclosure materials including ABS plastic, polycarbonate, and aluminum represent 12-15% of costs. ABS plastic dominates budget segments due to lower tooling costs, while premium products increasingly utilize aluminum for improved heat dissipation and premium aesthetics. Cables, connectors, and accessories account for 8-10%, with USB-C components commanding premium pricing over legacy micro-USB.</w:t>
+      </w:r>
+    </w:p>
+    <w:p>
+      <w:r>
         <w:rPr>
-          <w:rFonts w:ascii="Times New Roman" w:hAnsi="Times New Roman"/>
-          <w:sz w:val="24"/>
+          <w:b/>
+          <w:sz w:val="20"/>
         </w:rPr>
-        <w:t>Power bank manufacturing relies on diverse raw materials and components sourced from global supply chains:</w:t>
+        <w:t>Table 5: Raw Material Cost Structure</w:t>
       </w:r>
     </w:p>
     <w:tbl>
       <w:tblPr>
         <w:tblStyle w:val="TableGrid"/>
         <w:tblW w:type="auto" w:w="0"/>
-        <w:jc w:val="center"/>
         <w:tblLook w:firstColumn="1" w:firstRow="1" w:lastColumn="0" w:lastRow="0" w:noHBand="0" w:noVBand="1" w:val="04A0"/>
       </w:tblPr>
       <w:tblGrid>
-        <w:gridCol w:w="2076"/>
-        <w:gridCol w:w="2076"/>
-        <w:gridCol w:w="2076"/>
-        <w:gridCol w:w="2076"/>
+        <w:gridCol w:w="2880"/>
+        <w:gridCol w:w="2880"/>
+        <w:gridCol w:w="2880"/>
       </w:tblGrid>
       <w:tr>
         <w:tc>
           <w:tcPr>
-            <w:tcW w:type="dxa" w:w="2076"/>
-            <w:shd w:fill="D9E2F3"/>
+            <w:tcW w:type="dxa" w:w="2880"/>
           </w:tcPr>
           <w:p>
             <w:r>
               <w:rPr>
-                <w:rFonts w:ascii="Times New Roman" w:hAnsi="Times New Roman"/>
                 <w:b/>
-                <w:sz w:val="20"/>
               </w:rPr>
               <w:t>Component</w:t>
             </w:r>
@@ -431,49 +1289,27 @@
         </w:tc>
         <w:tc>
           <w:tcPr>
-            <w:tcW w:type="dxa" w:w="2076"/>
-            <w:shd w:fill="D9E2F3"/>
+            <w:tcW w:type="dxa" w:w="2880"/>
           </w:tcPr>
           <w:p>
             <w:r>
               <w:rPr>
-                <w:rFonts w:ascii="Times New Roman" w:hAnsi="Times New Roman"/>
                 <w:b/>
-                <w:sz w:val="20"/>
               </w:rPr>
-              <w:t>Source Region</w:t>
+              <w:t>Cost Share</w:t>
             </w:r>
           </w:p>
         </w:tc>
         <w:tc>
           <w:tcPr>
-            <w:tcW w:type="dxa" w:w="2076"/>
-            <w:shd w:fill="D9E2F3"/>
+            <w:tcW w:type="dxa" w:w="2880"/>
           </w:tcPr>
           <w:p>
             <w:r>
               <w:rPr>
-                <w:rFonts w:ascii="Times New Roman" w:hAnsi="Times New Roman"/>
                 <w:b/>
-                <w:sz w:val="20"/>
               </w:rPr>
-              <w:t>Cost per Unit (USD)</w:t>
-            </w:r>
-          </w:p>
-        </w:tc>
-        <w:tc>
-          <w:tcPr>
-            <w:tcW w:type="dxa" w:w="2076"/>
-            <w:shd w:fill="D9E2F3"/>
-          </w:tcPr>
-          <w:p>
-            <w:r>
-              <w:rPr>
-                <w:rFonts w:ascii="Times New Roman" w:hAnsi="Times New Roman"/>
-                <w:b/>
-                <w:sz w:val="20"/>
-              </w:rPr>
-              <w:t>Cost Nature</w:t>
+              <w:t>Primary Sources</w:t>
             </w:r>
           </w:p>
         </w:tc>
@@ -481,57 +1317,31 @@
       <w:tr>
         <w:tc>
           <w:tcPr>
-            <w:tcW w:type="dxa" w:w="2076"/>
+            <w:tcW w:type="dxa" w:w="2880"/>
           </w:tcPr>
           <w:p>
             <w:r>
-              <w:rPr>
-                <w:rFonts w:ascii="Times New Roman" w:hAnsi="Times New Roman"/>
-                <w:sz w:val="20"/>
-              </w:rPr>
-              <w:t>Lithium-ion/Polymer Cells</w:t>
+              <w:t>Battery Cells (Li-ion/LiPo)</w:t>
             </w:r>
           </w:p>
         </w:tc>
         <w:tc>
           <w:tcPr>
-            <w:tcW w:type="dxa" w:w="2076"/>
+            <w:tcW w:type="dxa" w:w="2880"/>
           </w:tcPr>
           <w:p>
             <w:r>
-              <w:rPr>
-                <w:rFonts w:ascii="Times New Roman" w:hAnsi="Times New Roman"/>
-                <w:sz w:val="20"/>
-              </w:rPr>
-              <w:t>China, S. Korea, Japan</w:t>
+              <w:t>35-40%</w:t>
             </w:r>
           </w:p>
         </w:tc>
         <w:tc>
           <w:tcPr>
-            <w:tcW w:type="dxa" w:w="2076"/>
+            <w:tcW w:type="dxa" w:w="2880"/>
           </w:tcPr>
           <w:p>
             <w:r>
-              <w:rPr>
-                <w:rFonts w:ascii="Times New Roman" w:hAnsi="Times New Roman"/>
-                <w:sz w:val="20"/>
-              </w:rPr>
-              <w:t>$2.50-4.00</w:t>
-            </w:r>
-          </w:p>
-        </w:tc>
-        <w:tc>
-          <w:tcPr>
-            <w:tcW w:type="dxa" w:w="2076"/>
-          </w:tcPr>
-          <w:p>
-            <w:r>
-              <w:rPr>
-                <w:rFonts w:ascii="Times New Roman" w:hAnsi="Times New Roman"/>
-                <w:sz w:val="20"/>
-              </w:rPr>
-              <w:t>Variable</w:t>
+              <w:t>China (CATL, BYD), Korea (Samsung SDI, LG Chem)</w:t>
             </w:r>
           </w:p>
         </w:tc>
@@ -539,57 +1349,31 @@
       <w:tr>
         <w:tc>
           <w:tcPr>
-            <w:tcW w:type="dxa" w:w="2076"/>
+            <w:tcW w:type="dxa" w:w="2880"/>
           </w:tcPr>
           <w:p>
             <w:r>
-              <w:rPr>
-                <w:rFonts w:ascii="Times New Roman" w:hAnsi="Times New Roman"/>
-                <w:sz w:val="20"/>
-              </w:rPr>
-              <w:t>PCB &amp; Power Management IC</w:t>
+              <w:t>PCB &amp; PMIC</w:t>
             </w:r>
           </w:p>
         </w:tc>
         <w:tc>
           <w:tcPr>
-            <w:tcW w:type="dxa" w:w="2076"/>
+            <w:tcW w:type="dxa" w:w="2880"/>
           </w:tcPr>
           <w:p>
             <w:r>
-              <w:rPr>
-                <w:rFonts w:ascii="Times New Roman" w:hAnsi="Times New Roman"/>
-                <w:sz w:val="20"/>
-              </w:rPr>
-              <w:t>China, Taiwan</w:t>
+              <w:t>18-22%</w:t>
             </w:r>
           </w:p>
         </w:tc>
         <w:tc>
           <w:tcPr>
-            <w:tcW w:type="dxa" w:w="2076"/>
+            <w:tcW w:type="dxa" w:w="2880"/>
           </w:tcPr>
           <w:p>
             <w:r>
-              <w:rPr>
-                <w:rFonts w:ascii="Times New Roman" w:hAnsi="Times New Roman"/>
-                <w:sz w:val="20"/>
-              </w:rPr>
-              <w:t>$1.50-2.50</w:t>
-            </w:r>
-          </w:p>
-        </w:tc>
-        <w:tc>
-          <w:tcPr>
-            <w:tcW w:type="dxa" w:w="2076"/>
-          </w:tcPr>
-          <w:p>
-            <w:r>
-              <w:rPr>
-                <w:rFonts w:ascii="Times New Roman" w:hAnsi="Times New Roman"/>
-                <w:sz w:val="20"/>
-              </w:rPr>
-              <w:t>Variable</w:t>
+              <w:t>Taiwan, China</w:t>
             </w:r>
           </w:p>
         </w:tc>
@@ -597,57 +1381,31 @@
       <w:tr>
         <w:tc>
           <w:tcPr>
-            <w:tcW w:type="dxa" w:w="2076"/>
+            <w:tcW w:type="dxa" w:w="2880"/>
           </w:tcPr>
           <w:p>
             <w:r>
-              <w:rPr>
-                <w:rFonts w:ascii="Times New Roman" w:hAnsi="Times New Roman"/>
-                <w:sz w:val="20"/>
-              </w:rPr>
-              <w:t>ABS/Aluminum Housing</w:t>
+              <w:t>Enclosure (ABS/Aluminum)</w:t>
             </w:r>
           </w:p>
         </w:tc>
         <w:tc>
           <w:tcPr>
-            <w:tcW w:type="dxa" w:w="2076"/>
+            <w:tcW w:type="dxa" w:w="2880"/>
           </w:tcPr>
           <w:p>
             <w:r>
-              <w:rPr>
-                <w:rFonts w:ascii="Times New Roman" w:hAnsi="Times New Roman"/>
-                <w:sz w:val="20"/>
-              </w:rPr>
-              <w:t>Domestic (India)/China</w:t>
+              <w:t>12-15%</w:t>
             </w:r>
           </w:p>
         </w:tc>
         <w:tc>
           <w:tcPr>
-            <w:tcW w:type="dxa" w:w="2076"/>
+            <w:tcW w:type="dxa" w:w="2880"/>
           </w:tcPr>
           <w:p>
             <w:r>
-              <w:rPr>
-                <w:rFonts w:ascii="Times New Roman" w:hAnsi="Times New Roman"/>
-                <w:sz w:val="20"/>
-              </w:rPr>
-              <w:t>$1.00-2.00</w:t>
-            </w:r>
-          </w:p>
-        </w:tc>
-        <w:tc>
-          <w:tcPr>
-            <w:tcW w:type="dxa" w:w="2076"/>
-          </w:tcPr>
-          <w:p>
-            <w:r>
-              <w:rPr>
-                <w:rFonts w:ascii="Times New Roman" w:hAnsi="Times New Roman"/>
-                <w:sz w:val="20"/>
-              </w:rPr>
-              <w:t>Variable</w:t>
+              <w:t>India, China</w:t>
             </w:r>
           </w:p>
         </w:tc>
@@ -655,57 +1413,31 @@
       <w:tr>
         <w:tc>
           <w:tcPr>
-            <w:tcW w:type="dxa" w:w="2076"/>
+            <w:tcW w:type="dxa" w:w="2880"/>
           </w:tcPr>
           <w:p>
             <w:r>
-              <w:rPr>
-                <w:rFonts w:ascii="Times New Roman" w:hAnsi="Times New Roman"/>
-                <w:sz w:val="20"/>
-              </w:rPr>
-              <w:t>USB Ports &amp; Connectors</w:t>
+              <w:t>Cables &amp; Connectors</w:t>
             </w:r>
           </w:p>
         </w:tc>
         <w:tc>
           <w:tcPr>
-            <w:tcW w:type="dxa" w:w="2076"/>
+            <w:tcW w:type="dxa" w:w="2880"/>
           </w:tcPr>
           <w:p>
             <w:r>
-              <w:rPr>
-                <w:rFonts w:ascii="Times New Roman" w:hAnsi="Times New Roman"/>
-                <w:sz w:val="20"/>
-              </w:rPr>
-              <w:t>China</w:t>
+              <w:t>8-10%</w:t>
             </w:r>
           </w:p>
         </w:tc>
         <w:tc>
           <w:tcPr>
-            <w:tcW w:type="dxa" w:w="2076"/>
+            <w:tcW w:type="dxa" w:w="2880"/>
           </w:tcPr>
           <w:p>
             <w:r>
-              <w:rPr>
-                <w:rFonts w:ascii="Times New Roman" w:hAnsi="Times New Roman"/>
-                <w:sz w:val="20"/>
-              </w:rPr>
-              <w:t>$0.50-1.00</w:t>
-            </w:r>
-          </w:p>
-        </w:tc>
-        <w:tc>
-          <w:tcPr>
-            <w:tcW w:type="dxa" w:w="2076"/>
-          </w:tcPr>
-          <w:p>
-            <w:r>
-              <w:rPr>
-                <w:rFonts w:ascii="Times New Roman" w:hAnsi="Times New Roman"/>
-                <w:sz w:val="20"/>
-              </w:rPr>
-              <w:t>Variable</w:t>
+              <w:t>China</w:t>
             </w:r>
           </w:p>
         </w:tc>
@@ -713,57 +1445,119 @@
       <w:tr>
         <w:tc>
           <w:tcPr>
-            <w:tcW w:type="dxa" w:w="2076"/>
+            <w:tcW w:type="dxa" w:w="2880"/>
           </w:tcPr>
           <w:p>
             <w:r>
-              <w:rPr>
-                <w:rFonts w:ascii="Times New Roman" w:hAnsi="Times New Roman"/>
-                <w:sz w:val="20"/>
-              </w:rPr>
-              <w:t>LED Indicators &amp; Displays</w:t>
+              <w:t>Labor &amp; Assembly</w:t>
             </w:r>
           </w:p>
         </w:tc>
         <w:tc>
           <w:tcPr>
-            <w:tcW w:type="dxa" w:w="2076"/>
+            <w:tcW w:type="dxa" w:w="2880"/>
           </w:tcPr>
           <w:p>
             <w:r>
-              <w:rPr>
-                <w:rFonts w:ascii="Times New Roman" w:hAnsi="Times New Roman"/>
-                <w:sz w:val="20"/>
-              </w:rPr>
-              <w:t>China</w:t>
+              <w:t>10-12%</w:t>
             </w:r>
           </w:p>
         </w:tc>
         <w:tc>
           <w:tcPr>
-            <w:tcW w:type="dxa" w:w="2076"/>
+            <w:tcW w:type="dxa" w:w="2880"/>
+          </w:tcPr>
+          <w:p>
+            <w:r>
+              <w:t>India</w:t>
+            </w:r>
+          </w:p>
+        </w:tc>
+      </w:tr>
+    </w:tbl>
+    <w:p/>
+    <w:p>
+      <w:r>
+        <w:rPr>
+          <w:b/>
+          <w:sz w:val="24"/>
+        </w:rPr>
+        <w:t>2.3 Cost Structure Analysis</w:t>
+      </w:r>
+    </w:p>
+    <w:p>
+      <w:pPr>
+        <w:jc w:val="both"/>
+      </w:pPr>
+      <w:r>
+        <w:t>Analyzing the complete cost structure of power bank manufacturing reveals the critical interplay between fixed and variable costs. Variable costs constitute approximately 85-90% of total manufacturing cost, dominated by material inputs including battery cells, electronics, and enclosures. This high variable cost proportion means that production volume directly impacts profitability, creating strong incentives for scale expansion and market share growth.</w:t>
+      </w:r>
+    </w:p>
+    <w:p>
+      <w:pPr>
+        <w:jc w:val="both"/>
+      </w:pPr>
+      <w:r>
+        <w:t>Fixed costs including facility rent, equipment depreciation, administrative salaries, and maintenance represent only 10-15% of total costs at typical production volumes. This relatively low fixed cost proportion reduces break-even volume requirements but limits the margin expansion potential from pure scale effects. For a standard 10,000 mAh power bank, total production cost ranges from ₹280-350 depending on production scale and supplier relationships.</w:t>
+      </w:r>
+    </w:p>
+    <w:p>
+      <w:r>
+        <w:rPr>
+          <w:b/>
+          <w:sz w:val="20"/>
+        </w:rPr>
+        <w:t>Table 6: Complete Cost Breakdown per 10,000 mAh Power Bank</w:t>
+      </w:r>
+    </w:p>
+    <w:tbl>
+      <w:tblPr>
+        <w:tblStyle w:val="TableGrid"/>
+        <w:tblW w:type="auto" w:w="0"/>
+        <w:tblLook w:firstColumn="1" w:firstRow="1" w:lastColumn="0" w:lastRow="0" w:noHBand="0" w:noVBand="1" w:val="04A0"/>
+      </w:tblPr>
+      <w:tblGrid>
+        <w:gridCol w:w="2880"/>
+        <w:gridCol w:w="2880"/>
+        <w:gridCol w:w="2880"/>
+      </w:tblGrid>
+      <w:tr>
+        <w:tc>
+          <w:tcPr>
+            <w:tcW w:type="dxa" w:w="2880"/>
           </w:tcPr>
           <w:p>
             <w:r>
               <w:rPr>
-                <w:rFonts w:ascii="Times New Roman" w:hAnsi="Times New Roman"/>
-                <w:sz w:val="20"/>
+                <w:b/>
               </w:rPr>
-              <w:t>$0.30-0.50</w:t>
+              <w:t>Cost Component</w:t>
             </w:r>
           </w:p>
         </w:tc>
         <w:tc>
           <w:tcPr>
-            <w:tcW w:type="dxa" w:w="2076"/>
+            <w:tcW w:type="dxa" w:w="2880"/>
           </w:tcPr>
           <w:p>
             <w:r>
               <w:rPr>
-                <w:rFonts w:ascii="Times New Roman" w:hAnsi="Times New Roman"/>
-                <w:sz w:val="20"/>
+                <w:b/>
               </w:rPr>
-              <w:t>Variable</w:t>
+              <w:t>Amount (₹)</w:t>
+            </w:r>
+          </w:p>
+        </w:tc>
+        <w:tc>
+          <w:tcPr>
+            <w:tcW w:type="dxa" w:w="2880"/>
+          </w:tcPr>
+          <w:p>
+            <w:r>
+              <w:rPr>
+                <w:b/>
+              </w:rPr>
+              <w:t>% of Total</w:t>
             </w:r>
           </w:p>
         </w:tc>
@@ -771,57 +1565,31 @@
       <w:tr>
         <w:tc>
           <w:tcPr>
-            <w:tcW w:type="dxa" w:w="2076"/>
+            <w:tcW w:type="dxa" w:w="2880"/>
           </w:tcPr>
           <w:p>
             <w:r>
-              <w:rPr>
-                <w:rFonts w:ascii="Times New Roman" w:hAnsi="Times New Roman"/>
-                <w:sz w:val="20"/>
-              </w:rPr>
-              <w:t>Cables &amp; Accessories</w:t>
+              <w:t>Battery Cells</w:t>
             </w:r>
           </w:p>
         </w:tc>
         <w:tc>
           <w:tcPr>
-            <w:tcW w:type="dxa" w:w="2076"/>
+            <w:tcW w:type="dxa" w:w="2880"/>
           </w:tcPr>
           <w:p>
             <w:r>
-              <w:rPr>
-                <w:rFonts w:ascii="Times New Roman" w:hAnsi="Times New Roman"/>
-                <w:sz w:val="20"/>
-              </w:rPr>
-              <w:t>China, Domestic</w:t>
+              <w:t>105-120</w:t>
             </w:r>
           </w:p>
         </w:tc>
         <w:tc>
           <w:tcPr>
-            <w:tcW w:type="dxa" w:w="2076"/>
+            <w:tcW w:type="dxa" w:w="2880"/>
           </w:tcPr>
           <w:p>
             <w:r>
-              <w:rPr>
-                <w:rFonts w:ascii="Times New Roman" w:hAnsi="Times New Roman"/>
-                <w:sz w:val="20"/>
-              </w:rPr>
-              <w:t>$0.40-0.80</w:t>
-            </w:r>
-          </w:p>
-        </w:tc>
-        <w:tc>
-          <w:tcPr>
-            <w:tcW w:type="dxa" w:w="2076"/>
-          </w:tcPr>
-          <w:p>
-            <w:r>
-              <w:rPr>
-                <w:rFonts w:ascii="Times New Roman" w:hAnsi="Times New Roman"/>
-                <w:sz w:val="20"/>
-              </w:rPr>
-              <w:t>Variable</w:t>
+              <w:t>35%</w:t>
             </w:r>
           </w:p>
         </w:tc>
@@ -829,214 +1597,31 @@
       <w:tr>
         <w:tc>
           <w:tcPr>
-            <w:tcW w:type="dxa" w:w="2076"/>
+            <w:tcW w:type="dxa" w:w="2880"/>
           </w:tcPr>
           <w:p>
             <w:r>
-              <w:rPr>
-                <w:rFonts w:ascii="Times New Roman" w:hAnsi="Times New Roman"/>
-                <w:sz w:val="20"/>
-              </w:rPr>
-              <w:t>Packaging &amp; Manuals</w:t>
+              <w:t>PCB &amp; Electronics</w:t>
             </w:r>
           </w:p>
         </w:tc>
         <w:tc>
           <w:tcPr>
-            <w:tcW w:type="dxa" w:w="2076"/>
+            <w:tcW w:type="dxa" w:w="2880"/>
           </w:tcPr>
           <w:p>
             <w:r>
-              <w:rPr>
-                <w:rFonts w:ascii="Times New Roman" w:hAnsi="Times New Roman"/>
-                <w:sz w:val="20"/>
-              </w:rPr>
-              <w:t>Local Suppliers</w:t>
+              <w:t>55-70</w:t>
             </w:r>
           </w:p>
         </w:tc>
         <w:tc>
           <w:tcPr>
-            <w:tcW w:type="dxa" w:w="2076"/>
+            <w:tcW w:type="dxa" w:w="2880"/>
           </w:tcPr>
           <w:p>
             <w:r>
-              <w:rPr>
-                <w:rFonts w:ascii="Times New Roman" w:hAnsi="Times New Roman"/>
-                <w:sz w:val="20"/>
-              </w:rPr>
-              <w:t>$0.50-1.00</w:t>
-            </w:r>
-          </w:p>
-        </w:tc>
-        <w:tc>
-          <w:tcPr>
-            <w:tcW w:type="dxa" w:w="2076"/>
-          </w:tcPr>
-          <w:p>
-            <w:r>
-              <w:rPr>
-                <w:rFonts w:ascii="Times New Roman" w:hAnsi="Times New Roman"/>
-                <w:sz w:val="20"/>
-              </w:rPr>
-              <w:t>Variable</w:t>
-            </w:r>
-          </w:p>
-        </w:tc>
-      </w:tr>
-    </w:tbl>
-    <w:p/>
-    <w:p>
-      <w:pPr>
-        <w:spacing w:line="360" w:lineRule="auto"/>
-        <w:jc w:val="both"/>
-      </w:pPr>
-      <w:r>
-        <w:rPr>
-          <w:rFonts w:ascii="Times New Roman" w:hAnsi="Times New Roman"/>
-          <w:sz w:val="24"/>
-        </w:rPr>
-        <w:t>Lithium-Ion Battery Cells: Constitute 35-45% of total product cost at $2.50-4.00 per 10,000 mAh capacity. Cells are predominantly imported from China (70%), with premium brands using Samsung SDI or LG cells from South Korea. Lithium is primarily sourced from Australia (52% global supply), Chile (25%), and China (13%), while cobalt comes from the Democratic Republic of Congo (70% global supply), creating supply chain concentration risks.</w:t>
-        <w:br/>
-        <w:br/>
-        <w:t>PCBs and Electronic Components: Power management integrated circuits (PMICs) and protection circuits cost $1.50-2.50 per unit and are manufactured predominantly in China and Taiwan. Key semiconductor suppliers include Texas Instruments, Qualcomm (for Quick Charge licensing), and domestic alternatives from MediaTek. These components control voltage regulation (5V/9V/12V output), overcharge protection (4.2V cutoff), and charging protocols.</w:t>
-        <w:br/>
-        <w:br/>
-        <w:t>Housing Materials: ABS (Acrylonitrile Butadiene Styrene) plastic housings cost $1.00-2.00 per unit, while premium aluminum alloy enclosures command $2.00-4.00. Domestic polymer suppliers like Reliance Industries and IPCL provide raw granules at Rs. 120-150/kg, while injection moulding is performed in manufacturing clusters across Noida, Shenzhen, and Dongguan with typical cycle times of 30-45 seconds per unit.</w:t>
-      </w:r>
-    </w:p>
-    <w:p>
-      <w:r>
-        <w:rPr>
-          <w:rFonts w:ascii="Times New Roman" w:hAnsi="Times New Roman"/>
-          <w:b/>
-          <w:sz w:val="28"/>
-        </w:rPr>
-        <w:t>2.3 Cost Structure Analysis</w:t>
-      </w:r>
-    </w:p>
-    <w:p>
-      <w:pPr>
-        <w:spacing w:line="360" w:lineRule="auto"/>
-        <w:jc w:val="both"/>
-      </w:pPr>
-      <w:r>
-        <w:rPr>
-          <w:rFonts w:ascii="Times New Roman" w:hAnsi="Times New Roman"/>
-          <w:sz w:val="24"/>
-        </w:rPr>
-        <w:t>Understanding the cost structure of power bank manufacturing is essential for pricing decisions and profitability analysis. Based on industry data, the total variable cost per 10,000 mAh power bank ranges from $7.20 to $12.00 (approximately Rs. 600-1,000), with raw materials constituting the largest cost component.</w:t>
-      </w:r>
-    </w:p>
-    <w:p>
-      <w:pPr>
-        <w:spacing w:line="360" w:lineRule="auto"/>
-        <w:jc w:val="both"/>
-      </w:pPr>
-      <w:r>
-        <w:rPr>
-          <w:rFonts w:ascii="Times New Roman" w:hAnsi="Times New Roman"/>
-          <w:sz w:val="24"/>
-        </w:rPr>
-        <w:t>Capital Expenditure (CapEx): Establishing a power bank manufacturing facility requires significant upfront investment in machinery and infrastructure:</w:t>
-        <w:br/>
-        <w:br/>
-        <w:t>Small-Scale Assembly Unit: Rs. 20-40 lakhs (manual assembly with basic testing equipment, capacity 5,000-10,000 units/month)</w:t>
-        <w:br/>
-        <w:t>Medium-Scale Factory: Rs. 75 lakhs - 2 crores (semi-automated SMT lines, capacity 50,000-100,000 units/month)</w:t>
-        <w:br/>
-        <w:t>Large-Scale Manufacturing: Rs. 5-15 crores (fully automated production with in-house cell assembly and BIS-certified testing labs, capacity 500,000+ units/month)</w:t>
-      </w:r>
-    </w:p>
-    <w:p/>
-    <w:p>
-      <w:pPr>
-        <w:jc w:val="center"/>
-      </w:pPr>
-      <w:r>
-        <w:rPr>
-          <w:rFonts w:ascii="Times New Roman" w:hAnsi="Times New Roman"/>
-          <w:b/>
-          <w:sz w:val="22"/>
-        </w:rPr>
-        <w:t>Table 2: Detailed Cost Breakdown per 10,000 mAh Power Bank</w:t>
-      </w:r>
-    </w:p>
-    <w:tbl>
-      <w:tblPr>
-        <w:tblStyle w:val="TableGrid"/>
-        <w:tblW w:type="auto" w:w="0"/>
-        <w:jc w:val="center"/>
-        <w:tblLook w:firstColumn="1" w:firstRow="1" w:lastColumn="0" w:lastRow="0" w:noHBand="0" w:noVBand="1" w:val="04A0"/>
-      </w:tblPr>
-      <w:tblGrid>
-        <w:gridCol w:w="2076"/>
-        <w:gridCol w:w="2076"/>
-        <w:gridCol w:w="2076"/>
-        <w:gridCol w:w="2076"/>
-      </w:tblGrid>
-      <w:tr>
-        <w:tc>
-          <w:tcPr>
-            <w:tcW w:type="dxa" w:w="2076"/>
-            <w:shd w:fill="D9E2F3"/>
-          </w:tcPr>
-          <w:p>
-            <w:r>
-              <w:rPr>
-                <w:rFonts w:ascii="Times New Roman" w:hAnsi="Times New Roman"/>
-                <w:b/>
-                <w:sz w:val="20"/>
-              </w:rPr>
-              <w:t>Cost Component</w:t>
-            </w:r>
-          </w:p>
-        </w:tc>
-        <w:tc>
-          <w:tcPr>
-            <w:tcW w:type="dxa" w:w="2076"/>
-            <w:shd w:fill="D9E2F3"/>
-          </w:tcPr>
-          <w:p>
-            <w:r>
-              <w:rPr>
-                <w:rFonts w:ascii="Times New Roman" w:hAnsi="Times New Roman"/>
-                <w:b/>
-                <w:sz w:val="20"/>
-              </w:rPr>
-              <w:t>USD</w:t>
-            </w:r>
-          </w:p>
-        </w:tc>
-        <w:tc>
-          <w:tcPr>
-            <w:tcW w:type="dxa" w:w="2076"/>
-            <w:shd w:fill="D9E2F3"/>
-          </w:tcPr>
-          <w:p>
-            <w:r>
-              <w:rPr>
-                <w:rFonts w:ascii="Times New Roman" w:hAnsi="Times New Roman"/>
-                <w:b/>
-                <w:sz w:val="20"/>
-              </w:rPr>
-              <w:t>INR (approx.)</w:t>
-            </w:r>
-          </w:p>
-        </w:tc>
-        <w:tc>
-          <w:tcPr>
-            <w:tcW w:type="dxa" w:w="2076"/>
-            <w:shd w:fill="D9E2F3"/>
-          </w:tcPr>
-          <w:p>
-            <w:r>
-              <w:rPr>
-                <w:rFonts w:ascii="Times New Roman" w:hAnsi="Times New Roman"/>
-                <w:b/>
-                <w:sz w:val="20"/>
-              </w:rPr>
-              <w:t>Percentage</w:t>
+              <w:t>20%</w:t>
             </w:r>
           </w:p>
         </w:tc>
@@ -1044,57 +1629,31 @@
       <w:tr>
         <w:tc>
           <w:tcPr>
-            <w:tcW w:type="dxa" w:w="2076"/>
+            <w:tcW w:type="dxa" w:w="2880"/>
           </w:tcPr>
           <w:p>
             <w:r>
-              <w:rPr>
-                <w:rFonts w:ascii="Times New Roman" w:hAnsi="Times New Roman"/>
-                <w:sz w:val="20"/>
-              </w:rPr>
-              <w:t>Battery Cells (Li-ion/LiPo)</w:t>
+              <w:t>Enclosure</w:t>
             </w:r>
           </w:p>
         </w:tc>
         <w:tc>
           <w:tcPr>
-            <w:tcW w:type="dxa" w:w="2076"/>
+            <w:tcW w:type="dxa" w:w="2880"/>
           </w:tcPr>
           <w:p>
             <w:r>
-              <w:rPr>
-                <w:rFonts w:ascii="Times New Roman" w:hAnsi="Times New Roman"/>
-                <w:sz w:val="20"/>
-              </w:rPr>
-              <w:t>$2.50-4.00</w:t>
+              <w:t>35-45</w:t>
             </w:r>
           </w:p>
         </w:tc>
         <w:tc>
           <w:tcPr>
-            <w:tcW w:type="dxa" w:w="2076"/>
+            <w:tcW w:type="dxa" w:w="2880"/>
           </w:tcPr>
           <w:p>
             <w:r>
-              <w:rPr>
-                <w:rFonts w:ascii="Times New Roman" w:hAnsi="Times New Roman"/>
-                <w:sz w:val="20"/>
-              </w:rPr>
-              <w:t>Rs. 210-335</w:t>
-            </w:r>
-          </w:p>
-        </w:tc>
-        <w:tc>
-          <w:tcPr>
-            <w:tcW w:type="dxa" w:w="2076"/>
-          </w:tcPr>
-          <w:p>
-            <w:r>
-              <w:rPr>
-                <w:rFonts w:ascii="Times New Roman" w:hAnsi="Times New Roman"/>
-                <w:sz w:val="20"/>
-              </w:rPr>
-              <w:t>35-40%</w:t>
+              <w:t>12%</w:t>
             </w:r>
           </w:p>
         </w:tc>
@@ -1102,57 +1661,31 @@
       <w:tr>
         <w:tc>
           <w:tcPr>
-            <w:tcW w:type="dxa" w:w="2076"/>
+            <w:tcW w:type="dxa" w:w="2880"/>
           </w:tcPr>
           <w:p>
             <w:r>
-              <w:rPr>
-                <w:rFonts w:ascii="Times New Roman" w:hAnsi="Times New Roman"/>
-                <w:sz w:val="20"/>
-              </w:rPr>
-              <w:t>PCB &amp; Power Management</w:t>
+              <w:t>Assembly Labor</w:t>
             </w:r>
           </w:p>
         </w:tc>
         <w:tc>
           <w:tcPr>
-            <w:tcW w:type="dxa" w:w="2076"/>
+            <w:tcW w:type="dxa" w:w="2880"/>
           </w:tcPr>
           <w:p>
             <w:r>
-              <w:rPr>
-                <w:rFonts w:ascii="Times New Roman" w:hAnsi="Times New Roman"/>
-                <w:sz w:val="20"/>
-              </w:rPr>
-              <w:t>$1.50-2.50</w:t>
+              <w:t>30-40</w:t>
             </w:r>
           </w:p>
         </w:tc>
         <w:tc>
           <w:tcPr>
-            <w:tcW w:type="dxa" w:w="2076"/>
+            <w:tcW w:type="dxa" w:w="2880"/>
           </w:tcPr>
           <w:p>
             <w:r>
-              <w:rPr>
-                <w:rFonts w:ascii="Times New Roman" w:hAnsi="Times New Roman"/>
-                <w:sz w:val="20"/>
-              </w:rPr>
-              <w:t>Rs. 125-210</w:t>
-            </w:r>
-          </w:p>
-        </w:tc>
-        <w:tc>
-          <w:tcPr>
-            <w:tcW w:type="dxa" w:w="2076"/>
-          </w:tcPr>
-          <w:p>
-            <w:r>
-              <w:rPr>
-                <w:rFonts w:ascii="Times New Roman" w:hAnsi="Times New Roman"/>
-                <w:sz w:val="20"/>
-              </w:rPr>
-              <w:t>18-22%</w:t>
+              <w:t>11%</w:t>
             </w:r>
           </w:p>
         </w:tc>
@@ -1160,57 +1693,31 @@
       <w:tr>
         <w:tc>
           <w:tcPr>
-            <w:tcW w:type="dxa" w:w="2076"/>
+            <w:tcW w:type="dxa" w:w="2880"/>
           </w:tcPr>
           <w:p>
             <w:r>
-              <w:rPr>
-                <w:rFonts w:ascii="Times New Roman" w:hAnsi="Times New Roman"/>
-                <w:sz w:val="20"/>
-              </w:rPr>
-              <w:t>Housing (ABS/Aluminum)</w:t>
+              <w:t>Packaging</w:t>
             </w:r>
           </w:p>
         </w:tc>
         <w:tc>
           <w:tcPr>
-            <w:tcW w:type="dxa" w:w="2076"/>
+            <w:tcW w:type="dxa" w:w="2880"/>
           </w:tcPr>
           <w:p>
             <w:r>
-              <w:rPr>
-                <w:rFonts w:ascii="Times New Roman" w:hAnsi="Times New Roman"/>
-                <w:sz w:val="20"/>
-              </w:rPr>
-              <w:t>$1.00-2.00</w:t>
+              <w:t>15-20</w:t>
             </w:r>
           </w:p>
         </w:tc>
         <w:tc>
           <w:tcPr>
-            <w:tcW w:type="dxa" w:w="2076"/>
+            <w:tcW w:type="dxa" w:w="2880"/>
           </w:tcPr>
           <w:p>
             <w:r>
-              <w:rPr>
-                <w:rFonts w:ascii="Times New Roman" w:hAnsi="Times New Roman"/>
-                <w:sz w:val="20"/>
-              </w:rPr>
-              <w:t>Rs. 85-170</w:t>
-            </w:r>
-          </w:p>
-        </w:tc>
-        <w:tc>
-          <w:tcPr>
-            <w:tcW w:type="dxa" w:w="2076"/>
-          </w:tcPr>
-          <w:p>
-            <w:r>
-              <w:rPr>
-                <w:rFonts w:ascii="Times New Roman" w:hAnsi="Times New Roman"/>
-                <w:sz w:val="20"/>
-              </w:rPr>
-              <w:t>12-15%</w:t>
+              <w:t>5%</w:t>
             </w:r>
           </w:p>
         </w:tc>
@@ -1218,57 +1725,31 @@
       <w:tr>
         <w:tc>
           <w:tcPr>
-            <w:tcW w:type="dxa" w:w="2076"/>
+            <w:tcW w:type="dxa" w:w="2880"/>
           </w:tcPr>
           <w:p>
             <w:r>
-              <w:rPr>
-                <w:rFonts w:ascii="Times New Roman" w:hAnsi="Times New Roman"/>
-                <w:sz w:val="20"/>
-              </w:rPr>
-              <w:t>USB Ports &amp; Connectors</w:t>
+              <w:t>Fixed Cost Allocation</w:t>
             </w:r>
           </w:p>
         </w:tc>
         <w:tc>
           <w:tcPr>
-            <w:tcW w:type="dxa" w:w="2076"/>
+            <w:tcW w:type="dxa" w:w="2880"/>
           </w:tcPr>
           <w:p>
             <w:r>
-              <w:rPr>
-                <w:rFonts w:ascii="Times New Roman" w:hAnsi="Times New Roman"/>
-                <w:sz w:val="20"/>
-              </w:rPr>
-              <w:t>$0.50-1.00</w:t>
+              <w:t>40-55</w:t>
             </w:r>
           </w:p>
         </w:tc>
         <w:tc>
           <w:tcPr>
-            <w:tcW w:type="dxa" w:w="2076"/>
+            <w:tcW w:type="dxa" w:w="2880"/>
           </w:tcPr>
           <w:p>
             <w:r>
-              <w:rPr>
-                <w:rFonts w:ascii="Times New Roman" w:hAnsi="Times New Roman"/>
-                <w:sz w:val="20"/>
-              </w:rPr>
-              <w:t>Rs. 40-85</w:t>
-            </w:r>
-          </w:p>
-        </w:tc>
-        <w:tc>
-          <w:tcPr>
-            <w:tcW w:type="dxa" w:w="2076"/>
-          </w:tcPr>
-          <w:p>
-            <w:r>
-              <w:rPr>
-                <w:rFonts w:ascii="Times New Roman" w:hAnsi="Times New Roman"/>
-                <w:sz w:val="20"/>
-              </w:rPr>
-              <w:t>6-8%</w:t>
+              <w:t>15%</w:t>
             </w:r>
           </w:p>
         </w:tc>
@@ -1276,412 +1757,30 @@
       <w:tr>
         <w:tc>
           <w:tcPr>
-            <w:tcW w:type="dxa" w:w="2076"/>
+            <w:tcW w:type="dxa" w:w="2880"/>
           </w:tcPr>
           <w:p>
             <w:r>
-              <w:rPr>
-                <w:rFonts w:ascii="Times New Roman" w:hAnsi="Times New Roman"/>
-                <w:sz w:val="20"/>
-              </w:rPr>
-              <w:t>LED/Display Components</w:t>
+              <w:t>Total Production Cost</w:t>
             </w:r>
           </w:p>
         </w:tc>
         <w:tc>
           <w:tcPr>
-            <w:tcW w:type="dxa" w:w="2076"/>
+            <w:tcW w:type="dxa" w:w="2880"/>
           </w:tcPr>
           <w:p>
             <w:r>
-              <w:rPr>
-                <w:rFonts w:ascii="Times New Roman" w:hAnsi="Times New Roman"/>
-                <w:sz w:val="20"/>
-              </w:rPr>
-              <w:t>$0.30-0.50</w:t>
+              <w:t>280-350</w:t>
             </w:r>
           </w:p>
         </w:tc>
         <w:tc>
           <w:tcPr>
-            <w:tcW w:type="dxa" w:w="2076"/>
+            <w:tcW w:type="dxa" w:w="2880"/>
           </w:tcPr>
           <w:p>
             <w:r>
-              <w:rPr>
-                <w:rFonts w:ascii="Times New Roman" w:hAnsi="Times New Roman"/>
-                <w:sz w:val="20"/>
-              </w:rPr>
-              <w:t>Rs. 25-40</w:t>
-            </w:r>
-          </w:p>
-        </w:tc>
-        <w:tc>
-          <w:tcPr>
-            <w:tcW w:type="dxa" w:w="2076"/>
-          </w:tcPr>
-          <w:p>
-            <w:r>
-              <w:rPr>
-                <w:rFonts w:ascii="Times New Roman" w:hAnsi="Times New Roman"/>
-                <w:sz w:val="20"/>
-              </w:rPr>
-              <w:t>3-4%</w:t>
-            </w:r>
-          </w:p>
-        </w:tc>
-      </w:tr>
-      <w:tr>
-        <w:tc>
-          <w:tcPr>
-            <w:tcW w:type="dxa" w:w="2076"/>
-          </w:tcPr>
-          <w:p>
-            <w:r>
-              <w:rPr>
-                <w:rFonts w:ascii="Times New Roman" w:hAnsi="Times New Roman"/>
-                <w:sz w:val="20"/>
-              </w:rPr>
-              <w:t>Cables &amp; Accessories</w:t>
-            </w:r>
-          </w:p>
-        </w:tc>
-        <w:tc>
-          <w:tcPr>
-            <w:tcW w:type="dxa" w:w="2076"/>
-          </w:tcPr>
-          <w:p>
-            <w:r>
-              <w:rPr>
-                <w:rFonts w:ascii="Times New Roman" w:hAnsi="Times New Roman"/>
-                <w:sz w:val="20"/>
-              </w:rPr>
-              <w:t>$0.40-0.80</w:t>
-            </w:r>
-          </w:p>
-        </w:tc>
-        <w:tc>
-          <w:tcPr>
-            <w:tcW w:type="dxa" w:w="2076"/>
-          </w:tcPr>
-          <w:p>
-            <w:r>
-              <w:rPr>
-                <w:rFonts w:ascii="Times New Roman" w:hAnsi="Times New Roman"/>
-                <w:sz w:val="20"/>
-              </w:rPr>
-              <w:t>Rs. 35-65</w:t>
-            </w:r>
-          </w:p>
-        </w:tc>
-        <w:tc>
-          <w:tcPr>
-            <w:tcW w:type="dxa" w:w="2076"/>
-          </w:tcPr>
-          <w:p>
-            <w:r>
-              <w:rPr>
-                <w:rFonts w:ascii="Times New Roman" w:hAnsi="Times New Roman"/>
-                <w:sz w:val="20"/>
-              </w:rPr>
-              <w:t>5-6%</w:t>
-            </w:r>
-          </w:p>
-        </w:tc>
-      </w:tr>
-      <w:tr>
-        <w:tc>
-          <w:tcPr>
-            <w:tcW w:type="dxa" w:w="2076"/>
-          </w:tcPr>
-          <w:p>
-            <w:r>
-              <w:rPr>
-                <w:rFonts w:ascii="Times New Roman" w:hAnsi="Times New Roman"/>
-                <w:sz w:val="20"/>
-              </w:rPr>
-              <w:t>Packaging Materials</w:t>
-            </w:r>
-          </w:p>
-        </w:tc>
-        <w:tc>
-          <w:tcPr>
-            <w:tcW w:type="dxa" w:w="2076"/>
-          </w:tcPr>
-          <w:p>
-            <w:r>
-              <w:rPr>
-                <w:rFonts w:ascii="Times New Roman" w:hAnsi="Times New Roman"/>
-                <w:sz w:val="20"/>
-              </w:rPr>
-              <w:t>$0.50-1.00</w:t>
-            </w:r>
-          </w:p>
-        </w:tc>
-        <w:tc>
-          <w:tcPr>
-            <w:tcW w:type="dxa" w:w="2076"/>
-          </w:tcPr>
-          <w:p>
-            <w:r>
-              <w:rPr>
-                <w:rFonts w:ascii="Times New Roman" w:hAnsi="Times New Roman"/>
-                <w:sz w:val="20"/>
-              </w:rPr>
-              <w:t>Rs. 40-85</w:t>
-            </w:r>
-          </w:p>
-        </w:tc>
-        <w:tc>
-          <w:tcPr>
-            <w:tcW w:type="dxa" w:w="2076"/>
-          </w:tcPr>
-          <w:p>
-            <w:r>
-              <w:rPr>
-                <w:rFonts w:ascii="Times New Roman" w:hAnsi="Times New Roman"/>
-                <w:sz w:val="20"/>
-              </w:rPr>
-              <w:t>5-7%</w:t>
-            </w:r>
-          </w:p>
-        </w:tc>
-      </w:tr>
-      <w:tr>
-        <w:tc>
-          <w:tcPr>
-            <w:tcW w:type="dxa" w:w="2076"/>
-          </w:tcPr>
-          <w:p>
-            <w:r>
-              <w:rPr>
-                <w:rFonts w:ascii="Times New Roman" w:hAnsi="Times New Roman"/>
-                <w:sz w:val="20"/>
-              </w:rPr>
-              <w:t>Labour &amp; Assembly</w:t>
-            </w:r>
-          </w:p>
-        </w:tc>
-        <w:tc>
-          <w:tcPr>
-            <w:tcW w:type="dxa" w:w="2076"/>
-          </w:tcPr>
-          <w:p>
-            <w:r>
-              <w:rPr>
-                <w:rFonts w:ascii="Times New Roman" w:hAnsi="Times New Roman"/>
-                <w:sz w:val="20"/>
-              </w:rPr>
-              <w:t>$0.30-0.60</w:t>
-            </w:r>
-          </w:p>
-        </w:tc>
-        <w:tc>
-          <w:tcPr>
-            <w:tcW w:type="dxa" w:w="2076"/>
-          </w:tcPr>
-          <w:p>
-            <w:r>
-              <w:rPr>
-                <w:rFonts w:ascii="Times New Roman" w:hAnsi="Times New Roman"/>
-                <w:sz w:val="20"/>
-              </w:rPr>
-              <w:t>Rs. 25-50</w:t>
-            </w:r>
-          </w:p>
-        </w:tc>
-        <w:tc>
-          <w:tcPr>
-            <w:tcW w:type="dxa" w:w="2076"/>
-          </w:tcPr>
-          <w:p>
-            <w:r>
-              <w:rPr>
-                <w:rFonts w:ascii="Times New Roman" w:hAnsi="Times New Roman"/>
-                <w:sz w:val="20"/>
-              </w:rPr>
-              <w:t>4-5%</w:t>
-            </w:r>
-          </w:p>
-        </w:tc>
-      </w:tr>
-      <w:tr>
-        <w:tc>
-          <w:tcPr>
-            <w:tcW w:type="dxa" w:w="2076"/>
-          </w:tcPr>
-          <w:p>
-            <w:r>
-              <w:rPr>
-                <w:rFonts w:ascii="Times New Roman" w:hAnsi="Times New Roman"/>
-                <w:sz w:val="20"/>
-              </w:rPr>
-              <w:t>Quality Testing &amp; QC</w:t>
-            </w:r>
-          </w:p>
-        </w:tc>
-        <w:tc>
-          <w:tcPr>
-            <w:tcW w:type="dxa" w:w="2076"/>
-          </w:tcPr>
-          <w:p>
-            <w:r>
-              <w:rPr>
-                <w:rFonts w:ascii="Times New Roman" w:hAnsi="Times New Roman"/>
-                <w:sz w:val="20"/>
-              </w:rPr>
-              <w:t>$0.20-0.40</w:t>
-            </w:r>
-          </w:p>
-        </w:tc>
-        <w:tc>
-          <w:tcPr>
-            <w:tcW w:type="dxa" w:w="2076"/>
-          </w:tcPr>
-          <w:p>
-            <w:r>
-              <w:rPr>
-                <w:rFonts w:ascii="Times New Roman" w:hAnsi="Times New Roman"/>
-                <w:sz w:val="20"/>
-              </w:rPr>
-              <w:t>Rs. 17-35</w:t>
-            </w:r>
-          </w:p>
-        </w:tc>
-        <w:tc>
-          <w:tcPr>
-            <w:tcW w:type="dxa" w:w="2076"/>
-          </w:tcPr>
-          <w:p>
-            <w:r>
-              <w:rPr>
-                <w:rFonts w:ascii="Times New Roman" w:hAnsi="Times New Roman"/>
-                <w:sz w:val="20"/>
-              </w:rPr>
-              <w:t>2-3%</w:t>
-            </w:r>
-          </w:p>
-        </w:tc>
-      </w:tr>
-      <w:tr>
-        <w:tc>
-          <w:tcPr>
-            <w:tcW w:type="dxa" w:w="2076"/>
-          </w:tcPr>
-          <w:p>
-            <w:r>
-              <w:rPr>
-                <w:rFonts w:ascii="Times New Roman" w:hAnsi="Times New Roman"/>
-                <w:sz w:val="20"/>
-              </w:rPr>
-              <w:t>Overheads &amp; Depreciation</w:t>
-            </w:r>
-          </w:p>
-        </w:tc>
-        <w:tc>
-          <w:tcPr>
-            <w:tcW w:type="dxa" w:w="2076"/>
-          </w:tcPr>
-          <w:p>
-            <w:r>
-              <w:rPr>
-                <w:rFonts w:ascii="Times New Roman" w:hAnsi="Times New Roman"/>
-                <w:sz w:val="20"/>
-              </w:rPr>
-              <w:t>$0.50-0.80</w:t>
-            </w:r>
-          </w:p>
-        </w:tc>
-        <w:tc>
-          <w:tcPr>
-            <w:tcW w:type="dxa" w:w="2076"/>
-          </w:tcPr>
-          <w:p>
-            <w:r>
-              <w:rPr>
-                <w:rFonts w:ascii="Times New Roman" w:hAnsi="Times New Roman"/>
-                <w:sz w:val="20"/>
-              </w:rPr>
-              <w:t>Rs. 40-65</w:t>
-            </w:r>
-          </w:p>
-        </w:tc>
-        <w:tc>
-          <w:tcPr>
-            <w:tcW w:type="dxa" w:w="2076"/>
-          </w:tcPr>
-          <w:p>
-            <w:r>
-              <w:rPr>
-                <w:rFonts w:ascii="Times New Roman" w:hAnsi="Times New Roman"/>
-                <w:sz w:val="20"/>
-              </w:rPr>
-              <w:t>6-8%</w:t>
-            </w:r>
-          </w:p>
-        </w:tc>
-      </w:tr>
-      <w:tr>
-        <w:tc>
-          <w:tcPr>
-            <w:tcW w:type="dxa" w:w="2076"/>
-            <w:shd w:fill="E2EFDA"/>
-          </w:tcPr>
-          <w:p>
-            <w:r>
-              <w:rPr>
-                <w:rFonts w:ascii="Times New Roman" w:hAnsi="Times New Roman"/>
-                <w:b/>
-                <w:sz w:val="20"/>
-              </w:rPr>
-              <w:t>Total Variable Cost</w:t>
-            </w:r>
-          </w:p>
-        </w:tc>
-        <w:tc>
-          <w:tcPr>
-            <w:tcW w:type="dxa" w:w="2076"/>
-            <w:shd w:fill="E2EFDA"/>
-          </w:tcPr>
-          <w:p>
-            <w:r>
-              <w:rPr>
-                <w:rFonts w:ascii="Times New Roman" w:hAnsi="Times New Roman"/>
-                <w:b/>
-                <w:sz w:val="20"/>
-              </w:rPr>
-              <w:t>$7.20-12.00</w:t>
-            </w:r>
-          </w:p>
-        </w:tc>
-        <w:tc>
-          <w:tcPr>
-            <w:tcW w:type="dxa" w:w="2076"/>
-            <w:shd w:fill="E2EFDA"/>
-          </w:tcPr>
-          <w:p>
-            <w:r>
-              <w:rPr>
-                <w:rFonts w:ascii="Times New Roman" w:hAnsi="Times New Roman"/>
-                <w:b/>
-                <w:sz w:val="20"/>
-              </w:rPr>
-              <w:t>Rs. 600-1,000</w:t>
-            </w:r>
-          </w:p>
-        </w:tc>
-        <w:tc>
-          <w:tcPr>
-            <w:tcW w:type="dxa" w:w="2076"/>
-            <w:shd w:fill="E2EFDA"/>
-          </w:tcPr>
-          <w:p>
-            <w:r>
-              <w:rPr>
-                <w:rFonts w:ascii="Times New Roman" w:hAnsi="Times New Roman"/>
-                <w:b/>
-                <w:sz w:val="20"/>
-              </w:rPr>
               <w:t>100%</w:t>
             </w:r>
           </w:p>
@@ -1691,147 +1790,663 @@
     <w:p/>
     <w:p>
       <w:pPr>
-        <w:spacing w:line="360" w:lineRule="auto"/>
         <w:jc w:val="both"/>
       </w:pPr>
       <w:r>
-        <w:rPr>
-          <w:rFonts w:ascii="Times New Roman" w:hAnsi="Times New Roman"/>
-          <w:sz w:val="24"/>
-        </w:rPr>
-        <w:t>Average Cost and Marginal Cost Analysis:</w:t>
-        <w:br/>
-        <w:br/>
-        <w:t>The power bank industry demonstrates significant economies of scale, where Average Cost (AC) decreases as production volume increases due to the spreading of fixed costs over larger output quantities. Industry data indicates that average cost per unit decreases by approximately 15-20% when production doubles from 10,000 to 20,000 units monthly.</w:t>
-        <w:br/>
-        <w:br/>
-        <w:t>The typical U-shaped Average Cost curve applies, with:</w:t>
-        <w:br/>
-        <w:t>- Declining AC phase (0-50,000 units/month): Fixed costs spread across increasing output</w:t>
-        <w:br/>
-        <w:t>- Minimum AC point (50,000-100,000 units/month): Optimal production scale for cost efficiency</w:t>
-        <w:br/>
-        <w:t>- Rising AC phase (&gt;150,000 units/month): Coordination inefficiencies and capacity constraints</w:t>
-        <w:br/>
-        <w:br/>
-        <w:t>Marginal Cost (MC) remains relatively stable in the relevant production range at $6.50-8.00 per unit, as variable costs (primarily battery cells and components) maintain proportional relationships with output. The MC curve intersects the AC curve at the minimum point of AC, representing the optimal production scale.</w:t>
-        <w:br/>
-        <w:br/>
-        <w:t>For a typical medium-scale manufacturer producing 50,000 units monthly:</w:t>
-        <w:br/>
-        <w:t>- Average Fixed Cost (AFC): Rs. 80-120 per unit</w:t>
-        <w:br/>
-        <w:t>- Average Variable Cost (AVC): Rs. 600-800 per unit</w:t>
-        <w:br/>
-        <w:t>- Average Total Cost (ATC): Rs. 680-920 per unit</w:t>
-        <w:br/>
-        <w:t>- Marginal Cost (MC): Rs. 550-700 per additional unit</w:t>
+        <w:t>Cost curve analysis across different production volumes demonstrates significant economies of scale, with Average Total Cost declining 31% between 10,000 and 200,000 units monthly production. The following figure illustrates the behavior of Average Total Cost (ATC), Marginal Cost (MC), Average Variable Cost (AVC), and Average Fixed Cost (AFC) across production volumes.</w:t>
       </w:r>
     </w:p>
     <w:p>
+      <w:pPr>
+        <w:jc w:val="center"/>
+      </w:pPr>
+      <w:r>
+        <w:drawing>
+          <wp:inline xmlns:a="http://schemas.openxmlformats.org/drawingml/2006/main" xmlns:pic="http://schemas.openxmlformats.org/drawingml/2006/picture">
+            <wp:extent cx="5029200" cy="2986300"/>
+            <wp:docPr id="1" name="Picture 1"/>
+            <wp:cNvGraphicFramePr>
+              <a:graphicFrameLocks noChangeAspect="1"/>
+            </wp:cNvGraphicFramePr>
+            <a:graphic>
+              <a:graphicData uri="http://schemas.openxmlformats.org/drawingml/2006/picture">
+                <pic:pic>
+                  <pic:nvPicPr>
+                    <pic:cNvPr id="0" name="cost_curves.png"/>
+                    <pic:cNvPicPr/>
+                  </pic:nvPicPr>
+                  <pic:blipFill>
+                    <a:blip r:embed="rId9"/>
+                    <a:stretch>
+                      <a:fillRect/>
+                    </a:stretch>
+                  </pic:blipFill>
+                  <pic:spPr>
+                    <a:xfrm>
+                      <a:off x="0" y="0"/>
+                      <a:ext cx="5029200" cy="2986300"/>
+                    </a:xfrm>
+                    <a:prstGeom prst="rect"/>
+                  </pic:spPr>
+                </pic:pic>
+              </a:graphicData>
+            </a:graphic>
+          </wp:inline>
+        </w:drawing>
+      </w:r>
+    </w:p>
+    <w:p>
+      <w:pPr>
+        <w:jc w:val="center"/>
+      </w:pPr>
       <w:r>
         <w:rPr>
-          <w:rFonts w:ascii="Times New Roman" w:hAnsi="Times New Roman"/>
+          <w:i/>
+          <w:sz w:val="20"/>
+        </w:rPr>
+        <w:t>Figure 2.1: Cost Curves in Power Bank Manufacturing</w:t>
+      </w:r>
+    </w:p>
+    <w:p/>
+    <w:p>
+      <w:r>
+        <w:rPr>
           <w:b/>
-          <w:sz w:val="28"/>
+          <w:sz w:val="20"/>
+        </w:rPr>
+        <w:t>Table 7: Cost Curve Analysis at Different Production Levels</w:t>
+      </w:r>
+    </w:p>
+    <w:tbl>
+      <w:tblPr>
+        <w:tblStyle w:val="TableGrid"/>
+        <w:tblW w:type="auto" w:w="0"/>
+        <w:tblLook w:firstColumn="1" w:firstRow="1" w:lastColumn="0" w:lastRow="0" w:noHBand="0" w:noVBand="1" w:val="04A0"/>
+      </w:tblPr>
+      <w:tblGrid>
+        <w:gridCol w:w="1728"/>
+        <w:gridCol w:w="1728"/>
+        <w:gridCol w:w="1728"/>
+        <w:gridCol w:w="1728"/>
+        <w:gridCol w:w="1728"/>
+      </w:tblGrid>
+      <w:tr>
+        <w:tc>
+          <w:tcPr>
+            <w:tcW w:type="dxa" w:w="1728"/>
+          </w:tcPr>
+          <w:p>
+            <w:r>
+              <w:rPr>
+                <w:b/>
+              </w:rPr>
+              <w:t>Production Level</w:t>
+            </w:r>
+          </w:p>
+        </w:tc>
+        <w:tc>
+          <w:tcPr>
+            <w:tcW w:type="dxa" w:w="1728"/>
+          </w:tcPr>
+          <w:p>
+            <w:r>
+              <w:rPr>
+                <w:b/>
+              </w:rPr>
+              <w:t>AFC (₹)</w:t>
+            </w:r>
+          </w:p>
+        </w:tc>
+        <w:tc>
+          <w:tcPr>
+            <w:tcW w:type="dxa" w:w="1728"/>
+          </w:tcPr>
+          <w:p>
+            <w:r>
+              <w:rPr>
+                <w:b/>
+              </w:rPr>
+              <w:t>AVC (₹)</w:t>
+            </w:r>
+          </w:p>
+        </w:tc>
+        <w:tc>
+          <w:tcPr>
+            <w:tcW w:type="dxa" w:w="1728"/>
+          </w:tcPr>
+          <w:p>
+            <w:r>
+              <w:rPr>
+                <w:b/>
+              </w:rPr>
+              <w:t>ATC (₹)</w:t>
+            </w:r>
+          </w:p>
+        </w:tc>
+        <w:tc>
+          <w:tcPr>
+            <w:tcW w:type="dxa" w:w="1728"/>
+          </w:tcPr>
+          <w:p>
+            <w:r>
+              <w:rPr>
+                <w:b/>
+              </w:rPr>
+              <w:t>MC (₹)</w:t>
+            </w:r>
+          </w:p>
+        </w:tc>
+      </w:tr>
+      <w:tr>
+        <w:tc>
+          <w:tcPr>
+            <w:tcW w:type="dxa" w:w="1728"/>
+          </w:tcPr>
+          <w:p>
+            <w:r>
+              <w:t>10,000 units</w:t>
+            </w:r>
+          </w:p>
+        </w:tc>
+        <w:tc>
+          <w:tcPr>
+            <w:tcW w:type="dxa" w:w="1728"/>
+          </w:tcPr>
+          <w:p>
+            <w:r>
+              <w:t>80</w:t>
+            </w:r>
+          </w:p>
+        </w:tc>
+        <w:tc>
+          <w:tcPr>
+            <w:tcW w:type="dxa" w:w="1728"/>
+          </w:tcPr>
+          <w:p>
+            <w:r>
+              <w:t>285</w:t>
+            </w:r>
+          </w:p>
+        </w:tc>
+        <w:tc>
+          <w:tcPr>
+            <w:tcW w:type="dxa" w:w="1728"/>
+          </w:tcPr>
+          <w:p>
+            <w:r>
+              <w:t>365</w:t>
+            </w:r>
+          </w:p>
+        </w:tc>
+        <w:tc>
+          <w:tcPr>
+            <w:tcW w:type="dxa" w:w="1728"/>
+          </w:tcPr>
+          <w:p>
+            <w:r>
+              <w:t>290</w:t>
+            </w:r>
+          </w:p>
+        </w:tc>
+      </w:tr>
+      <w:tr>
+        <w:tc>
+          <w:tcPr>
+            <w:tcW w:type="dxa" w:w="1728"/>
+          </w:tcPr>
+          <w:p>
+            <w:r>
+              <w:t>50,000 units</w:t>
+            </w:r>
+          </w:p>
+        </w:tc>
+        <w:tc>
+          <w:tcPr>
+            <w:tcW w:type="dxa" w:w="1728"/>
+          </w:tcPr>
+          <w:p>
+            <w:r>
+              <w:t>35</w:t>
+            </w:r>
+          </w:p>
+        </w:tc>
+        <w:tc>
+          <w:tcPr>
+            <w:tcW w:type="dxa" w:w="1728"/>
+          </w:tcPr>
+          <w:p>
+            <w:r>
+              <w:t>270</w:t>
+            </w:r>
+          </w:p>
+        </w:tc>
+        <w:tc>
+          <w:tcPr>
+            <w:tcW w:type="dxa" w:w="1728"/>
+          </w:tcPr>
+          <w:p>
+            <w:r>
+              <w:t>305</w:t>
+            </w:r>
+          </w:p>
+        </w:tc>
+        <w:tc>
+          <w:tcPr>
+            <w:tcW w:type="dxa" w:w="1728"/>
+          </w:tcPr>
+          <w:p>
+            <w:r>
+              <w:t>265</w:t>
+            </w:r>
+          </w:p>
+        </w:tc>
+      </w:tr>
+      <w:tr>
+        <w:tc>
+          <w:tcPr>
+            <w:tcW w:type="dxa" w:w="1728"/>
+          </w:tcPr>
+          <w:p>
+            <w:r>
+              <w:t>100,000 units</w:t>
+            </w:r>
+          </w:p>
+        </w:tc>
+        <w:tc>
+          <w:tcPr>
+            <w:tcW w:type="dxa" w:w="1728"/>
+          </w:tcPr>
+          <w:p>
+            <w:r>
+              <w:t>18</w:t>
+            </w:r>
+          </w:p>
+        </w:tc>
+        <w:tc>
+          <w:tcPr>
+            <w:tcW w:type="dxa" w:w="1728"/>
+          </w:tcPr>
+          <w:p>
+            <w:r>
+              <w:t>255</w:t>
+            </w:r>
+          </w:p>
+        </w:tc>
+        <w:tc>
+          <w:tcPr>
+            <w:tcW w:type="dxa" w:w="1728"/>
+          </w:tcPr>
+          <w:p>
+            <w:r>
+              <w:t>273</w:t>
+            </w:r>
+          </w:p>
+        </w:tc>
+        <w:tc>
+          <w:tcPr>
+            <w:tcW w:type="dxa" w:w="1728"/>
+          </w:tcPr>
+          <w:p>
+            <w:r>
+              <w:t>250</w:t>
+            </w:r>
+          </w:p>
+        </w:tc>
+      </w:tr>
+      <w:tr>
+        <w:tc>
+          <w:tcPr>
+            <w:tcW w:type="dxa" w:w="1728"/>
+          </w:tcPr>
+          <w:p>
+            <w:r>
+              <w:t>200,000 units</w:t>
+            </w:r>
+          </w:p>
+        </w:tc>
+        <w:tc>
+          <w:tcPr>
+            <w:tcW w:type="dxa" w:w="1728"/>
+          </w:tcPr>
+          <w:p>
+            <w:r>
+              <w:t>9</w:t>
+            </w:r>
+          </w:p>
+        </w:tc>
+        <w:tc>
+          <w:tcPr>
+            <w:tcW w:type="dxa" w:w="1728"/>
+          </w:tcPr>
+          <w:p>
+            <w:r>
+              <w:t>243</w:t>
+            </w:r>
+          </w:p>
+        </w:tc>
+        <w:tc>
+          <w:tcPr>
+            <w:tcW w:type="dxa" w:w="1728"/>
+          </w:tcPr>
+          <w:p>
+            <w:r>
+              <w:t>252</w:t>
+            </w:r>
+          </w:p>
+        </w:tc>
+        <w:tc>
+          <w:tcPr>
+            <w:tcW w:type="dxa" w:w="1728"/>
+          </w:tcPr>
+          <w:p>
+            <w:r>
+              <w:t>245</w:t>
+            </w:r>
+          </w:p>
+        </w:tc>
+      </w:tr>
+    </w:tbl>
+    <w:p/>
+    <w:p>
+      <w:r>
+        <w:rPr>
+          <w:b/>
+          <w:sz w:val="24"/>
         </w:rPr>
         <w:t>2.4 Supply Chain Analysis</w:t>
       </w:r>
     </w:p>
     <w:p>
       <w:pPr>
-        <w:spacing w:line="360" w:lineRule="auto"/>
         <w:jc w:val="both"/>
       </w:pPr>
       <w:r>
+        <w:t>The power bank value chain encompasses multiple stages from raw material sourcing through final retail, with value addition occurring at each stage. The supply chain architecture involves raw material suppliers (lithium, cobalt, polymers), component manufacturers (battery cells, PCBs, enclosures), assembly operations (contract manufacturers or integrated facilities), distribution channels (national distributors, regional wholesalers), and retail endpoints (modern trade, general trade, e-commerce).</w:t>
+      </w:r>
+    </w:p>
+    <w:p>
+      <w:pPr>
+        <w:jc w:val="both"/>
+      </w:pPr>
+      <w:r>
+        <w:t>Manufacturers capture 25-35% gross margins on wholesale prices, while national distributors add 15-25% markup providing logistics and inventory management services. Retail chains add 20-40% margins, with e-commerce platforms typically operating at 10-18% commission rates but offering superior reach and lower customer acquisition costs.</w:t>
+      </w:r>
+    </w:p>
+    <w:p>
+      <w:pPr>
+        <w:jc w:val="center"/>
+      </w:pPr>
+      <w:r>
+        <w:drawing>
+          <wp:inline xmlns:a="http://schemas.openxmlformats.org/drawingml/2006/main" xmlns:pic="http://schemas.openxmlformats.org/drawingml/2006/picture">
+            <wp:extent cx="5029200" cy="2929686"/>
+            <wp:docPr id="2" name="Picture 2"/>
+            <wp:cNvGraphicFramePr>
+              <a:graphicFrameLocks noChangeAspect="1"/>
+            </wp:cNvGraphicFramePr>
+            <a:graphic>
+              <a:graphicData uri="http://schemas.openxmlformats.org/drawingml/2006/picture">
+                <pic:pic>
+                  <pic:nvPicPr>
+                    <pic:cNvPr id="0" name="supply_chain.png"/>
+                    <pic:cNvPicPr/>
+                  </pic:nvPicPr>
+                  <pic:blipFill>
+                    <a:blip r:embed="rId10"/>
+                    <a:stretch>
+                      <a:fillRect/>
+                    </a:stretch>
+                  </pic:blipFill>
+                  <pic:spPr>
+                    <a:xfrm>
+                      <a:off x="0" y="0"/>
+                      <a:ext cx="5029200" cy="2929686"/>
+                    </a:xfrm>
+                    <a:prstGeom prst="rect"/>
+                  </pic:spPr>
+                </pic:pic>
+              </a:graphicData>
+            </a:graphic>
+          </wp:inline>
+        </w:drawing>
+      </w:r>
+    </w:p>
+    <w:p>
+      <w:pPr>
+        <w:jc w:val="center"/>
+      </w:pPr>
+      <w:r>
         <w:rPr>
-          <w:rFonts w:ascii="Times New Roman" w:hAnsi="Times New Roman"/>
+          <w:i/>
+          <w:sz w:val="20"/>
+        </w:rPr>
+        <w:t>Figure 2.2: Power Bank Supply Chain Architecture</w:t>
+      </w:r>
+    </w:p>
+    <w:p/>
+    <w:p>
+      <w:r>
+        <w:rPr>
+          <w:b/>
+          <w:sz w:val="20"/>
+        </w:rPr>
+        <w:t>Table 8: Value Chain Margin Structure</w:t>
+      </w:r>
+    </w:p>
+    <w:tbl>
+      <w:tblPr>
+        <w:tblStyle w:val="TableGrid"/>
+        <w:tblW w:type="auto" w:w="0"/>
+        <w:tblLook w:firstColumn="1" w:firstRow="1" w:lastColumn="0" w:lastRow="0" w:noHBand="0" w:noVBand="1" w:val="04A0"/>
+      </w:tblPr>
+      <w:tblGrid>
+        <w:gridCol w:w="2880"/>
+        <w:gridCol w:w="2880"/>
+        <w:gridCol w:w="2880"/>
+      </w:tblGrid>
+      <w:tr>
+        <w:tc>
+          <w:tcPr>
+            <w:tcW w:type="dxa" w:w="2880"/>
+          </w:tcPr>
+          <w:p>
+            <w:r>
+              <w:rPr>
+                <w:b/>
+              </w:rPr>
+              <w:t>Value Chain Stage</w:t>
+            </w:r>
+          </w:p>
+        </w:tc>
+        <w:tc>
+          <w:tcPr>
+            <w:tcW w:type="dxa" w:w="2880"/>
+          </w:tcPr>
+          <w:p>
+            <w:r>
+              <w:rPr>
+                <w:b/>
+              </w:rPr>
+              <w:t>Gross Margin</w:t>
+            </w:r>
+          </w:p>
+        </w:tc>
+        <w:tc>
+          <w:tcPr>
+            <w:tcW w:type="dxa" w:w="2880"/>
+          </w:tcPr>
+          <w:p>
+            <w:r>
+              <w:rPr>
+                <w:b/>
+              </w:rPr>
+              <w:t>Key Value Addition</w:t>
+            </w:r>
+          </w:p>
+        </w:tc>
+      </w:tr>
+      <w:tr>
+        <w:tc>
+          <w:tcPr>
+            <w:tcW w:type="dxa" w:w="2880"/>
+          </w:tcPr>
+          <w:p>
+            <w:r>
+              <w:t>Manufacturing</w:t>
+            </w:r>
+          </w:p>
+        </w:tc>
+        <w:tc>
+          <w:tcPr>
+            <w:tcW w:type="dxa" w:w="2880"/>
+          </w:tcPr>
+          <w:p>
+            <w:r>
+              <w:t>25-35%</w:t>
+            </w:r>
+          </w:p>
+        </w:tc>
+        <w:tc>
+          <w:tcPr>
+            <w:tcW w:type="dxa" w:w="2880"/>
+          </w:tcPr>
+          <w:p>
+            <w:r>
+              <w:t>Assembly, Quality Control, Branding, Warranty</w:t>
+            </w:r>
+          </w:p>
+        </w:tc>
+      </w:tr>
+      <w:tr>
+        <w:tc>
+          <w:tcPr>
+            <w:tcW w:type="dxa" w:w="2880"/>
+          </w:tcPr>
+          <w:p>
+            <w:r>
+              <w:t>National Distributor</w:t>
+            </w:r>
+          </w:p>
+        </w:tc>
+        <w:tc>
+          <w:tcPr>
+            <w:tcW w:type="dxa" w:w="2880"/>
+          </w:tcPr>
+          <w:p>
+            <w:r>
+              <w:t>15-25%</w:t>
+            </w:r>
+          </w:p>
+        </w:tc>
+        <w:tc>
+          <w:tcPr>
+            <w:tcW w:type="dxa" w:w="2880"/>
+          </w:tcPr>
+          <w:p>
+            <w:r>
+              <w:t>Logistics, Inventory, Credit Extension</w:t>
+            </w:r>
+          </w:p>
+        </w:tc>
+      </w:tr>
+      <w:tr>
+        <w:tc>
+          <w:tcPr>
+            <w:tcW w:type="dxa" w:w="2880"/>
+          </w:tcPr>
+          <w:p>
+            <w:r>
+              <w:t>Retail Chain</w:t>
+            </w:r>
+          </w:p>
+        </w:tc>
+        <w:tc>
+          <w:tcPr>
+            <w:tcW w:type="dxa" w:w="2880"/>
+          </w:tcPr>
+          <w:p>
+            <w:r>
+              <w:t>20-40%</w:t>
+            </w:r>
+          </w:p>
+        </w:tc>
+        <w:tc>
+          <w:tcPr>
+            <w:tcW w:type="dxa" w:w="2880"/>
+          </w:tcPr>
+          <w:p>
+            <w:r>
+              <w:t>Customer Access, After-sales, Display</w:t>
+            </w:r>
+          </w:p>
+        </w:tc>
+      </w:tr>
+      <w:tr>
+        <w:tc>
+          <w:tcPr>
+            <w:tcW w:type="dxa" w:w="2880"/>
+          </w:tcPr>
+          <w:p>
+            <w:r>
+              <w:t>E-commerce Platform</w:t>
+            </w:r>
+          </w:p>
+        </w:tc>
+        <w:tc>
+          <w:tcPr>
+            <w:tcW w:type="dxa" w:w="2880"/>
+          </w:tcPr>
+          <w:p>
+            <w:r>
+              <w:t>10-18%</w:t>
+            </w:r>
+          </w:p>
+        </w:tc>
+        <w:tc>
+          <w:tcPr>
+            <w:tcW w:type="dxa" w:w="2880"/>
+          </w:tcPr>
+          <w:p>
+            <w:r>
+              <w:t>Digital Reach, Convenience, Reviews</w:t>
+            </w:r>
+          </w:p>
+        </w:tc>
+      </w:tr>
+    </w:tbl>
+    <w:p/>
+    <w:p>
+      <w:r>
+        <w:rPr>
+          <w:b/>
           <w:sz w:val="24"/>
         </w:rPr>
-        <w:t>The power bank supply chain operates through distinct backend and frontend networks spanning multiple countries and intermediaries:</w:t>
-        <w:br/>
-        <w:br/>
-        <w:t>Backend Supply Chain (Manufacturing to Distribution):</w:t>
-        <w:br/>
-        <w:br/>
-        <w:t>Tier 1 - Raw Material Suppliers: Global battery cell manufacturers (CATL, BYD from China; Samsung SDI, LG Energy Solution from Korea), lithium miners (Albemarle, SQM from Chile/Australia), electronic component suppliers (Texas Instruments, Qualcomm), and polymer raw material providers form the foundational supply tier. Lead times range from 4-8 weeks for standard components to 12-16 weeks for custom battery configurations.</w:t>
-        <w:br/>
-        <w:br/>
-        <w:t>Tier 2 - Component Manufacturers: Companies specialising in PCB assembly (Foxconn, Pegatron), housing moulding (domestic injection moulding units), and cable manufacturing convert raw materials into sub-assemblies ready for final integration. These operate primarily in Shenzhen, Dongguan (China), and Noida, Greater Noida (India).</w:t>
-        <w:br/>
-        <w:br/>
-        <w:t>Tier 3 - Final Assembly: Original Equipment Manufacturers (OEMs) such as Xiaomi, Samsung, and Anker, along with Original Design Manufacturers (ODMs) like Sunwoda and Scud Group, integrate components into finished power banks. Major assembly hubs include Shenzhen (China - 65% global production), Noida-Greater Noida (India - growing domestic manufacturing), and Vietnam (emerging hub for cost-competitive production).</w:t>
-        <w:br/>
-        <w:br/>
-        <w:t>Frontend Supply Chain (Distribution to Consumer):</w:t>
-        <w:br/>
-        <w:br/>
-        <w:t>Manufacturers distribute through multiple channels with varying margin structures:</w:t>
-        <w:br/>
-        <w:t>- National Distributors: Brands like Xiaomi, Ambrane, and Portronics use regional distributors covering multiple states, with distributor margins of 8-12%</w:t>
-        <w:br/>
-        <w:t>- E-commerce Platforms: Amazon (35% market share), Flipkart (30%), and brand D2C websites facilitate direct-to-consumer sales with platform commissions of 5-15%</w:t>
-        <w:br/>
-        <w:t>- Modern Retail Chains: Electronics retailers (Croma, Vijay Sales, Reliance Digital) maintain physical store presence with retailer margins of 18-25%</w:t>
-        <w:br/>
-        <w:t>- Wholesale Markets: Markets like Gaffar Market (Delhi), Lamington Road (Mumbai), and SP Road (Bangalore) serve small retailers and bulk buyers at 15-25% below MRP</w:t>
+        <w:t>2.5 Wholesale Markets in Mumbai</w:t>
+      </w:r>
+    </w:p>
+    <w:p>
+      <w:pPr>
+        <w:jc w:val="both"/>
+      </w:pPr>
+      <w:r>
+        <w:t>Mumbai serves as a major distribution hub for power banks and electronic accessories in Western India. Lamington Road in Grant Road represents Mumbai's oldest and most prominent electronics wholesale market, with numerous shops stocking power banks from major brands alongside white-label products. Manish Market near Crawford Market serves budget-conscious buyers, while Heera Panna in Haji Ali caters to premium accessories. These markets facilitate bulk procurement for retailers across Maharashtra, Gujarat, and beyond.</w:t>
       </w:r>
     </w:p>
     <w:p>
       <w:r>
         <w:rPr>
-          <w:rFonts w:ascii="Times New Roman" w:hAnsi="Times New Roman"/>
           <w:b/>
-          <w:sz w:val="28"/>
+          <w:sz w:val="24"/>
         </w:rPr>
-        <w:t>2.5 Government Policies and Regulations</w:t>
+        <w:t>2.6 Government Policies and Regulations</w:t>
       </w:r>
     </w:p>
     <w:p>
       <w:pPr>
-        <w:spacing w:line="360" w:lineRule="auto"/>
         <w:jc w:val="both"/>
       </w:pPr>
       <w:r>
-        <w:rPr>
-          <w:rFonts w:ascii="Times New Roman" w:hAnsi="Times New Roman"/>
-          <w:sz w:val="24"/>
-        </w:rPr>
-        <w:t>Government intervention significantly influences the power bank industry through taxation, safety standards, and environmental regulations:</w:t>
-        <w:br/>
-        <w:br/>
-        <w:t>Goods and Services Tax (GST): Power banks are classified under HSN code 8507 (Electric Accumulators) and attract 18% GST. This relatively high tax rate impacts final retail prices, adding approximately Rs. 150-300 to a Rs. 1,000-1,500 power bank. Input tax credit mechanisms allow manufacturers to offset GST paid on raw materials against output tax liability.</w:t>
-        <w:br/>
-        <w:br/>
-        <w:t>Bureau of Indian Standards (BIS): BIS certification is mandatory for power banks sold in India under IS 17018:2018 specifications. This standard mandates comprehensive safety requirements including:</w:t>
-        <w:br/>
-        <w:t>- Overcharge protection (voltage cutoff at 4.25V per cell)</w:t>
-        <w:br/>
-        <w:t>- Over-discharge protection (cutoff at 2.75V per cell)</w:t>
-        <w:br/>
-        <w:t>- Short circuit protection (response time &lt;100 microseconds)</w:t>
-        <w:br/>
-        <w:t>- Thermal management (operating range -10°C to +45°C)</w:t>
-        <w:br/>
-        <w:t>- Drop test compliance (1.0 metre height, 6 surfaces)</w:t>
-        <w:br/>
-        <w:t>Compliance involves testing fees of Rs. 50,000-1,50,000 per model and annual surveillance audits, increasing production costs by 2-4% but ensuring consumer safety and market legitimacy.</w:t>
-        <w:br/>
-        <w:br/>
-        <w:t>Battery Waste Management Rules, 2022: Under these updated regulations, manufacturers bear Extended Producer Responsibility (EPR) for collection and recycling of lithium-ion batteries. Compliance requires:</w:t>
-        <w:br/>
-        <w:t>- Registration with Central Pollution Control Board (CPCB)</w:t>
-        <w:br/>
-        <w:t>- Collection targets of 70% by 2024-25, increasing to 80% by 2026-27</w:t>
-        <w:br/>
-        <w:t>- Partnership with authorized recyclers</w:t>
-        <w:br/>
-        <w:t>- Filing quarterly returns on battery sales and collection</w:t>
-        <w:br/>
-        <w:t>This adds 2-4% to operational costs but supports circular economy objectives.</w:t>
-        <w:br/>
-        <w:br/>
-        <w:t>Import Duties and Make in India: Basic Customs Duty (BCD) of 15% applies to finished power banks and 5-10% on components. The phased manufacturing program incentivizes domestic value addition, with reduced duties for components when final assembly occurs in India. Production Linked Incentive (PLI) Scheme for Advanced Chemistry Cell (ACC) batteries allocated Rs. 18,100 crores to develop domestic battery manufacturing capability.</w:t>
+        <w:t>Power banks attract 18% GST under HSN 8507 for lithium-ion accumulators. The Production Linked Incentive (PLI) scheme for Advanced Chemistry Cells offers substantial incentives (up to ₹18,100 crores) for domestic battery manufacturing, potentially reducing import dependence. BIS certification (IS 17018:2018) is mandatory for power banks sold in India, ensuring safety standards including overcharge protection, short-circuit prevention, and thermal management. The Battery Waste Management Rules 2022 mandate Extended Producer Responsibility (EPR) for manufacturers regarding end-of-life battery collection and recycling.</w:t>
       </w:r>
     </w:p>
     <w:p>
@@ -1842,7 +2457,6 @@
     <w:p>
       <w:r>
         <w:rPr>
-          <w:rFonts w:ascii="Times New Roman" w:hAnsi="Times New Roman"/>
           <w:b/>
           <w:sz w:val="28"/>
         </w:rPr>
@@ -1852,276 +2466,57 @@
     <w:p>
       <w:r>
         <w:rPr>
-          <w:rFonts w:ascii="Times New Roman" w:hAnsi="Times New Roman"/>
           <w:b/>
-          <w:sz w:val="28"/>
+          <w:sz w:val="24"/>
         </w:rPr>
         <w:t>3.1 Nature of Demand</w:t>
       </w:r>
     </w:p>
     <w:p>
       <w:pPr>
-        <w:spacing w:line="360" w:lineRule="auto"/>
         <w:jc w:val="both"/>
       </w:pPr>
       <w:r>
-        <w:rPr>
-          <w:rFonts w:ascii="Times New Roman" w:hAnsi="Times New Roman"/>
-          <w:sz w:val="24"/>
-        </w:rPr>
-        <w:t>The demand for power banks demonstrates characteristics of both normal goods and complementary goods, with demand patterns influenced by multiple economic and behavioural factors.</w:t>
-        <w:br/>
-        <w:br/>
-        <w:t>Market Size and Growth: India's power bank market reached USD 963.31 million in 2024 and is projected to grow to USD 2,565.50 million by 2033, representing an 11.5% CAGR. The global market, valued at USD 12.2-15.6 billion in 2024, is expected to grow at 6.1-8.1% CAGR through 2030.</w:t>
-        <w:br/>
-        <w:br/>
-        <w:t>Nature of Demand: Power bank demand is derived demand, fundamentally dependent on smartphone and portable electronics ownership. With India's smartphone user base exceeding 750 million in 2024, power bank demand rises correspondingly. The product serves as a complementary good to smartphones, tablets, wireless earbuds, and smartwatches.</w:t>
-        <w:br/>
-        <w:br/>
-        <w:t>Determinants of Demand:</w:t>
-        <w:br/>
-        <w:br/>
-        <w:t>1. Price of the Product: Lower prices stimulate higher demand, particularly in price-sensitive Indian market segments. Budget power banks (Rs. 500-1,000) witness 3-4x higher sales volumes compared to premium segments (Rs. 2,000+).</w:t>
-        <w:br/>
-        <w:br/>
-        <w:t>2. Consumer Income: Power banks exhibit positive income elasticity. Rising disposable incomes, particularly among urban middle-class consumers (monthly income Rs. 50,000+), increase demand for higher-capacity (20,000+ mAh) and feature-rich models with fast charging capabilities.</w:t>
-        <w:br/>
-        <w:br/>
-        <w:t>3. Price of Related Goods: Declining smartphone prices (average selling price reduced from Rs. 15,000 to Rs. 12,000 over 2020-2024) expand the consumer base requiring charging accessories. New device launches by Apple, Samsung, and Xiaomi consistently boost power bank sales.</w:t>
-        <w:br/>
-        <w:br/>
-        <w:t>4. Consumer Preferences: Growing brand consciousness (branded products command 25-30% premium over unbranded), environmental awareness (demand for recyclable batteries increasing 15% annually), and feature preferences (fast charging adoption growing at 20% annually) shape demand patterns.</w:t>
-        <w:br/>
-        <w:br/>
-        <w:t>5. Seasonal Patterns: Demand peaks during festive seasons (Diwali, New Year - 40-60% volume spike), back-to-school periods (June-July - 25% increase), and during major e-commerce sales events (Amazon Prime Day, Flipkart Big Billion Days - 80-100% daily volume increase).</w:t>
-      </w:r>
-    </w:p>
-    <w:p>
-      <w:r>
-        <w:rPr>
-          <w:rFonts w:ascii="Times New Roman" w:hAnsi="Times New Roman"/>
-          <w:b/>
-          <w:sz w:val="28"/>
-        </w:rPr>
-        <w:t>3.2 Elasticity of Demand Analysis</w:t>
+        <w:t>Power bank demand exemplifies derived demand in industrial economics. The demand for power banks is not autonomous but fundamentally depends on the demand for primary electronic devices, particularly smartphones and tablets. This derived nature means that power bank demand fluctuates with smartphone sales cycles, new device launches, and broader electronics market trends. Multiple determinants influence power bank demand including product price, consumer income levels, smartphone penetration, technological features, and seasonal factors.</w:t>
       </w:r>
     </w:p>
     <w:p>
       <w:pPr>
-        <w:spacing w:line="360" w:lineRule="auto"/>
-        <w:jc w:val="both"/>
+        <w:jc w:val="center"/>
       </w:pPr>
       <w:r>
-        <w:rPr>
-          <w:rFonts w:ascii="Times New Roman" w:hAnsi="Times New Roman"/>
-          <w:sz w:val="24"/>
-        </w:rPr>
-        <w:t>Understanding demand elasticity is crucial for pricing strategy and revenue optimisation in the power bank market. Research indicates specific elasticity values that guide business decisions.</w:t>
-        <w:br/>
-        <w:br/>
-        <w:t>Price Elasticity of Demand (PED):</w:t>
-        <w:br/>
-        <w:br/>
-        <w:t>The power bank market exhibits moderately elastic demand with PED values ranging from -0.8 to -1.2 based on market segment analysis:</w:t>
-        <w:br/>
-        <w:br/>
-        <w:t>1. Budget Segment (Rs. 500-1,000): PED approximately -1.3 to -1.5 (elastic)</w:t>
-        <w:br/>
-        <w:t xml:space="preserve">   - High substitutability with unbranded alternatives</w:t>
-        <w:br/>
-        <w:t xml:space="preserve">   - Price-sensitive consumer base</w:t>
-        <w:br/>
-        <w:t xml:space="preserve">   - 10% price reduction leads to 13-15% quantity increase</w:t>
-        <w:br/>
-        <w:br/>
-        <w:t>2. Mid-Range Segment (Rs. 1,000-2,000): PED approximately -0.9 to -1.1 (unit elastic)</w:t>
-        <w:br/>
-        <w:t xml:space="preserve">   - Moderate brand loyalty</w:t>
-        <w:br/>
-        <w:t xml:space="preserve">   - Feature differentiation provides some insulation</w:t>
-        <w:br/>
-        <w:t xml:space="preserve">   - 10% price reduction leads to 9-11% quantity increase</w:t>
-        <w:br/>
-        <w:br/>
-        <w:t>3. Premium Segment (Rs. 2,000+): PED approximately -0.6 to -0.8 (relatively inelastic)</w:t>
-        <w:br/>
-        <w:t xml:space="preserve">   - Strong brand loyalty (Apple, Samsung accessories)</w:t>
-        <w:br/>
-        <w:t xml:space="preserve">   - Unique features justify premium pricing</w:t>
-        <w:br/>
-        <w:t xml:space="preserve">   - 10% price reduction leads to only 6-8% quantity increase</w:t>
-        <w:br/>
-        <w:br/>
-        <w:t>Factors contributing to elastic demand:</w:t>
-        <w:br/>
-        <w:t>- Availability of multiple substitute brands and unbranded options</w:t>
-        <w:br/>
-        <w:t>- Non-essential nature of the product (can defer purchase)</w:t>
-        <w:br/>
-        <w:t>- Transparent pricing through e-commerce comparison</w:t>
-        <w:br/>
-        <w:t>- Low switching costs between brands</w:t>
-        <w:br/>
-        <w:br/>
-        <w:t>Income Elasticity of Demand (YED):</w:t>
-        <w:br/>
-        <w:br/>
-        <w:t>Power banks demonstrate positive income elasticity of +0.95 to +1.15, classifying them as normal goods with near-unitary income sensitivity:</w:t>
-        <w:br/>
-        <w:t>- YED of +0.95 to +1.05 for basic power banks (necessity-like behaviour)</w:t>
-        <w:br/>
-        <w:t>- YED of +1.05 to +1.15 for premium/feature-rich models (mild luxury characteristics)</w:t>
-        <w:br/>
-        <w:br/>
-        <w:t>As household income increases by 10%, power bank demand increases by approximately 9.5-11.5%, with consumers upgrading from basic to premium models with higher capacity and advanced features.</w:t>
-        <w:br/>
-        <w:br/>
-        <w:t>Cross-Price Elasticity (XED):</w:t>
-        <w:br/>
-        <w:br/>
-        <w:t>Power banks exhibit varied cross-price relationships:</w:t>
-        <w:br/>
-        <w:t>- Smartphones: XED = -0.3 to -0.5 (complementary goods - smartphone price decrease increases power bank demand)</w:t>
-        <w:br/>
-        <w:t>- Car chargers: XED = +0.2 to +0.4 (substitute goods)</w:t>
-        <w:br/>
-        <w:t>- Wireless chargers: XED = +0.1 to +0.3 (partial substitutes)</w:t>
-      </w:r>
-    </w:p>
-    <w:p>
-      <w:pPr>
-        <w:spacing w:line="360" w:lineRule="auto"/>
-        <w:jc w:val="both"/>
-      </w:pPr>
-      <w:r>
-        <w:rPr>
-          <w:rFonts w:ascii="Times New Roman" w:hAnsi="Times New Roman"/>
-          <w:sz w:val="24"/>
-        </w:rPr>
-        <w:t>Demand Curve Characteristics:</w:t>
-        <w:br/>
-        <w:br/>
-        <w:t>The demand curve for power banks slopes downward from left to right, consistent with the law of demand. At higher prices, quantity demanded decreases as consumers defer purchases or switch to alternatives. The curve's slope (relatively flat in budget segments, steeper in premium segments) reflects varying elasticity across market segments.</w:t>
-        <w:br/>
-        <w:br/>
-        <w:t>For individual brands operating under monopolistic competition, the demand curve (Average Revenue curve) slopes downward with the following characteristics:</w:t>
-        <w:br/>
-        <w:t>- Relatively elastic portion at higher prices (consumers switch to competitors)</w:t>
-        <w:br/>
-        <w:t>- Relatively inelastic portion at lower prices (loyal customer base)</w:t>
-        <w:br/>
-        <w:t>- Kinked demand curve possibility in oligopolistic premium segment</w:t>
-        <w:br/>
-        <w:br/>
-        <w:t>The Marginal Revenue (MR) curve lies below the demand curve (AR), with MR = AR × (1 - 1/|PED|). For PED of -1.2, MR equals approximately 0.17 × AR, indicating significant revenue impact from price reductions.</w:t>
-      </w:r>
-    </w:p>
-    <w:p>
-      <w:r>
-        <w:rPr>
-          <w:rFonts w:ascii="Times New Roman" w:hAnsi="Times New Roman"/>
-          <w:b/>
-          <w:sz w:val="28"/>
-        </w:rPr>
-        <w:t>3.3 Market Structure Analysis</w:t>
-      </w:r>
-    </w:p>
-    <w:p>
-      <w:pPr>
-        <w:spacing w:line="360" w:lineRule="auto"/>
-        <w:jc w:val="both"/>
-      </w:pPr>
-      <w:r>
-        <w:rPr>
-          <w:rFonts w:ascii="Times New Roman" w:hAnsi="Times New Roman"/>
-          <w:sz w:val="24"/>
-        </w:rPr>
-        <w:t>The Indian power bank market operates under monopolistic competition, characterised by the following features:</w:t>
-        <w:br/>
-        <w:br/>
-        <w:t>Many Sellers with Differentiated Products: Numerous manufacturers compete in the market with varying market shares:</w:t>
-        <w:br/>
-        <w:t>- Xiaomi/Mi: 18-22% market share (market leader)</w:t>
-        <w:br/>
-        <w:t>- Anker: 12-15% (premium segment leader)</w:t>
-        <w:br/>
-        <w:t>- Samsung: 8-10% (brand ecosystem loyalty)</w:t>
-        <w:br/>
-        <w:t>- Ambrane: 7-9% (value segment)</w:t>
-        <w:br/>
-        <w:t>- Portronics: 5-7%</w:t>
-        <w:br/>
-        <w:t>- Realme/OnePlus: 6-8% combined</w:t>
-        <w:br/>
-        <w:t>- Others (including unbranded): 35-40%</w:t>
-        <w:br/>
-        <w:br/>
-        <w:t>Product Differentiation: While functionally similar, power banks are differentiated through:</w:t>
-        <w:br/>
-        <w:t>- Capacity variations (5,000 mAh to 30,000 mAh)</w:t>
-        <w:br/>
-        <w:t>- Charging technology (standard 5V/2A, Quick Charge 3.0/4.0, Power Delivery 3.0)</w:t>
-        <w:br/>
-        <w:t>- Form factors (slim 10mm, rugged IP67-rated, compact credit-card sized)</w:t>
-        <w:br/>
-        <w:t>- Additional features (wireless charging, LED displays, solar panels, built-in cables)</w:t>
-        <w:br/>
-        <w:t>- Brand image and after-sales service (1-year to 18-month warranty)</w:t>
-        <w:br/>
-        <w:br/>
-        <w:t>Low Barriers to Entry: The industry exhibits relatively low entry barriers:</w:t>
-        <w:br/>
-        <w:t>- Moderate capital requirements (Rs. 20-50 lakhs for small-scale assembly)</w:t>
-        <w:br/>
-        <w:t>- Available ODM/OEM contract manufacturing</w:t>
-        <w:br/>
-        <w:t>- Established e-commerce distribution channels</w:t>
-        <w:br/>
-        <w:t>- BIS certification requirement (creates some regulatory barrier)</w:t>
-        <w:br/>
-        <w:br/>
-        <w:t>Non-Price Competition: Firms engage in substantial non-price competition:</w:t>
-        <w:br/>
-        <w:t>- Advertising expenditure: 8-15% of revenue</w:t>
-        <w:br/>
-        <w:t>- Product design innovation (slimmer, lighter, faster-charging)</w:t>
-        <w:br/>
-        <w:t>- Extended warranty offerings (12-18 months)</w:t>
-        <w:br/>
-        <w:t>- Celebrity endorsements (Xiaomi with tech influencers)</w:t>
-        <w:br/>
-        <w:t>- Social media marketing and influencer partnerships</w:t>
-        <w:br/>
-        <w:t>- E-commerce exclusive launches and flash sales</w:t>
-      </w:r>
-    </w:p>
-    <w:p>
-      <w:r>
-        <w:rPr>
-          <w:rFonts w:ascii="Times New Roman" w:hAnsi="Times New Roman"/>
-          <w:b/>
-          <w:sz w:val="28"/>
-        </w:rPr>
-        <w:t>3.4 Pricing Mechanism</w:t>
-      </w:r>
-    </w:p>
-    <w:p>
-      <w:pPr>
-        <w:spacing w:line="360" w:lineRule="auto"/>
-        <w:jc w:val="both"/>
-      </w:pPr>
-      <w:r>
-        <w:rPr>
-          <w:rFonts w:ascii="Times New Roman" w:hAnsi="Times New Roman"/>
-          <w:sz w:val="24"/>
-        </w:rPr>
-        <w:t>Power bank pricing follows cost-plus and competitive pricing strategies across the value chain:</w:t>
-        <w:br/>
-        <w:br/>
-        <w:t>Wholesale Pricing: Manufacturers sell to distributors at ex-factory prices plus margin. Typical manufacturer margins range from 25-40% over production costs. Distributors receive 8-12% margin on wholesale transactions.</w:t>
-        <w:br/>
-        <w:br/>
-        <w:t>Retail Pricing: Retailers apply 18-25% markup over wholesale prices. E-commerce platforms operate on lower margins (8-15%) due to reduced overhead costs but charge commission fees (5-15%) to sellers.</w:t>
+        <w:drawing>
+          <wp:inline xmlns:a="http://schemas.openxmlformats.org/drawingml/2006/main" xmlns:pic="http://schemas.openxmlformats.org/drawingml/2006/picture">
+            <wp:extent cx="5029200" cy="2986300"/>
+            <wp:docPr id="3" name="Picture 3"/>
+            <wp:cNvGraphicFramePr>
+              <a:graphicFrameLocks noChangeAspect="1"/>
+            </wp:cNvGraphicFramePr>
+            <a:graphic>
+              <a:graphicData uri="http://schemas.openxmlformats.org/drawingml/2006/picture">
+                <pic:pic>
+                  <pic:nvPicPr>
+                    <pic:cNvPr id="0" name="demand_supply.png"/>
+                    <pic:cNvPicPr/>
+                  </pic:nvPicPr>
+                  <pic:blipFill>
+                    <a:blip r:embed="rId11"/>
+                    <a:stretch>
+                      <a:fillRect/>
+                    </a:stretch>
+                  </pic:blipFill>
+                  <pic:spPr>
+                    <a:xfrm>
+                      <a:off x="0" y="0"/>
+                      <a:ext cx="5029200" cy="2986300"/>
+                    </a:xfrm>
+                    <a:prstGeom prst="rect"/>
+                  </pic:spPr>
+                </pic:pic>
+              </a:graphicData>
+            </a:graphic>
+          </wp:inline>
+        </w:drawing>
       </w:r>
     </w:p>
     <w:p>
@@ -2130,54 +2525,70 @@
       </w:pPr>
       <w:r>
         <w:rPr>
-          <w:rFonts w:ascii="Times New Roman" w:hAnsi="Times New Roman"/>
+          <w:i/>
+          <w:sz w:val="20"/>
+        </w:rPr>
+        <w:t>Figure 3.1: Demand and Supply Curves for Power Banks</w:t>
+      </w:r>
+    </w:p>
+    <w:p/>
+    <w:p>
+      <w:r>
+        <w:rPr>
           <w:b/>
-          <w:sz w:val="22"/>
+          <w:sz w:val="20"/>
         </w:rPr>
-        <w:t>Table 3: Pricing Structure for 10,000 mAh Fast-Charging Power Bank</w:t>
+        <w:t>Table 9: Demand Determinants and Quantitative Impact</w:t>
       </w:r>
     </w:p>
     <w:tbl>
       <w:tblPr>
         <w:tblStyle w:val="TableGrid"/>
         <w:tblW w:type="auto" w:w="0"/>
-        <w:jc w:val="center"/>
         <w:tblLook w:firstColumn="1" w:firstRow="1" w:lastColumn="0" w:lastRow="0" w:noHBand="0" w:noVBand="1" w:val="04A0"/>
       </w:tblPr>
       <w:tblGrid>
-        <w:gridCol w:w="4153"/>
-        <w:gridCol w:w="4153"/>
+        <w:gridCol w:w="2880"/>
+        <w:gridCol w:w="2880"/>
+        <w:gridCol w:w="2880"/>
       </w:tblGrid>
       <w:tr>
         <w:tc>
           <w:tcPr>
-            <w:tcW w:type="dxa" w:w="4153"/>
-            <w:shd w:fill="D9E2F3"/>
+            <w:tcW w:type="dxa" w:w="2880"/>
           </w:tcPr>
           <w:p>
             <w:r>
               <w:rPr>
-                <w:rFonts w:ascii="Times New Roman" w:hAnsi="Times New Roman"/>
                 <w:b/>
-                <w:sz w:val="22"/>
               </w:rPr>
-              <w:t>Stage</w:t>
+              <w:t>Determinant</w:t>
             </w:r>
           </w:p>
         </w:tc>
         <w:tc>
           <w:tcPr>
-            <w:tcW w:type="dxa" w:w="4153"/>
-            <w:shd w:fill="D9E2F3"/>
+            <w:tcW w:type="dxa" w:w="2880"/>
           </w:tcPr>
           <w:p>
             <w:r>
               <w:rPr>
-                <w:rFonts w:ascii="Times New Roman" w:hAnsi="Times New Roman"/>
                 <w:b/>
-                <w:sz w:val="22"/>
               </w:rPr>
-              <w:t>Price (Rs.)</w:t>
+              <w:t>Impact on Demand</w:t>
+            </w:r>
+          </w:p>
+        </w:tc>
+        <w:tc>
+          <w:tcPr>
+            <w:tcW w:type="dxa" w:w="2880"/>
+          </w:tcPr>
+          <w:p>
+            <w:r>
+              <w:rPr>
+                <w:b/>
+              </w:rPr>
+              <w:t>Estimated Elasticity</w:t>
             </w:r>
           </w:p>
         </w:tc>
@@ -2185,29 +2596,31 @@
       <w:tr>
         <w:tc>
           <w:tcPr>
-            <w:tcW w:type="dxa" w:w="4153"/>
+            <w:tcW w:type="dxa" w:w="2880"/>
           </w:tcPr>
           <w:p>
             <w:r>
-              <w:rPr>
-                <w:rFonts w:ascii="Times New Roman" w:hAnsi="Times New Roman"/>
-                <w:sz w:val="22"/>
-              </w:rPr>
-              <w:t>Total Variable Cost (Production)</w:t>
+              <w:t>Product Price</w:t>
             </w:r>
           </w:p>
         </w:tc>
         <w:tc>
           <w:tcPr>
-            <w:tcW w:type="dxa" w:w="4153"/>
+            <w:tcW w:type="dxa" w:w="2880"/>
           </w:tcPr>
           <w:p>
             <w:r>
-              <w:rPr>
-                <w:rFonts w:ascii="Times New Roman" w:hAnsi="Times New Roman"/>
-                <w:sz w:val="22"/>
-              </w:rPr>
-              <w:t>600-850</w:t>
+              <w:t>Inverse relationship</w:t>
+            </w:r>
+          </w:p>
+        </w:tc>
+        <w:tc>
+          <w:tcPr>
+            <w:tcW w:type="dxa" w:w="2880"/>
+          </w:tcPr>
+          <w:p>
+            <w:r>
+              <w:t>Moderate (-0.7 to -1.8)</w:t>
             </w:r>
           </w:p>
         </w:tc>
@@ -2215,29 +2628,31 @@
       <w:tr>
         <w:tc>
           <w:tcPr>
-            <w:tcW w:type="dxa" w:w="4153"/>
+            <w:tcW w:type="dxa" w:w="2880"/>
           </w:tcPr>
           <w:p>
             <w:r>
-              <w:rPr>
-                <w:rFonts w:ascii="Times New Roman" w:hAnsi="Times New Roman"/>
-                <w:sz w:val="22"/>
-              </w:rPr>
-              <w:t>Fixed Cost Allocation per unit</w:t>
+              <w:t>Consumer Income</w:t>
             </w:r>
           </w:p>
         </w:tc>
         <w:tc>
           <w:tcPr>
-            <w:tcW w:type="dxa" w:w="4153"/>
+            <w:tcW w:type="dxa" w:w="2880"/>
           </w:tcPr>
           <w:p>
             <w:r>
-              <w:rPr>
-                <w:rFonts w:ascii="Times New Roman" w:hAnsi="Times New Roman"/>
-                <w:sz w:val="22"/>
-              </w:rPr>
-              <w:t>80-120</w:t>
+              <w:t>Positive correlation</w:t>
+            </w:r>
+          </w:p>
+        </w:tc>
+        <w:tc>
+          <w:tcPr>
+            <w:tcW w:type="dxa" w:w="2880"/>
+          </w:tcPr>
+          <w:p>
+            <w:r>
+              <w:t>+0.95 to +1.15</w:t>
             </w:r>
           </w:p>
         </w:tc>
@@ -2245,29 +2660,31 @@
       <w:tr>
         <w:tc>
           <w:tcPr>
-            <w:tcW w:type="dxa" w:w="4153"/>
+            <w:tcW w:type="dxa" w:w="2880"/>
           </w:tcPr>
           <w:p>
             <w:r>
-              <w:rPr>
-                <w:rFonts w:ascii="Times New Roman" w:hAnsi="Times New Roman"/>
-                <w:sz w:val="22"/>
-              </w:rPr>
-              <w:t>Ex-Factory Cost</w:t>
+              <w:t>Smartphone Prices</w:t>
             </w:r>
           </w:p>
         </w:tc>
         <w:tc>
           <w:tcPr>
-            <w:tcW w:type="dxa" w:w="4153"/>
+            <w:tcW w:type="dxa" w:w="2880"/>
           </w:tcPr>
           <w:p>
             <w:r>
-              <w:rPr>
-                <w:rFonts w:ascii="Times New Roman" w:hAnsi="Times New Roman"/>
-                <w:sz w:val="22"/>
-              </w:rPr>
-              <w:t>680-970</w:t>
+              <w:t>Inverse (Complement)</w:t>
+            </w:r>
+          </w:p>
+        </w:tc>
+        <w:tc>
+          <w:tcPr>
+            <w:tcW w:type="dxa" w:w="2880"/>
+          </w:tcPr>
+          <w:p>
+            <w:r>
+              <w:t>-0.3 to -0.5</w:t>
             </w:r>
           </w:p>
         </w:tc>
@@ -2275,29 +2692,31 @@
       <w:tr>
         <w:tc>
           <w:tcPr>
-            <w:tcW w:type="dxa" w:w="4153"/>
+            <w:tcW w:type="dxa" w:w="2880"/>
           </w:tcPr>
           <w:p>
             <w:r>
-              <w:rPr>
-                <w:rFonts w:ascii="Times New Roman" w:hAnsi="Times New Roman"/>
-                <w:sz w:val="22"/>
-              </w:rPr>
-              <w:t>Manufacturer Margin (30%)</w:t>
+              <w:t>Fast Charging Adoption</w:t>
             </w:r>
           </w:p>
         </w:tc>
         <w:tc>
           <w:tcPr>
-            <w:tcW w:type="dxa" w:w="4153"/>
+            <w:tcW w:type="dxa" w:w="2880"/>
           </w:tcPr>
           <w:p>
             <w:r>
-              <w:rPr>
-                <w:rFonts w:ascii="Times New Roman" w:hAnsi="Times New Roman"/>
-                <w:sz w:val="22"/>
-              </w:rPr>
-              <w:t>205-290</w:t>
+              <w:t>Positive</w:t>
+            </w:r>
+          </w:p>
+        </w:tc>
+        <w:tc>
+          <w:tcPr>
+            <w:tcW w:type="dxa" w:w="2880"/>
+          </w:tcPr>
+          <w:p>
+            <w:r>
+              <w:t>High</w:t>
             </w:r>
           </w:p>
         </w:tc>
@@ -2305,119 +2724,31 @@
       <w:tr>
         <w:tc>
           <w:tcPr>
-            <w:tcW w:type="dxa" w:w="4153"/>
+            <w:tcW w:type="dxa" w:w="2880"/>
           </w:tcPr>
           <w:p>
             <w:r>
-              <w:rPr>
-                <w:rFonts w:ascii="Times New Roman" w:hAnsi="Times New Roman"/>
-                <w:sz w:val="22"/>
-              </w:rPr>
-              <w:t>Manufacturer Selling Price</w:t>
+              <w:t>Seasonal (Travel/Festivals)</w:t>
             </w:r>
           </w:p>
         </w:tc>
         <w:tc>
           <w:tcPr>
-            <w:tcW w:type="dxa" w:w="4153"/>
+            <w:tcW w:type="dxa" w:w="2880"/>
           </w:tcPr>
           <w:p>
             <w:r>
-              <w:rPr>
-                <w:rFonts w:ascii="Times New Roman" w:hAnsi="Times New Roman"/>
-                <w:sz w:val="22"/>
-              </w:rPr>
-              <w:t>885-1,260</w:t>
-            </w:r>
-          </w:p>
-        </w:tc>
-      </w:tr>
-      <w:tr>
-        <w:tc>
-          <w:tcPr>
-            <w:tcW w:type="dxa" w:w="4153"/>
-          </w:tcPr>
-          <w:p>
-            <w:r>
-              <w:rPr>
-                <w:rFonts w:ascii="Times New Roman" w:hAnsi="Times New Roman"/>
-                <w:sz w:val="22"/>
-              </w:rPr>
-              <w:t>Distributor Margin (10%)</w:t>
+              <w:t>Positive spikes</w:t>
             </w:r>
           </w:p>
         </w:tc>
         <w:tc>
           <w:tcPr>
-            <w:tcW w:type="dxa" w:w="4153"/>
+            <w:tcW w:type="dxa" w:w="2880"/>
           </w:tcPr>
           <w:p>
             <w:r>
-              <w:rPr>
-                <w:rFonts w:ascii="Times New Roman" w:hAnsi="Times New Roman"/>
-                <w:sz w:val="22"/>
-              </w:rPr>
-              <w:t>90-125</w:t>
-            </w:r>
-          </w:p>
-        </w:tc>
-      </w:tr>
-      <w:tr>
-        <w:tc>
-          <w:tcPr>
-            <w:tcW w:type="dxa" w:w="4153"/>
-          </w:tcPr>
-          <w:p>
-            <w:r>
-              <w:rPr>
-                <w:rFonts w:ascii="Times New Roman" w:hAnsi="Times New Roman"/>
-                <w:sz w:val="22"/>
-              </w:rPr>
-              <w:t>Retailer Margin (20%)</w:t>
-            </w:r>
-          </w:p>
-        </w:tc>
-        <w:tc>
-          <w:tcPr>
-            <w:tcW w:type="dxa" w:w="4153"/>
-          </w:tcPr>
-          <w:p>
-            <w:r>
-              <w:rPr>
-                <w:rFonts w:ascii="Times New Roman" w:hAnsi="Times New Roman"/>
-                <w:sz w:val="22"/>
-              </w:rPr>
-              <w:t>195-275</w:t>
-            </w:r>
-          </w:p>
-        </w:tc>
-      </w:tr>
-      <w:tr>
-        <w:tc>
-          <w:tcPr>
-            <w:tcW w:type="dxa" w:w="4153"/>
-          </w:tcPr>
-          <w:p>
-            <w:r>
-              <w:rPr>
-                <w:rFonts w:ascii="Times New Roman" w:hAnsi="Times New Roman"/>
-                <w:sz w:val="22"/>
-              </w:rPr>
-              <w:t>MRP (inclusive of 18% GST)</w:t>
-            </w:r>
-          </w:p>
-        </w:tc>
-        <w:tc>
-          <w:tcPr>
-            <w:tcW w:type="dxa" w:w="4153"/>
-          </w:tcPr>
-          <w:p>
-            <w:r>
-              <w:rPr>
-                <w:rFonts w:ascii="Times New Roman" w:hAnsi="Times New Roman"/>
-                <w:sz w:val="22"/>
-              </w:rPr>
-              <w:t>1,299-1,799</w:t>
+              <w:t>Variable</w:t>
             </w:r>
           </w:p>
         </w:tc>
@@ -2427,58 +2758,73 @@
     <w:p>
       <w:r>
         <w:rPr>
-          <w:rFonts w:ascii="Times New Roman" w:hAnsi="Times New Roman"/>
           <w:b/>
-          <w:sz w:val="28"/>
+          <w:sz w:val="24"/>
         </w:rPr>
-        <w:t>3.5 Revenue Analysis</w:t>
+        <w:t>3.2 Elasticity of Demand Analysis</w:t>
       </w:r>
     </w:p>
     <w:p>
       <w:pPr>
-        <w:spacing w:line="360" w:lineRule="auto"/>
         <w:jc w:val="both"/>
       </w:pPr>
       <w:r>
-        <w:rPr>
-          <w:rFonts w:ascii="Times New Roman" w:hAnsi="Times New Roman"/>
-          <w:sz w:val="24"/>
-        </w:rPr>
-        <w:t>Revenue distribution across the power bank value chain involves multiple stakeholders, with manufacturers capturing the largest absolute value:</w:t>
-        <w:br/>
-        <w:br/>
-        <w:t>Manufacturer Revenue: Manufacturers earn gross margins of 25-40% on ex-factory sales, translating to net margins of 8-15% after operating expenses. For a typical manufacturer selling 100,000 units monthly at Rs. 900 average selling price, monthly revenue approximates Rs. 9 crores with gross profit of Rs. 2.5-3.5 crores.</w:t>
-        <w:br/>
-        <w:br/>
-        <w:t>Total Revenue (TR) and Average Revenue (AR) Analysis:</w:t>
-        <w:br/>
-        <w:t>- TR = Price × Quantity</w:t>
-        <w:br/>
-        <w:t>- AR = TR/Q = Price per unit</w:t>
-        <w:br/>
-        <w:t>Under monopolistic competition, the demand curve (AR curve) slopes downward, indicating that increased sales require price reductions.</w:t>
-        <w:br/>
-        <w:br/>
-        <w:t>Marginal Revenue (MR):</w:t>
-        <w:br/>
-        <w:t>- MR = ΔTR/ΔQ</w:t>
-        <w:br/>
-        <w:t>- MR &lt; AR due to the downward-sloping demand curve</w:t>
-        <w:br/>
-        <w:t>- For PED = -1.2, MR = AR × (1 - 1/1.2) = 0.167 × AR</w:t>
-        <w:br/>
-        <w:t>- Profit maximisation occurs where MR = MC</w:t>
-        <w:br/>
-        <w:br/>
-        <w:t>Revenue by Channel:</w:t>
-        <w:br/>
-        <w:t>- E-commerce (Amazon, Flipkart): 45-50% of total industry revenue</w:t>
-        <w:br/>
-        <w:t>- Modern retail (Croma, Reliance Digital): 20-25%</w:t>
-        <w:br/>
-        <w:t>- Traditional retail &amp; wholesale: 15-20%</w:t>
-        <w:br/>
-        <w:t>- Direct-to-Consumer (brand websites): 8-12%</w:t>
+        <w:t>Price elasticity of demand varies substantially across market segments, creating opportunities for differentiated pricing strategies. The budget segment (below ₹800) exhibits elastic demand with Price Elasticity of Demand (PED) ranging from -1.5 to -1.8, where consumers are highly price-sensitive, readily compare options, and switch between brands based on minor price differences. This segment requires competitive pricing to maintain market share.</w:t>
+      </w:r>
+    </w:p>
+    <w:p>
+      <w:pPr>
+        <w:jc w:val="both"/>
+      </w:pPr>
+      <w:r>
+        <w:t>The mid-range segment (₹800-1,500) demonstrates approximately unit elastic demand with PED of -0.9 to -1.1, indicating balanced sensitivity to both price and non-price factors. Premium segments (₹1,500-2,500) exhibit inelastic demand with PED of -0.6 to -0.8, where brand reputation, design aesthetics, and advanced features override pure price considerations. Ultra-premium segments (above ₹2,500) show highly inelastic demand (PED: -0.4 to -0.6), driven by brand loyalty and feature requirements.</w:t>
+      </w:r>
+    </w:p>
+    <w:p>
+      <w:pPr>
+        <w:jc w:val="both"/>
+      </w:pPr>
+      <w:r>
+        <w:t>Income elasticity analysis reveals power banks function as normal goods across all segments. Income Elasticity of Demand (YED) of +0.95 to +1.15 confirms that demand increases proportionally with income growth, supporting market expansion as India's middle class continues expanding and per capita income rises.</w:t>
+      </w:r>
+    </w:p>
+    <w:p>
+      <w:pPr>
+        <w:jc w:val="center"/>
+      </w:pPr>
+      <w:r>
+        <w:drawing>
+          <wp:inline xmlns:a="http://schemas.openxmlformats.org/drawingml/2006/main" xmlns:pic="http://schemas.openxmlformats.org/drawingml/2006/picture">
+            <wp:extent cx="5029200" cy="2980895"/>
+            <wp:docPr id="4" name="Picture 4"/>
+            <wp:cNvGraphicFramePr>
+              <a:graphicFrameLocks noChangeAspect="1"/>
+            </wp:cNvGraphicFramePr>
+            <a:graphic>
+              <a:graphicData uri="http://schemas.openxmlformats.org/drawingml/2006/picture">
+                <pic:pic>
+                  <pic:nvPicPr>
+                    <pic:cNvPr id="0" name="price_elasticity.png"/>
+                    <pic:cNvPicPr/>
+                  </pic:nvPicPr>
+                  <pic:blipFill>
+                    <a:blip r:embed="rId12"/>
+                    <a:stretch>
+                      <a:fillRect/>
+                    </a:stretch>
+                  </pic:blipFill>
+                  <pic:spPr>
+                    <a:xfrm>
+                      <a:off x="0" y="0"/>
+                      <a:ext cx="5029200" cy="2980895"/>
+                    </a:xfrm>
+                    <a:prstGeom prst="rect"/>
+                  </pic:spPr>
+                </pic:pic>
+              </a:graphicData>
+            </a:graphic>
+          </wp:inline>
+        </w:drawing>
       </w:r>
     </w:p>
     <w:p>
@@ -2487,71 +2833,84 @@
       </w:pPr>
       <w:r>
         <w:rPr>
-          <w:rFonts w:ascii="Times New Roman" w:hAnsi="Times New Roman"/>
+          <w:i/>
+          <w:sz w:val="20"/>
+        </w:rPr>
+        <w:t>Figure 3.2: Price Elasticity Across Power Bank Segments</w:t>
+      </w:r>
+    </w:p>
+    <w:p/>
+    <w:p>
+      <w:r>
+        <w:rPr>
           <w:b/>
-          <w:sz w:val="22"/>
+          <w:sz w:val="20"/>
         </w:rPr>
-        <w:t>Table 4: Revenue Distribution by Value Chain Stakeholder</w:t>
+        <w:t>Table 10: Price Elasticity of Demand by Market Segment</w:t>
       </w:r>
     </w:p>
     <w:tbl>
       <w:tblPr>
         <w:tblStyle w:val="TableGrid"/>
         <w:tblW w:type="auto" w:w="0"/>
-        <w:jc w:val="center"/>
         <w:tblLook w:firstColumn="1" w:firstRow="1" w:lastColumn="0" w:lastRow="0" w:noHBand="0" w:noVBand="1" w:val="04A0"/>
       </w:tblPr>
       <w:tblGrid>
-        <w:gridCol w:w="2769"/>
-        <w:gridCol w:w="2769"/>
-        <w:gridCol w:w="2769"/>
+        <w:gridCol w:w="2160"/>
+        <w:gridCol w:w="2160"/>
+        <w:gridCol w:w="2160"/>
+        <w:gridCol w:w="2160"/>
       </w:tblGrid>
       <w:tr>
         <w:tc>
           <w:tcPr>
-            <w:tcW w:type="dxa" w:w="2769"/>
-            <w:shd w:fill="D9E2F3"/>
+            <w:tcW w:type="dxa" w:w="2160"/>
           </w:tcPr>
           <w:p>
             <w:r>
               <w:rPr>
-                <w:rFonts w:ascii="Times New Roman" w:hAnsi="Times New Roman"/>
                 <w:b/>
-                <w:sz w:val="22"/>
               </w:rPr>
-              <w:t>Stakeholder</w:t>
+              <w:t>Segment</w:t>
             </w:r>
           </w:p>
         </w:tc>
         <w:tc>
           <w:tcPr>
-            <w:tcW w:type="dxa" w:w="2769"/>
-            <w:shd w:fill="D9E2F3"/>
+            <w:tcW w:type="dxa" w:w="2160"/>
           </w:tcPr>
           <w:p>
             <w:r>
               <w:rPr>
-                <w:rFonts w:ascii="Times New Roman" w:hAnsi="Times New Roman"/>
                 <w:b/>
-                <w:sz w:val="22"/>
               </w:rPr>
-              <w:t>Margin Range</w:t>
+              <w:t>Price Range (₹)</w:t>
             </w:r>
           </w:p>
         </w:tc>
         <w:tc>
           <w:tcPr>
-            <w:tcW w:type="dxa" w:w="2769"/>
-            <w:shd w:fill="D9E2F3"/>
+            <w:tcW w:type="dxa" w:w="2160"/>
           </w:tcPr>
           <w:p>
             <w:r>
               <w:rPr>
-                <w:rFonts w:ascii="Times New Roman" w:hAnsi="Times New Roman"/>
                 <w:b/>
-                <w:sz w:val="22"/>
               </w:rPr>
-              <w:t>Share of Consumer Price</w:t>
+              <w:t>PED</w:t>
+            </w:r>
+          </w:p>
+        </w:tc>
+        <w:tc>
+          <w:tcPr>
+            <w:tcW w:type="dxa" w:w="2160"/>
+          </w:tcPr>
+          <w:p>
+            <w:r>
+              <w:rPr>
+                <w:b/>
+              </w:rPr>
+              <w:t>Demand Characteristic</w:t>
             </w:r>
           </w:p>
         </w:tc>
@@ -2559,43 +2918,41 @@
       <w:tr>
         <w:tc>
           <w:tcPr>
-            <w:tcW w:type="dxa" w:w="2769"/>
+            <w:tcW w:type="dxa" w:w="2160"/>
           </w:tcPr>
           <w:p>
             <w:r>
-              <w:rPr>
-                <w:rFonts w:ascii="Times New Roman" w:hAnsi="Times New Roman"/>
-                <w:sz w:val="22"/>
-              </w:rPr>
-              <w:t>Manufacturer</w:t>
+              <w:t>Budget</w:t>
             </w:r>
           </w:p>
         </w:tc>
         <w:tc>
           <w:tcPr>
-            <w:tcW w:type="dxa" w:w="2769"/>
+            <w:tcW w:type="dxa" w:w="2160"/>
           </w:tcPr>
           <w:p>
             <w:r>
-              <w:rPr>
-                <w:rFonts w:ascii="Times New Roman" w:hAnsi="Times New Roman"/>
-                <w:sz w:val="22"/>
-              </w:rPr>
-              <w:t>25-40%</w:t>
+              <w:t>&lt;800</w:t>
             </w:r>
           </w:p>
         </w:tc>
         <w:tc>
           <w:tcPr>
-            <w:tcW w:type="dxa" w:w="2769"/>
+            <w:tcW w:type="dxa" w:w="2160"/>
           </w:tcPr>
           <w:p>
             <w:r>
-              <w:rPr>
-                <w:rFonts w:ascii="Times New Roman" w:hAnsi="Times New Roman"/>
-                <w:sz w:val="22"/>
-              </w:rPr>
-              <w:t>50-58%</w:t>
+              <w:t>-1.5 to -1.8</w:t>
+            </w:r>
+          </w:p>
+        </w:tc>
+        <w:tc>
+          <w:tcPr>
+            <w:tcW w:type="dxa" w:w="2160"/>
+          </w:tcPr>
+          <w:p>
+            <w:r>
+              <w:t>Elastic - Price Sensitive</w:t>
             </w:r>
           </w:p>
         </w:tc>
@@ -2603,43 +2960,41 @@
       <w:tr>
         <w:tc>
           <w:tcPr>
-            <w:tcW w:type="dxa" w:w="2769"/>
+            <w:tcW w:type="dxa" w:w="2160"/>
           </w:tcPr>
           <w:p>
             <w:r>
-              <w:rPr>
-                <w:rFonts w:ascii="Times New Roman" w:hAnsi="Times New Roman"/>
-                <w:sz w:val="22"/>
-              </w:rPr>
-              <w:t>Distributor</w:t>
+              <w:t>Mid-Range</w:t>
             </w:r>
           </w:p>
         </w:tc>
         <w:tc>
           <w:tcPr>
-            <w:tcW w:type="dxa" w:w="2769"/>
+            <w:tcW w:type="dxa" w:w="2160"/>
           </w:tcPr>
           <w:p>
             <w:r>
-              <w:rPr>
-                <w:rFonts w:ascii="Times New Roman" w:hAnsi="Times New Roman"/>
-                <w:sz w:val="22"/>
-              </w:rPr>
-              <w:t>8-12%</w:t>
+              <w:t>800-1,500</w:t>
             </w:r>
           </w:p>
         </w:tc>
         <w:tc>
           <w:tcPr>
-            <w:tcW w:type="dxa" w:w="2769"/>
+            <w:tcW w:type="dxa" w:w="2160"/>
           </w:tcPr>
           <w:p>
             <w:r>
-              <w:rPr>
-                <w:rFonts w:ascii="Times New Roman" w:hAnsi="Times New Roman"/>
-                <w:sz w:val="22"/>
-              </w:rPr>
-              <w:t>6-10%</w:t>
+              <w:t>-0.9 to -1.1</w:t>
+            </w:r>
+          </w:p>
+        </w:tc>
+        <w:tc>
+          <w:tcPr>
+            <w:tcW w:type="dxa" w:w="2160"/>
+          </w:tcPr>
+          <w:p>
+            <w:r>
+              <w:t>Unit Elastic - Balanced</w:t>
             </w:r>
           </w:p>
         </w:tc>
@@ -2647,43 +3002,41 @@
       <w:tr>
         <w:tc>
           <w:tcPr>
-            <w:tcW w:type="dxa" w:w="2769"/>
+            <w:tcW w:type="dxa" w:w="2160"/>
           </w:tcPr>
           <w:p>
             <w:r>
-              <w:rPr>
-                <w:rFonts w:ascii="Times New Roman" w:hAnsi="Times New Roman"/>
-                <w:sz w:val="22"/>
-              </w:rPr>
-              <w:t>Retailer/E-commerce</w:t>
+              <w:t>Premium</w:t>
             </w:r>
           </w:p>
         </w:tc>
         <w:tc>
           <w:tcPr>
-            <w:tcW w:type="dxa" w:w="2769"/>
+            <w:tcW w:type="dxa" w:w="2160"/>
           </w:tcPr>
           <w:p>
             <w:r>
-              <w:rPr>
-                <w:rFonts w:ascii="Times New Roman" w:hAnsi="Times New Roman"/>
-                <w:sz w:val="22"/>
-              </w:rPr>
-              <w:t>15-25%</w:t>
+              <w:t>1,500-2,500</w:t>
             </w:r>
           </w:p>
         </w:tc>
         <w:tc>
           <w:tcPr>
-            <w:tcW w:type="dxa" w:w="2769"/>
+            <w:tcW w:type="dxa" w:w="2160"/>
           </w:tcPr>
           <w:p>
             <w:r>
-              <w:rPr>
-                <w:rFonts w:ascii="Times New Roman" w:hAnsi="Times New Roman"/>
-                <w:sz w:val="22"/>
-              </w:rPr>
-              <w:t>12-18%</w:t>
+              <w:t>-0.6 to -0.8</w:t>
+            </w:r>
+          </w:p>
+        </w:tc>
+        <w:tc>
+          <w:tcPr>
+            <w:tcW w:type="dxa" w:w="2160"/>
+          </w:tcPr>
+          <w:p>
+            <w:r>
+              <w:t>Inelastic - Feature Driven</w:t>
             </w:r>
           </w:p>
         </w:tc>
@@ -2691,87 +3044,41 @@
       <w:tr>
         <w:tc>
           <w:tcPr>
-            <w:tcW w:type="dxa" w:w="2769"/>
+            <w:tcW w:type="dxa" w:w="2160"/>
           </w:tcPr>
           <w:p>
             <w:r>
-              <w:rPr>
-                <w:rFonts w:ascii="Times New Roman" w:hAnsi="Times New Roman"/>
-                <w:sz w:val="22"/>
-              </w:rPr>
-              <w:t>GST (Government)</w:t>
+              <w:t>Ultra-Premium</w:t>
             </w:r>
           </w:p>
         </w:tc>
         <w:tc>
           <w:tcPr>
-            <w:tcW w:type="dxa" w:w="2769"/>
+            <w:tcW w:type="dxa" w:w="2160"/>
           </w:tcPr>
           <w:p>
             <w:r>
-              <w:rPr>
-                <w:rFonts w:ascii="Times New Roman" w:hAnsi="Times New Roman"/>
-                <w:sz w:val="22"/>
-              </w:rPr>
-              <w:t>18%</w:t>
+              <w:t>&gt;2,500</w:t>
             </w:r>
           </w:p>
         </w:tc>
         <w:tc>
           <w:tcPr>
-            <w:tcW w:type="dxa" w:w="2769"/>
+            <w:tcW w:type="dxa" w:w="2160"/>
           </w:tcPr>
           <w:p>
             <w:r>
-              <w:rPr>
-                <w:rFonts w:ascii="Times New Roman" w:hAnsi="Times New Roman"/>
-                <w:sz w:val="22"/>
-              </w:rPr>
-              <w:t>15-16%</w:t>
-            </w:r>
-          </w:p>
-        </w:tc>
-      </w:tr>
-      <w:tr>
-        <w:tc>
-          <w:tcPr>
-            <w:tcW w:type="dxa" w:w="2769"/>
-          </w:tcPr>
-          <w:p>
-            <w:r>
-              <w:rPr>
-                <w:rFonts w:ascii="Times New Roman" w:hAnsi="Times New Roman"/>
-                <w:sz w:val="22"/>
-              </w:rPr>
-              <w:t>Logistics &amp; Platform Fees</w:t>
+              <w:t>-0.4 to -0.6</w:t>
             </w:r>
           </w:p>
         </w:tc>
         <w:tc>
           <w:tcPr>
-            <w:tcW w:type="dxa" w:w="2769"/>
+            <w:tcW w:type="dxa" w:w="2160"/>
           </w:tcPr>
           <w:p>
             <w:r>
-              <w:rPr>
-                <w:rFonts w:ascii="Times New Roman" w:hAnsi="Times New Roman"/>
-                <w:sz w:val="22"/>
-              </w:rPr>
-              <w:t>3-8%</w:t>
-            </w:r>
-          </w:p>
-        </w:tc>
-        <w:tc>
-          <w:tcPr>
-            <w:tcW w:type="dxa" w:w="2769"/>
-          </w:tcPr>
-          <w:p>
-            <w:r>
-              <w:rPr>
-                <w:rFonts w:ascii="Times New Roman" w:hAnsi="Times New Roman"/>
-                <w:sz w:val="22"/>
-              </w:rPr>
-              <w:t>3-6%</w:t>
+              <w:t>Highly Inelastic - Brand Loyal</w:t>
             </w:r>
           </w:p>
         </w:tc>
@@ -2781,68 +3088,714 @@
     <w:p>
       <w:r>
         <w:rPr>
-          <w:rFonts w:ascii="Times New Roman" w:hAnsi="Times New Roman"/>
           <w:b/>
-          <w:sz w:val="28"/>
+          <w:sz w:val="24"/>
         </w:rPr>
-        <w:t>3.6 Selling and Marketing Costs</w:t>
+        <w:t>3.3 Market Structure Analysis</w:t>
       </w:r>
     </w:p>
     <w:p>
       <w:pPr>
-        <w:spacing w:line="360" w:lineRule="auto"/>
         <w:jc w:val="both"/>
       </w:pPr>
       <w:r>
+        <w:t>The Indian power bank market operates under MONOPOLISTIC COMPETITION, characterized by numerous sellers (200+ registered brands and countless unbranded products), significant product differentiation across capacity, charging speed, design, and brand positioning, relatively low barriers to entry with minimum capital requirements of ₹20-30 lakhs, and substantial non-price competition through branding, warranty, and customer service differentiation.</w:t>
+      </w:r>
+    </w:p>
+    <w:p>
+      <w:pPr>
+        <w:jc w:val="both"/>
+      </w:pPr>
+      <w:r>
+        <w:t>Market concentration analysis using the Herfindahl-Hirschman Index (HHI) yields values of 850-1,100, indicating a moderately concentrated market. The top 5 players—MI/Xiaomi, Ambrane, pTron, Syska, and Portronics—control approximately 55% of the market, leaving substantial room for challenger brands and regional players.</w:t>
+      </w:r>
+    </w:p>
+    <w:p>
+      <w:r>
         <w:rPr>
-          <w:rFonts w:ascii="Times New Roman" w:hAnsi="Times New Roman"/>
+          <w:b/>
+          <w:sz w:val="20"/>
+        </w:rPr>
+        <w:t>Table 11: Indian Power Bank Market Share Analysis (2024)</w:t>
+      </w:r>
+    </w:p>
+    <w:tbl>
+      <w:tblPr>
+        <w:tblStyle w:val="TableGrid"/>
+        <w:tblW w:type="auto" w:w="0"/>
+        <w:tblLook w:firstColumn="1" w:firstRow="1" w:lastColumn="0" w:lastRow="0" w:noHBand="0" w:noVBand="1" w:val="04A0"/>
+      </w:tblPr>
+      <w:tblGrid>
+        <w:gridCol w:w="2880"/>
+        <w:gridCol w:w="2880"/>
+        <w:gridCol w:w="2880"/>
+      </w:tblGrid>
+      <w:tr>
+        <w:tc>
+          <w:tcPr>
+            <w:tcW w:type="dxa" w:w="2880"/>
+          </w:tcPr>
+          <w:p>
+            <w:r>
+              <w:rPr>
+                <w:b/>
+              </w:rPr>
+              <w:t>Brand</w:t>
+            </w:r>
+          </w:p>
+        </w:tc>
+        <w:tc>
+          <w:tcPr>
+            <w:tcW w:type="dxa" w:w="2880"/>
+          </w:tcPr>
+          <w:p>
+            <w:r>
+              <w:rPr>
+                <w:b/>
+              </w:rPr>
+              <w:t>Market Share</w:t>
+            </w:r>
+          </w:p>
+        </w:tc>
+        <w:tc>
+          <w:tcPr>
+            <w:tcW w:type="dxa" w:w="2880"/>
+          </w:tcPr>
+          <w:p>
+            <w:r>
+              <w:rPr>
+                <w:b/>
+              </w:rPr>
+              <w:t>Positioning Strategy</w:t>
+            </w:r>
+          </w:p>
+        </w:tc>
+      </w:tr>
+      <w:tr>
+        <w:tc>
+          <w:tcPr>
+            <w:tcW w:type="dxa" w:w="2880"/>
+          </w:tcPr>
+          <w:p>
+            <w:r>
+              <w:t>MI/Xiaomi</w:t>
+            </w:r>
+          </w:p>
+        </w:tc>
+        <w:tc>
+          <w:tcPr>
+            <w:tcW w:type="dxa" w:w="2880"/>
+          </w:tcPr>
+          <w:p>
+            <w:r>
+              <w:t>18-22%</w:t>
+            </w:r>
+          </w:p>
+        </w:tc>
+        <w:tc>
+          <w:tcPr>
+            <w:tcW w:type="dxa" w:w="2880"/>
+          </w:tcPr>
+          <w:p>
+            <w:r>
+              <w:t>Value Leader - Price-Performance Champion</w:t>
+            </w:r>
+          </w:p>
+        </w:tc>
+      </w:tr>
+      <w:tr>
+        <w:tc>
+          <w:tcPr>
+            <w:tcW w:type="dxa" w:w="2880"/>
+          </w:tcPr>
+          <w:p>
+            <w:r>
+              <w:t>Ambrane</w:t>
+            </w:r>
+          </w:p>
+        </w:tc>
+        <w:tc>
+          <w:tcPr>
+            <w:tcW w:type="dxa" w:w="2880"/>
+          </w:tcPr>
+          <w:p>
+            <w:r>
+              <w:t>12-15%</w:t>
+            </w:r>
+          </w:p>
+        </w:tc>
+        <w:tc>
+          <w:tcPr>
+            <w:tcW w:type="dxa" w:w="2880"/>
+          </w:tcPr>
+          <w:p>
+            <w:r>
+              <w:t>Budget Champion - Mass Market Accessibility</w:t>
+            </w:r>
+          </w:p>
+        </w:tc>
+      </w:tr>
+      <w:tr>
+        <w:tc>
+          <w:tcPr>
+            <w:tcW w:type="dxa" w:w="2880"/>
+          </w:tcPr>
+          <w:p>
+            <w:r>
+              <w:t>pTron</w:t>
+            </w:r>
+          </w:p>
+        </w:tc>
+        <w:tc>
+          <w:tcPr>
+            <w:tcW w:type="dxa" w:w="2880"/>
+          </w:tcPr>
+          <w:p>
+            <w:r>
+              <w:t>8-10%</w:t>
+            </w:r>
+          </w:p>
+        </w:tc>
+        <w:tc>
+          <w:tcPr>
+            <w:tcW w:type="dxa" w:w="2880"/>
+          </w:tcPr>
+          <w:p>
+            <w:r>
+              <w:t>Online Specialist - E-commerce Focus</w:t>
+            </w:r>
+          </w:p>
+        </w:tc>
+      </w:tr>
+      <w:tr>
+        <w:tc>
+          <w:tcPr>
+            <w:tcW w:type="dxa" w:w="2880"/>
+          </w:tcPr>
+          <w:p>
+            <w:r>
+              <w:t>Syska</w:t>
+            </w:r>
+          </w:p>
+        </w:tc>
+        <w:tc>
+          <w:tcPr>
+            <w:tcW w:type="dxa" w:w="2880"/>
+          </w:tcPr>
+          <w:p>
+            <w:r>
+              <w:t>7-9%</w:t>
+            </w:r>
+          </w:p>
+        </w:tc>
+        <w:tc>
+          <w:tcPr>
+            <w:tcW w:type="dxa" w:w="2880"/>
+          </w:tcPr>
+          <w:p>
+            <w:r>
+              <w:t>Multi-channel - Wide Distribution Network</w:t>
+            </w:r>
+          </w:p>
+        </w:tc>
+      </w:tr>
+      <w:tr>
+        <w:tc>
+          <w:tcPr>
+            <w:tcW w:type="dxa" w:w="2880"/>
+          </w:tcPr>
+          <w:p>
+            <w:r>
+              <w:t>Portronics</w:t>
+            </w:r>
+          </w:p>
+        </w:tc>
+        <w:tc>
+          <w:tcPr>
+            <w:tcW w:type="dxa" w:w="2880"/>
+          </w:tcPr>
+          <w:p>
+            <w:r>
+              <w:t>6-8%</w:t>
+            </w:r>
+          </w:p>
+        </w:tc>
+        <w:tc>
+          <w:tcPr>
+            <w:tcW w:type="dxa" w:w="2880"/>
+          </w:tcPr>
+          <w:p>
+            <w:r>
+              <w:t>Innovation Focus - Feature Leadership</w:t>
+            </w:r>
+          </w:p>
+        </w:tc>
+      </w:tr>
+      <w:tr>
+        <w:tc>
+          <w:tcPr>
+            <w:tcW w:type="dxa" w:w="2880"/>
+          </w:tcPr>
+          <w:p>
+            <w:r>
+              <w:t>Others</w:t>
+            </w:r>
+          </w:p>
+        </w:tc>
+        <w:tc>
+          <w:tcPr>
+            <w:tcW w:type="dxa" w:w="2880"/>
+          </w:tcPr>
+          <w:p>
+            <w:r>
+              <w:t>40-45%</w:t>
+            </w:r>
+          </w:p>
+        </w:tc>
+        <w:tc>
+          <w:tcPr>
+            <w:tcW w:type="dxa" w:w="2880"/>
+          </w:tcPr>
+          <w:p>
+            <w:r>
+              <w:t>Fragmented - Niche and Regional Players</w:t>
+            </w:r>
+          </w:p>
+        </w:tc>
+      </w:tr>
+    </w:tbl>
+    <w:p/>
+    <w:p>
+      <w:r>
+        <w:rPr>
+          <w:b/>
           <w:sz w:val="24"/>
         </w:rPr>
-        <w:t>Selling costs constitute a significant component of total costs in the monopolistically competitive power bank market, as firms attempt to differentiate products and build brand preference:</w:t>
-        <w:br/>
-        <w:br/>
-        <w:t>Advertising and Promotion (8-15% of revenue):</w:t>
-        <w:br/>
-        <w:t>- Digital advertising (Google Ads, Facebook/Instagram): Rs. 5-15 per click, Rs. 100-300 per conversion</w:t>
-        <w:br/>
-        <w:t>- Influencer marketing: Rs. 50,000-5,00,000 per campaign depending on influencer reach</w:t>
-        <w:br/>
-        <w:t>- Television commercials: Rs. 2-10 lakhs per 30-second slot on major channels</w:t>
-        <w:br/>
-        <w:t>- Social media content creation: Rs. 1-3 lakhs monthly</w:t>
-        <w:br/>
-        <w:br/>
-        <w:t>E-commerce Platform Costs (10-20% of selling price):</w:t>
-        <w:br/>
-        <w:t>- Amazon commission: 5-15% depending on category</w:t>
-        <w:br/>
-        <w:t>- Flipkart commission: 4-12%</w:t>
-        <w:br/>
-        <w:t>- Fulfillment charges (FBA/FBF): Rs. 30-80 per unit</w:t>
-        <w:br/>
-        <w:t>- Sponsored product advertising: Rs. 3-10 per click, 5-15% ACoS target</w:t>
-        <w:br/>
-        <w:br/>
-        <w:t>Distribution and Trade Marketing (8-12% of MRP):</w:t>
-        <w:br/>
-        <w:t>- Distributor margins: 8-12%</w:t>
-        <w:br/>
-        <w:t>- Retailer margins: 15-25%</w:t>
-        <w:br/>
-        <w:t>- Point-of-sale displays: Rs. 5,000-20,000 per retail outlet</w:t>
-        <w:br/>
-        <w:t>- Demo units and sampling: Rs. 500-1,000 per store</w:t>
-        <w:br/>
-        <w:br/>
-        <w:t>Packaging and Branding (Rs. 40-100 per unit):</w:t>
-        <w:br/>
-        <w:t>- Premium packaging design and materials</w:t>
-        <w:br/>
-        <w:t>- Instructional materials and warranty cards</w:t>
-        <w:br/>
-        <w:t>- Branded cables and accessories</w:t>
-        <w:br/>
-        <w:t>This investment enhances perceived value and supports premium pricing strategies.</w:t>
+        <w:t>3.4 Revenue and Channel Analysis</w:t>
+      </w:r>
+    </w:p>
+    <w:p>
+      <w:pPr>
+        <w:jc w:val="both"/>
+      </w:pPr>
+      <w:r>
+        <w:t>Revenue analysis across distribution channels reveals evolving patterns driven by digital transformation. E-commerce platforms dominate with 42% revenue share, propelled by price transparency, convenience, customer reviews, and aggressive promotional strategies during sale events. Retail chains capture 28% share, while wholesale/distributors hold 18%. The emerging D2C (Direct-to-Consumer) channel accounts for 8% but offers highest manufacturer margins (35-45%), making it a strategic priority for brands seeking margin improvement.</w:t>
+      </w:r>
+    </w:p>
+    <w:p>
+      <w:pPr>
+        <w:jc w:val="both"/>
+      </w:pPr>
+      <w:r>
+        <w:t>Marketing and selling costs consume 15-25% of revenue across digital advertising (performance marketing, influencer campaigns), trade margins (channel incentives), and BTL activities (in-store promotions, demonstrations). Customer acquisition costs have risen significantly as competition intensifies.</w:t>
+      </w:r>
+    </w:p>
+    <w:p>
+      <w:pPr>
+        <w:jc w:val="center"/>
+      </w:pPr>
+      <w:r>
+        <w:drawing>
+          <wp:inline xmlns:a="http://schemas.openxmlformats.org/drawingml/2006/main" xmlns:pic="http://schemas.openxmlformats.org/drawingml/2006/picture">
+            <wp:extent cx="5029200" cy="4581668"/>
+            <wp:docPr id="5" name="Picture 5"/>
+            <wp:cNvGraphicFramePr>
+              <a:graphicFrameLocks noChangeAspect="1"/>
+            </wp:cNvGraphicFramePr>
+            <a:graphic>
+              <a:graphicData uri="http://schemas.openxmlformats.org/drawingml/2006/picture">
+                <pic:pic>
+                  <pic:nvPicPr>
+                    <pic:cNvPr id="0" name="revenue_distribution.png"/>
+                    <pic:cNvPicPr/>
+                  </pic:nvPicPr>
+                  <pic:blipFill>
+                    <a:blip r:embed="rId13"/>
+                    <a:stretch>
+                      <a:fillRect/>
+                    </a:stretch>
+                  </pic:blipFill>
+                  <pic:spPr>
+                    <a:xfrm>
+                      <a:off x="0" y="0"/>
+                      <a:ext cx="5029200" cy="4581668"/>
+                    </a:xfrm>
+                    <a:prstGeom prst="rect"/>
+                  </pic:spPr>
+                </pic:pic>
+              </a:graphicData>
+            </a:graphic>
+          </wp:inline>
+        </w:drawing>
+      </w:r>
+    </w:p>
+    <w:p>
+      <w:pPr>
+        <w:jc w:val="center"/>
+      </w:pPr>
+      <w:r>
+        <w:rPr>
+          <w:i/>
+          <w:sz w:val="20"/>
+        </w:rPr>
+        <w:t>Figure 3.3: Revenue Distribution by Sales Channel</w:t>
+      </w:r>
+    </w:p>
+    <w:p/>
+    <w:p>
+      <w:r>
+        <w:br w:type="page"/>
+      </w:r>
+    </w:p>
+    <w:p>
+      <w:r>
+        <w:rPr>
+          <w:b/>
+          <w:sz w:val="28"/>
+        </w:rPr>
+        <w:t>4. SUGGESTIONS FOR IMPROVING PRODUCTION AND DELIVERY EFFICIENCY</w:t>
+      </w:r>
+    </w:p>
+    <w:p>
+      <w:pPr>
+        <w:jc w:val="both"/>
+      </w:pPr>
+      <w:r>
+        <w:t>Based on the comprehensive microeconomic analysis of production economics, cost structures, and market dynamics, the following strategic recommendations are proposed to enhance operational efficiency and profitability for power bank manufacturers:</w:t>
+      </w:r>
+    </w:p>
+    <w:p>
+      <w:pPr>
+        <w:jc w:val="both"/>
+      </w:pPr>
+      <w:r>
+        <w:t>D2C Channel Development offers the fastest payback period of 8-12 months with investment of Rs. 20-80 lakhs, potentially improving margins by 20-30% by eliminating intermediary costs and building direct customer relationships. Implementation involves building e-commerce capabilities, investing in digital marketing, and developing fulfillment infrastructure.</w:t>
+      </w:r>
+    </w:p>
+    <w:p>
+      <w:pPr>
+        <w:jc w:val="both"/>
+      </w:pPr>
+      <w:r>
+        <w:t>Just-in-Time Inventory Systems with investment of Rs. 50-150 lakhs can reduce working capital requirements by 15-20% while improving cash flow efficiency. This requires supplier coordination, demand forecasting capabilities, and logistics optimization.</w:t>
+      </w:r>
+    </w:p>
+    <w:p>
+      <w:pPr>
+        <w:jc w:val="both"/>
+      </w:pPr>
+      <w:r>
+        <w:t>Quality Control System investments of Rs. 15-25 lakhs can improve defect rates from typical 3% to best-in-class 0.8%, reducing warranty costs, minimizing returns, and enhancing brand reputation for long-term customer loyalty.</w:t>
+      </w:r>
+    </w:p>
+    <w:p>
+      <w:pPr>
+        <w:jc w:val="both"/>
+      </w:pPr>
+      <w:r>
+        <w:t>Production Scale-up to achieve minimum efficient scale of 100,000+ units monthly delivers 15-20% unit cost reduction through economies of scale, improved supplier negotiations, and automated production processes.</w:t>
+      </w:r>
+    </w:p>
+    <w:p>
+      <w:r>
+        <w:rPr>
+          <w:b/>
+          <w:sz w:val="20"/>
+        </w:rPr>
+        <w:t>Table 12: Strategic Recommendations with Expected Impact</w:t>
+      </w:r>
+    </w:p>
+    <w:tbl>
+      <w:tblPr>
+        <w:tblStyle w:val="TableGrid"/>
+        <w:tblW w:type="auto" w:w="0"/>
+        <w:tblLook w:firstColumn="1" w:firstRow="1" w:lastColumn="0" w:lastRow="0" w:noHBand="0" w:noVBand="1" w:val="04A0"/>
+      </w:tblPr>
+      <w:tblGrid>
+        <w:gridCol w:w="2160"/>
+        <w:gridCol w:w="2160"/>
+        <w:gridCol w:w="2160"/>
+        <w:gridCol w:w="2160"/>
+      </w:tblGrid>
+      <w:tr>
+        <w:tc>
+          <w:tcPr>
+            <w:tcW w:type="dxa" w:w="2160"/>
+          </w:tcPr>
+          <w:p>
+            <w:r>
+              <w:rPr>
+                <w:b/>
+              </w:rPr>
+              <w:t>Strategy</w:t>
+            </w:r>
+          </w:p>
+        </w:tc>
+        <w:tc>
+          <w:tcPr>
+            <w:tcW w:type="dxa" w:w="2160"/>
+          </w:tcPr>
+          <w:p>
+            <w:r>
+              <w:rPr>
+                <w:b/>
+              </w:rPr>
+              <w:t>Investment (₹)</w:t>
+            </w:r>
+          </w:p>
+        </w:tc>
+        <w:tc>
+          <w:tcPr>
+            <w:tcW w:type="dxa" w:w="2160"/>
+          </w:tcPr>
+          <w:p>
+            <w:r>
+              <w:rPr>
+                <w:b/>
+              </w:rPr>
+              <w:t>Payback Period</w:t>
+            </w:r>
+          </w:p>
+        </w:tc>
+        <w:tc>
+          <w:tcPr>
+            <w:tcW w:type="dxa" w:w="2160"/>
+          </w:tcPr>
+          <w:p>
+            <w:r>
+              <w:rPr>
+                <w:b/>
+              </w:rPr>
+              <w:t>Expected Impact</w:t>
+            </w:r>
+          </w:p>
+        </w:tc>
+      </w:tr>
+      <w:tr>
+        <w:tc>
+          <w:tcPr>
+            <w:tcW w:type="dxa" w:w="2160"/>
+          </w:tcPr>
+          <w:p>
+            <w:r>
+              <w:t>D2C Channel Development</w:t>
+            </w:r>
+          </w:p>
+        </w:tc>
+        <w:tc>
+          <w:tcPr>
+            <w:tcW w:type="dxa" w:w="2160"/>
+          </w:tcPr>
+          <w:p>
+            <w:r>
+              <w:t>20-80 lakhs</w:t>
+            </w:r>
+          </w:p>
+        </w:tc>
+        <w:tc>
+          <w:tcPr>
+            <w:tcW w:type="dxa" w:w="2160"/>
+          </w:tcPr>
+          <w:p>
+            <w:r>
+              <w:t>8-12 months</w:t>
+            </w:r>
+          </w:p>
+        </w:tc>
+        <w:tc>
+          <w:tcPr>
+            <w:tcW w:type="dxa" w:w="2160"/>
+          </w:tcPr>
+          <w:p>
+            <w:r>
+              <w:t>20-30% margin improvement</w:t>
+            </w:r>
+          </w:p>
+        </w:tc>
+      </w:tr>
+      <w:tr>
+        <w:tc>
+          <w:tcPr>
+            <w:tcW w:type="dxa" w:w="2160"/>
+          </w:tcPr>
+          <w:p>
+            <w:r>
+              <w:t>JIT Inventory Systems</w:t>
+            </w:r>
+          </w:p>
+        </w:tc>
+        <w:tc>
+          <w:tcPr>
+            <w:tcW w:type="dxa" w:w="2160"/>
+          </w:tcPr>
+          <w:p>
+            <w:r>
+              <w:t>50-150 lakhs</w:t>
+            </w:r>
+          </w:p>
+        </w:tc>
+        <w:tc>
+          <w:tcPr>
+            <w:tcW w:type="dxa" w:w="2160"/>
+          </w:tcPr>
+          <w:p>
+            <w:r>
+              <w:t>12-18 months</w:t>
+            </w:r>
+          </w:p>
+        </w:tc>
+        <w:tc>
+          <w:tcPr>
+            <w:tcW w:type="dxa" w:w="2160"/>
+          </w:tcPr>
+          <w:p>
+            <w:r>
+              <w:t>15-20% working capital reduction</w:t>
+            </w:r>
+          </w:p>
+        </w:tc>
+      </w:tr>
+      <w:tr>
+        <w:tc>
+          <w:tcPr>
+            <w:tcW w:type="dxa" w:w="2160"/>
+          </w:tcPr>
+          <w:p>
+            <w:r>
+              <w:t>Quality Control Enhancement</w:t>
+            </w:r>
+          </w:p>
+        </w:tc>
+        <w:tc>
+          <w:tcPr>
+            <w:tcW w:type="dxa" w:w="2160"/>
+          </w:tcPr>
+          <w:p>
+            <w:r>
+              <w:t>15-25 lakhs</w:t>
+            </w:r>
+          </w:p>
+        </w:tc>
+        <w:tc>
+          <w:tcPr>
+            <w:tcW w:type="dxa" w:w="2160"/>
+          </w:tcPr>
+          <w:p>
+            <w:r>
+              <w:t>6-8 months</w:t>
+            </w:r>
+          </w:p>
+        </w:tc>
+        <w:tc>
+          <w:tcPr>
+            <w:tcW w:type="dxa" w:w="2160"/>
+          </w:tcPr>
+          <w:p>
+            <w:r>
+              <w:t>Defect rate: 3% → 0.8%</w:t>
+            </w:r>
+          </w:p>
+        </w:tc>
+      </w:tr>
+      <w:tr>
+        <w:tc>
+          <w:tcPr>
+            <w:tcW w:type="dxa" w:w="2160"/>
+          </w:tcPr>
+          <w:p>
+            <w:r>
+              <w:t>Production Scale-up</w:t>
+            </w:r>
+          </w:p>
+        </w:tc>
+        <w:tc>
+          <w:tcPr>
+            <w:tcW w:type="dxa" w:w="2160"/>
+          </w:tcPr>
+          <w:p>
+            <w:r>
+              <w:t>2-5 crores</w:t>
+            </w:r>
+          </w:p>
+        </w:tc>
+        <w:tc>
+          <w:tcPr>
+            <w:tcW w:type="dxa" w:w="2160"/>
+          </w:tcPr>
+          <w:p>
+            <w:r>
+              <w:t>18-24 months</w:t>
+            </w:r>
+          </w:p>
+        </w:tc>
+        <w:tc>
+          <w:tcPr>
+            <w:tcW w:type="dxa" w:w="2160"/>
+          </w:tcPr>
+          <w:p>
+            <w:r>
+              <w:t>15-20% unit cost reduction</w:t>
+            </w:r>
+          </w:p>
+        </w:tc>
+      </w:tr>
+    </w:tbl>
+    <w:p/>
+    <w:p>
+      <w:r>
+        <w:rPr>
+          <w:b/>
+          <w:sz w:val="28"/>
+        </w:rPr>
+        <w:t>5. KEY LEARNINGS</w:t>
+      </w:r>
+    </w:p>
+    <w:p>
+      <w:pPr>
+        <w:jc w:val="both"/>
+      </w:pPr>
+      <w:r>
+        <w:t>This comprehensive microeconomic analysis of the power bank industry reveals several key learnings applicable to consumer electronics manufacturing and marketing:</w:t>
+      </w:r>
+    </w:p>
+    <w:p>
+      <w:pPr>
+        <w:jc w:val="both"/>
+      </w:pPr>
+      <w:r>
+        <w:t>1. Variable Cost Dominance: With 85-90% of total costs being variable and dominated by imported components, volume growth directly impacts profitability through improved supplier negotiations and production economies of scale. This cost structure favors aggressive market share strategies.</w:t>
+      </w:r>
+    </w:p>
+    <w:p>
+      <w:pPr>
+        <w:jc w:val="both"/>
+      </w:pPr>
+      <w:r>
+        <w:t>2. Significant Economies of Scale: The 31% reduction in Average Total Cost between 10,000 and 200,000 units monthly production emphasizes the critical importance of achieving minimum efficient scale for sustainable competitive positioning in this industry.</w:t>
+      </w:r>
+    </w:p>
+    <w:p>
+      <w:pPr>
+        <w:jc w:val="both"/>
+      </w:pPr>
+      <w:r>
+        <w:t>3. Segment-Specific Elasticity Enables Differentiated Pricing: The substantial variation from elastic demand in budget segments (PED: -1.8) to inelastic demand in premium segments (PED: -0.5) enables sophisticated multi-tier pricing strategies targeting different consumer segments with appropriate value propositions.</w:t>
+      </w:r>
+    </w:p>
+    <w:p>
+      <w:pPr>
+        <w:jc w:val="both"/>
+      </w:pPr>
+      <w:r>
+        <w:t>4. Normal Good Classification Supports Market Growth: Income elasticity of +0.95 to +1.15 confirms power banks as normal goods, ensuring demand growth alongside India's rising income levels, expanding middle class, and increasing discretionary spending power.</w:t>
+      </w:r>
+    </w:p>
+    <w:p>
+      <w:pPr>
+        <w:jc w:val="both"/>
+      </w:pPr>
+      <w:r>
+        <w:t>5. Monopolistic Competition Rewards Differentiation: The combination of low barriers to entry, significant product differentiation opportunities, and substantial non-price competition creates sustainable competitive advantage pathways through brand building, innovation leadership, and quality excellence rather than pure price competition.</w:t>
       </w:r>
     </w:p>
     <w:p>
@@ -2853,96 +3806,6 @@
     <w:p>
       <w:r>
         <w:rPr>
-          <w:rFonts w:ascii="Times New Roman" w:hAnsi="Times New Roman"/>
-          <w:b/>
-          <w:sz w:val="28"/>
-        </w:rPr>
-        <w:t>4. SUGGESTIONS FOR IMPROVING PRODUCTION AND DELIVERY EFFICIENCY</w:t>
-      </w:r>
-    </w:p>
-    <w:p>
-      <w:pPr>
-        <w:spacing w:line="360" w:lineRule="auto"/>
-        <w:jc w:val="both"/>
-      </w:pPr>
-      <w:r>
-        <w:rPr>
-          <w:rFonts w:ascii="Times New Roman" w:hAnsi="Times New Roman"/>
-          <w:sz w:val="24"/>
-        </w:rPr>
-        <w:t>Based on the microeconomic analysis of the power bank industry, the following economically sound suggestions can enhance production efficiency, reduce costs, and improve market delivery:</w:t>
-        <w:br/>
-        <w:br/>
-        <w:t>1. Domestic Battery Cell Manufacturing: The most significant cost reduction opportunity lies in establishing domestic lithium-ion cell manufacturing under the PLI scheme for Advanced Chemistry Cells (Rs. 18,100 crore allocation). Currently, 70-80% of cells are imported from China, exposing manufacturers to currency fluctuations (USD/INR volatility of 5-8% annually) and supply chain disruptions. Backward integration into cell production could reduce raw material costs by 15-25% and improve supply security.</w:t>
-        <w:br/>
-        <w:br/>
-        <w:t>2. Supply Chain Optimisation through Technology: Implementing just-in-time (JIT) inventory management with real-time demand forecasting using AI/ML algorithms can reduce working capital requirements by 20-30%. Establishing vendor-managed inventory (VMI) arrangements with key component suppliers reduces stock-out risks and warehousing costs by 10-15%.</w:t>
-        <w:br/>
-        <w:br/>
-        <w:t>3. Direct-to-Consumer (D2C) Channel Development: Developing robust D2C e-commerce capabilities through brand websites eliminates distributor (8-12%) and retailer margins (15-25%), potentially reducing consumer prices by 20-30% while maintaining or improving manufacturer profitability. This requires investment in digital marketing (customer acquisition cost of Rs. 150-300), order management systems, and last-mile logistics partnerships.</w:t>
-        <w:br/>
-        <w:br/>
-        <w:t>4. Economies of Scale through Consolidation: Achieving production volumes of 100,000+ units monthly can reduce average costs by 15-20% through bulk procurement advantages, spread of fixed costs, and improved negotiating power with suppliers. Strategic partnerships or contract manufacturing arrangements with larger ODMs can achieve similar benefits without proportional capital investment.</w:t>
-        <w:br/>
-        <w:br/>
-        <w:t>5. Sustainable Manufacturing Practices: Adopting recycled ABS plastic (10-15% cheaper than virgin material), implementing energy-efficient LED lighting and solar panels in factories (reducing electricity costs by 20-30%), and establishing proactive battery recycling programmes addresses Battery Waste Management Rules compliance while reducing long-term operational costs and enhancing brand image among environmentally conscious consumers.</w:t>
-        <w:br/>
-        <w:br/>
-        <w:t>6. Quality-Driven Cost Reduction: Investing in automated quality control systems (AOI, computerised battery testing) can reduce defect rates from industry average of 2-3% to below 0.5%, significantly reducing warranty claims, returns processing costs, and reputation damage. The initial investment of Rs. 15-25 lakhs typically achieves payback within 12-18 months.</w:t>
-      </w:r>
-    </w:p>
-    <w:p>
-      <w:r>
-        <w:br w:type="page"/>
-      </w:r>
-    </w:p>
-    <w:p>
-      <w:r>
-        <w:rPr>
-          <w:rFonts w:ascii="Times New Roman" w:hAnsi="Times New Roman"/>
-          <w:b/>
-          <w:sz w:val="28"/>
-        </w:rPr>
-        <w:t>5. LESSONS LEARNED</w:t>
-      </w:r>
-    </w:p>
-    <w:p>
-      <w:pPr>
-        <w:spacing w:line="360" w:lineRule="auto"/>
-        <w:jc w:val="both"/>
-      </w:pPr>
-      <w:r>
-        <w:rPr>
-          <w:rFonts w:ascii="Times New Roman" w:hAnsi="Times New Roman"/>
-          <w:sz w:val="24"/>
-        </w:rPr>
-        <w:t>Through this comprehensive microeconomic analysis of the power bank industry, I have gained valuable insights into the practical application of economic theories and concepts:</w:t>
-        <w:br/>
-        <w:br/>
-        <w:t>1. Understanding Cost Structure and Pricing Dynamics: I learned that the cost structure of a product fundamentally determines pricing flexibility and market positioning. The power bank industry's high variable cost ratio (raw materials comprising 55-65% of total costs) limits pricing power and necessitates volume-based strategies to achieve profitability. The detailed breakdown of costs from battery cells ($2.50-4.00) to packaging ($0.50-1.00) demonstrated how each component contributes to the final price consumers pay. This reinforced my understanding of how fixed and variable costs interact to determine average cost behaviour and optimal production scales.</w:t>
-        <w:br/>
-        <w:br/>
-        <w:t>2. Elasticity as a Strategic Decision-Making Tool: I discovered that demand elasticity varies significantly across market segments and directly influences pricing strategy. The price elasticity values of -0.8 to -1.2 across different segments explained why premium brands can maintain higher prices while budget brands must compete aggressively on price. The income elasticity of +0.95 to +1.15 confirmed power banks as normal goods with near-unitary income sensitivity. This practical application of elasticity concepts demonstrated how theoretical constructs guide real-world pricing decisions and revenue optimisation.</w:t>
-        <w:br/>
-        <w:br/>
-        <w:t>3. Market Structure and Competitive Dynamics: I observed how monopolistic competition shapes industry dynamics - numerous competitors (Xiaomi 18-22%, Anker 12-15%, and many others), product differentiation through features and branding, and non-price competition through advertising and innovation coexist despite low entry barriers. This analysis clarified why firms invest heavily in branding and marketing (8-15% of revenue) rather than engaging purely in price competition, validating Chamberlin's theory of monopolistic competition and the role of selling costs.</w:t>
-        <w:br/>
-        <w:br/>
-        <w:t>4. Supply Chain Economics and Value Distribution: I recognised that supply chain efficiency significantly impacts final product pricing and competitive positioning. The multi-tier distribution system introduces cumulative margins (8-12% distributor, 15-25% retailer) that substantially inflate consumer prices beyond manufacturing costs. Understanding that manufacturers capture 50-58% of consumer price while intermediaries and government (GST) share the remainder highlighted the economic rationale for direct-to-consumer models and vertical integration strategies.</w:t>
-        <w:br/>
-        <w:br/>
-        <w:t>5. Government Policy as Market Shaper: I understood how regulatory interventions (18% GST, BIS IS 17018:2018 certification, Battery Waste Management Rules 2022) create both challenges and opportunities. Compliance costs increase production expenses by 4-8%, but regulations also create entry barriers that benefit established players and ensure product quality standards that build consumer confidence. The PLI scheme's Rs. 18,100 crore allocation for battery manufacturing illustrated how industrial policy shapes competitive advantages and long-term market structure.</w:t>
-      </w:r>
-    </w:p>
-    <w:p>
-      <w:r>
-        <w:br w:type="page"/>
-      </w:r>
-    </w:p>
-    <w:p>
-      <w:r>
-        <w:rPr>
-          <w:rFonts w:ascii="Times New Roman" w:hAnsi="Times New Roman"/>
           <w:b/>
           <w:sz w:val="28"/>
         </w:rPr>
@@ -2951,69 +3814,92 @@
     </w:p>
     <w:p>
       <w:pPr>
-        <w:spacing w:line="360" w:lineRule="auto"/>
-        <w:jc w:val="both"/>
+        <w:spacing w:after="80"/>
       </w:pPr>
       <w:r>
-        <w:rPr>
-          <w:rFonts w:ascii="Times New Roman" w:hAnsi="Times New Roman"/>
-          <w:sz w:val="24"/>
-        </w:rPr>
-        <w:t>1. Grand View Research (2024). Power Bank Market Size, Share &amp; Trends Analysis Report.</w:t>
-        <w:br/>
-        <w:br/>
-        <w:t>2. Mordor Intelligence (2024). India Power Bank Market - Growth, Trends, and Forecasts.</w:t>
-        <w:br/>
-        <w:br/>
+        <w:t>1. Grand View Research (2024). Power Bank Market Size, Share &amp; Trends Analysis Report, 2024-2030.</w:t>
+      </w:r>
+    </w:p>
+    <w:p>
+      <w:pPr>
+        <w:spacing w:after="80"/>
+      </w:pPr>
+      <w:r>
+        <w:t>2. Mordor Intelligence (2024). India Power Bank Market - Growth, Trends, and Forecasts (2024-2033).</w:t>
+      </w:r>
+    </w:p>
+    <w:p>
+      <w:pPr>
+        <w:spacing w:after="80"/>
+      </w:pPr>
+      <w:r>
         <w:t>3. Bureau of Indian Standards. IS 17018:2018 - Specification for Portable Secondary Lithium Cells and Batteries.</w:t>
-        <w:br/>
-        <w:br/>
-        <w:t>4. Central Board of Indirect Taxes and Customs. GST Rate Schedule for Electronic Products.</w:t>
-        <w:br/>
-        <w:br/>
+      </w:r>
+    </w:p>
+    <w:p>
+      <w:pPr>
+        <w:spacing w:after="80"/>
+      </w:pPr>
+      <w:r>
+        <w:t>4. Central Board of Indirect Taxes and Customs. GST Rate Schedule for Electronic Products - HSN 8507.</w:t>
+      </w:r>
+    </w:p>
+    <w:p>
+      <w:pPr>
+        <w:spacing w:after="80"/>
+      </w:pPr>
+      <w:r>
         <w:t>5. Ministry of Environment, Forest and Climate Change. Battery Waste Management Rules, 2022.</w:t>
-        <w:br/>
-        <w:br/>
+      </w:r>
+    </w:p>
+    <w:p>
+      <w:pPr>
+        <w:spacing w:after="80"/>
+      </w:pPr>
+      <w:r>
         <w:t>6. Ministry of Heavy Industries. Production Linked Incentive Scheme for Advanced Chemistry Cell Battery Storage.</w:t>
-        <w:br/>
-        <w:br/>
-        <w:t>7. Statista (2024). Smartphone Users in India 2024-2028.</w:t>
-        <w:br/>
-        <w:br/>
-        <w:t>8. IBEF (2024). Indian Electronics Industry Report.</w:t>
-        <w:br/>
-        <w:br/>
-        <w:t>9. International Energy Agency (2024). Global EV Outlook - Battery Technology Trends.</w:t>
-        <w:br/>
-        <w:br/>
-        <w:t>10. Research reports from Counterpoint Research, IDC, and Canalys on Indian smartphone and accessories market.</w:t>
+      </w:r>
+    </w:p>
+    <w:p>
+      <w:pPr>
+        <w:spacing w:after="80"/>
+      </w:pPr>
+      <w:r>
+        <w:t>7. Statista (2024). Smartphone Users in India 2024-2028: Market Report.</w:t>
+      </w:r>
+    </w:p>
+    <w:p>
+      <w:pPr>
+        <w:spacing w:after="80"/>
+      </w:pPr>
+      <w:r>
+        <w:t>8. India Brand Equity Foundation (2024). Indian Electronics Industry Report.</w:t>
+      </w:r>
+    </w:p>
+    <w:p>
+      <w:pPr>
+        <w:spacing w:after="80"/>
+      </w:pPr>
+      <w:r>
+        <w:t>9. Counterpoint Research (2024). India Smartphone Accessories Market Report Q3 2024.</w:t>
+      </w:r>
+    </w:p>
+    <w:p>
+      <w:pPr>
+        <w:spacing w:after="80"/>
+      </w:pPr>
+      <w:r>
+        <w:t>10. BloombergNEF (2024). Lithium-Ion Battery Price Survey 2024.</w:t>
       </w:r>
     </w:p>
     <w:sectPr>
-      <w:footerReference w:type="default" r:id="rId9"/>
-      <w:pgSz w:w="11906" w:h="16838"/>
-      <w:pgMar w:top="1440" w:right="1440" w:bottom="1440" w:left="2160" w:header="720" w:footer="720" w:gutter="0"/>
+      <w:pgSz w:w="12240" w:h="15840"/>
+      <w:pgMar w:top="1440" w:right="1800" w:bottom="1440" w:left="1800" w:header="720" w:footer="720" w:gutter="0"/>
       <w:cols w:space="720"/>
       <w:docGrid w:linePitch="360"/>
     </w:sectPr>
   </w:body>
 </w:document>
-</file>
-
-<file path=word/footer1.xml><?xml version="1.0" encoding="utf-8"?>
-<w:ftr xmlns:m="http://schemas.openxmlformats.org/officeDocument/2006/math" xmlns:mc="http://schemas.openxmlformats.org/markup-compatibility/2006" xmlns:mo="http://schemas.microsoft.com/office/mac/office/2008/main" xmlns:mv="urn:schemas-microsoft-com:mac:vml" xmlns:o="urn:schemas-microsoft-com:office:office" xmlns:r="http://schemas.openxmlformats.org/officeDocument/2006/relationships" xmlns:v="urn:schemas-microsoft-com:vml" xmlns:w10="urn:schemas-microsoft-com:office:word" xmlns:w14="http://schemas.microsoft.com/office/word/2010/wordml" xmlns:w="http://schemas.openxmlformats.org/wordprocessingml/2006/main" xmlns:wne="http://schemas.microsoft.com/office/word/2006/wordml" xmlns:wp14="http://schemas.microsoft.com/office/word/2010/wordprocessingDrawing" xmlns:wp="http://schemas.openxmlformats.org/drawingml/2006/wordprocessingDrawing" xmlns:wpc="http://schemas.microsoft.com/office/word/2010/wordprocessingCanvas" xmlns:wpg="http://schemas.microsoft.com/office/word/2010/wordprocessingGroup" xmlns:wpi="http://schemas.microsoft.com/office/word/2010/wordprocessingInk" xmlns:wps="http://schemas.microsoft.com/office/word/2010/wordprocessingShape" mc:Ignorable="w14 wp14">
-  <w:p>
-    <w:pPr>
-      <w:pStyle w:val="Footer"/>
-      <w:jc w:val="center"/>
-    </w:pPr>
-    <w:r>
-      <w:fldChar w:fldCharType="begin"/>
-      <w:instrText>PAGE</w:instrText>
-      <w:fldChar w:fldCharType="end"/>
-    </w:r>
-  </w:p>
-</w:ftr>
 </file>
 
 <file path=word/numbering.xml><?xml version="1.0" encoding="utf-8"?>
